--- a/units/u2-turtle-graphics/u2-turtle-test-a-key-he.docx
+++ b/units/u2-turtle-graphics/u2-turtle-test-a-key-he.docx
@@ -31,7 +31,7 @@
       <w:r>
         <w:rPr>
           <w:rFonts w:ascii="Arial" w:cs="Arial" w:eastAsia="Arial" w:hAnsi="Arial"/>
-          <w:color w:val="C00000"/>
+          <w:color w:val="000000"/>
           <w:sz w:val="22"/>
           <w:szCs w:val="22"/>
           <w:rtl/>
@@ -52,7 +52,7 @@
           <w:rFonts w:ascii="Arial" w:cs="Arial" w:eastAsia="Arial" w:hAnsi="Arial"/>
           <w:b/>
           <w:bCs/>
-          <w:color w:val="1F4E79"/>
+          <w:color w:val="000000"/>
           <w:sz w:val="28"/>
           <w:szCs w:val="28"/>
           <w:rtl/>
@@ -94,7 +94,7 @@
               <w:bottom w:val="single" w:color="BBBBBB" w:sz="4"/>
               <w:right w:val="single" w:color="BBBBBB" w:sz="4"/>
             </w:tcBorders>
-            <w:shd w:fill="DCE6F1" w:color="auto" w:val="clear"/>
+            <w:shd w:fill="D9D9D9" w:color="auto" w:val="clear"/>
             <w:tcMar>
               <w:top w:type="dxa" w:w="50"/>
               <w:left w:type="dxa" w:w="80"/>
@@ -130,7 +130,7 @@
               <w:bottom w:val="single" w:color="BBBBBB" w:sz="4"/>
               <w:right w:val="single" w:color="BBBBBB" w:sz="4"/>
             </w:tcBorders>
-            <w:shd w:fill="DCE6F1" w:color="auto" w:val="clear"/>
+            <w:shd w:fill="D9D9D9" w:color="auto" w:val="clear"/>
             <w:tcMar>
               <w:top w:type="dxa" w:w="50"/>
               <w:left w:type="dxa" w:w="80"/>
@@ -166,7 +166,7 @@
               <w:bottom w:val="single" w:color="BBBBBB" w:sz="4"/>
               <w:right w:val="single" w:color="BBBBBB" w:sz="4"/>
             </w:tcBorders>
-            <w:shd w:fill="DCE6F1" w:color="auto" w:val="clear"/>
+            <w:shd w:fill="D9D9D9" w:color="auto" w:val="clear"/>
             <w:tcMar>
               <w:top w:type="dxa" w:w="50"/>
               <w:left w:type="dxa" w:w="80"/>
@@ -202,7 +202,7 @@
               <w:bottom w:val="single" w:color="BBBBBB" w:sz="4"/>
               <w:right w:val="single" w:color="BBBBBB" w:sz="4"/>
             </w:tcBorders>
-            <w:shd w:fill="DCE6F1" w:color="auto" w:val="clear"/>
+            <w:shd w:fill="D9D9D9" w:color="auto" w:val="clear"/>
             <w:tcMar>
               <w:top w:type="dxa" w:w="50"/>
               <w:left w:type="dxa" w:w="80"/>
@@ -238,7 +238,7 @@
               <w:bottom w:val="single" w:color="BBBBBB" w:sz="4"/>
               <w:right w:val="single" w:color="BBBBBB" w:sz="4"/>
             </w:tcBorders>
-            <w:shd w:fill="DCE6F1" w:color="auto" w:val="clear"/>
+            <w:shd w:fill="D9D9D9" w:color="auto" w:val="clear"/>
             <w:tcMar>
               <w:top w:type="dxa" w:w="50"/>
               <w:left w:type="dxa" w:w="80"/>
@@ -274,7 +274,7 @@
               <w:bottom w:val="single" w:color="BBBBBB" w:sz="4"/>
               <w:right w:val="single" w:color="BBBBBB" w:sz="4"/>
             </w:tcBorders>
-            <w:shd w:fill="DCE6F1" w:color="auto" w:val="clear"/>
+            <w:shd w:fill="D9D9D9" w:color="auto" w:val="clear"/>
             <w:tcMar>
               <w:top w:type="dxa" w:w="50"/>
               <w:left w:type="dxa" w:w="80"/>
@@ -906,7 +906,7 @@
                 <w:szCs w:val="19"/>
                 <w:rtl/>
               </w:rPr>
-              <w:t xml:space="preserve">10</w:t>
+              <w:t xml:space="preserve">11</w:t>
             </w:r>
           </w:p>
         </w:tc>
@@ -1109,7 +1109,7 @@
                 <w:szCs w:val="19"/>
                 <w:rtl/>
               </w:rPr>
-              <w:t xml:space="preserve">11</w:t>
+              <w:t xml:space="preserve">12</w:t>
             </w:r>
           </w:p>
         </w:tc>
@@ -1700,7 +1700,7 @@
                 <w:szCs w:val="19"/>
                 <w:rtl/>
               </w:rPr>
-              <w:t xml:space="preserve">60</w:t>
+              <w:t xml:space="preserve">62</w:t>
             </w:r>
           </w:p>
         </w:tc>
@@ -1788,7 +1788,7 @@
           <w:rFonts w:ascii="Arial" w:cs="Arial" w:eastAsia="Arial" w:hAnsi="Arial"/>
           <w:b/>
           <w:bCs/>
-          <w:color w:val="1F4E79"/>
+          <w:color w:val="000000"/>
           <w:sz w:val="26"/>
           <w:szCs w:val="26"/>
           <w:rtl/>
@@ -1828,7 +1828,7 @@
               <w:bottom w:val="single" w:color="BBBBBB" w:sz="4"/>
               <w:right w:val="single" w:color="BBBBBB" w:sz="4"/>
             </w:tcBorders>
-            <w:shd w:fill="DCE6F1" w:color="auto" w:val="clear"/>
+            <w:shd w:fill="D9D9D9" w:color="auto" w:val="clear"/>
             <w:tcMar>
               <w:top w:type="dxa" w:w="50"/>
               <w:left w:type="dxa" w:w="80"/>
@@ -1864,7 +1864,7 @@
               <w:bottom w:val="single" w:color="BBBBBB" w:sz="4"/>
               <w:right w:val="single" w:color="BBBBBB" w:sz="4"/>
             </w:tcBorders>
-            <w:shd w:fill="DCE6F1" w:color="auto" w:val="clear"/>
+            <w:shd w:fill="D9D9D9" w:color="auto" w:val="clear"/>
             <w:tcMar>
               <w:top w:type="dxa" w:w="50"/>
               <w:left w:type="dxa" w:w="80"/>
@@ -1900,7 +1900,7 @@
               <w:bottom w:val="single" w:color="BBBBBB" w:sz="4"/>
               <w:right w:val="single" w:color="BBBBBB" w:sz="4"/>
             </w:tcBorders>
-            <w:shd w:fill="DCE6F1" w:color="auto" w:val="clear"/>
+            <w:shd w:fill="D9D9D9" w:color="auto" w:val="clear"/>
             <w:tcMar>
               <w:top w:type="dxa" w:w="50"/>
               <w:left w:type="dxa" w:w="80"/>
@@ -1936,7 +1936,7 @@
               <w:bottom w:val="single" w:color="BBBBBB" w:sz="4"/>
               <w:right w:val="single" w:color="BBBBBB" w:sz="4"/>
             </w:tcBorders>
-            <w:shd w:fill="DCE6F1" w:color="auto" w:val="clear"/>
+            <w:shd w:fill="D9D9D9" w:color="auto" w:val="clear"/>
             <w:tcMar>
               <w:top w:type="dxa" w:w="50"/>
               <w:left w:type="dxa" w:w="80"/>
@@ -2068,17 +2068,18 @@
           </w:p>
           <w:p>
             <w:pPr>
-              <w:bidi w:val="false"/>
-              <w:spacing w:after="0"/>
-              <w:jc w:val="left"/>
-            </w:pPr>
-            <w:r>
-              <w:rPr>
-                <w:rFonts w:ascii="Consolas" w:cs="Consolas" w:eastAsia="Consolas" w:hAnsi="Consolas"/>
-                <w:sz w:val="18"/>
-                <w:szCs w:val="18"/>
-              </w:rPr>
-              <w:t xml:space="preserve">turtle.forward(100)</w:t>
+              <w:bidi/>
+              <w:spacing w:after="0"/>
+              <w:jc w:val="start"/>
+            </w:pPr>
+            <w:r>
+              <w:rPr>
+                <w:rFonts w:ascii="Arial" w:cs="Arial" w:eastAsia="Arial" w:hAnsi="Arial"/>
+                <w:sz w:val="19"/>
+                <w:szCs w:val="19"/>
+                <w:rtl/>
+              </w:rPr>
+              <w:t xml:space="preserve">לא, הקו מצויר ימינה. הפנייה מתבצעת אחרי שהקו כבר צויר, והיא רק משנה לאן הצב פונה מעכשיו</w:t>
             </w:r>
           </w:p>
         </w:tc>
@@ -2111,7 +2112,7 @@
                 <w:szCs w:val="19"/>
                 <w:rtl/>
               </w:rPr>
-              <w:t xml:space="preserve">Forward באות גדולה אינה קיימת. מספר במרכאות הוא טקסט. בלי סוגריים זו שגיאת תחביר.</w:t>
+              <w:t xml:space="preserve">הפקודות מתבצעות לפי הסדר. forward(100) צייר קו ימינה, ורק אחר כך left(90) סובבה את הצב למעלה. הקו לא משתנה.</w:t>
             </w:r>
           </w:p>
         </w:tc>
@@ -2589,7 +2590,7 @@
           <w:rFonts w:ascii="Arial" w:cs="Arial" w:eastAsia="Arial" w:hAnsi="Arial"/>
           <w:b/>
           <w:bCs/>
-          <w:color w:val="1F4E79"/>
+          <w:color w:val="000000"/>
           <w:sz w:val="26"/>
           <w:szCs w:val="26"/>
           <w:rtl/>
@@ -2629,7 +2630,7 @@
               <w:bottom w:val="single" w:color="BBBBBB" w:sz="4"/>
               <w:right w:val="single" w:color="BBBBBB" w:sz="4"/>
             </w:tcBorders>
-            <w:shd w:fill="DCE6F1" w:color="auto" w:val="clear"/>
+            <w:shd w:fill="D9D9D9" w:color="auto" w:val="clear"/>
             <w:tcMar>
               <w:top w:type="dxa" w:w="50"/>
               <w:left w:type="dxa" w:w="80"/>
@@ -2665,7 +2666,7 @@
               <w:bottom w:val="single" w:color="BBBBBB" w:sz="4"/>
               <w:right w:val="single" w:color="BBBBBB" w:sz="4"/>
             </w:tcBorders>
-            <w:shd w:fill="DCE6F1" w:color="auto" w:val="clear"/>
+            <w:shd w:fill="D9D9D9" w:color="auto" w:val="clear"/>
             <w:tcMar>
               <w:top w:type="dxa" w:w="50"/>
               <w:left w:type="dxa" w:w="80"/>
@@ -2701,7 +2702,7 @@
               <w:bottom w:val="single" w:color="BBBBBB" w:sz="4"/>
               <w:right w:val="single" w:color="BBBBBB" w:sz="4"/>
             </w:tcBorders>
-            <w:shd w:fill="DCE6F1" w:color="auto" w:val="clear"/>
+            <w:shd w:fill="D9D9D9" w:color="auto" w:val="clear"/>
             <w:tcMar>
               <w:top w:type="dxa" w:w="50"/>
               <w:left w:type="dxa" w:w="80"/>
@@ -2737,7 +2738,7 @@
               <w:bottom w:val="single" w:color="BBBBBB" w:sz="4"/>
               <w:right w:val="single" w:color="BBBBBB" w:sz="4"/>
             </w:tcBorders>
-            <w:shd w:fill="DCE6F1" w:color="auto" w:val="clear"/>
+            <w:shd w:fill="D9D9D9" w:color="auto" w:val="clear"/>
             <w:tcMar>
               <w:top w:type="dxa" w:w="50"/>
               <w:left w:type="dxa" w:w="80"/>
@@ -3391,7 +3392,7 @@
           <w:rFonts w:ascii="Arial" w:cs="Arial" w:eastAsia="Arial" w:hAnsi="Arial"/>
           <w:b/>
           <w:bCs/>
-          <w:color w:val="1F4E79"/>
+          <w:color w:val="000000"/>
           <w:sz w:val="26"/>
           <w:szCs w:val="26"/>
           <w:rtl/>
@@ -3431,7 +3432,7 @@
               <w:bottom w:val="single" w:color="BBBBBB" w:sz="4"/>
               <w:right w:val="single" w:color="BBBBBB" w:sz="4"/>
             </w:tcBorders>
-            <w:shd w:fill="DCE6F1" w:color="auto" w:val="clear"/>
+            <w:shd w:fill="D9D9D9" w:color="auto" w:val="clear"/>
             <w:tcMar>
               <w:top w:type="dxa" w:w="50"/>
               <w:left w:type="dxa" w:w="80"/>
@@ -3467,7 +3468,7 @@
               <w:bottom w:val="single" w:color="BBBBBB" w:sz="4"/>
               <w:right w:val="single" w:color="BBBBBB" w:sz="4"/>
             </w:tcBorders>
-            <w:shd w:fill="DCE6F1" w:color="auto" w:val="clear"/>
+            <w:shd w:fill="D9D9D9" w:color="auto" w:val="clear"/>
             <w:tcMar>
               <w:top w:type="dxa" w:w="50"/>
               <w:left w:type="dxa" w:w="80"/>
@@ -3503,7 +3504,7 @@
               <w:bottom w:val="single" w:color="BBBBBB" w:sz="4"/>
               <w:right w:val="single" w:color="BBBBBB" w:sz="4"/>
             </w:tcBorders>
-            <w:shd w:fill="DCE6F1" w:color="auto" w:val="clear"/>
+            <w:shd w:fill="D9D9D9" w:color="auto" w:val="clear"/>
             <w:tcMar>
               <w:top w:type="dxa" w:w="50"/>
               <w:left w:type="dxa" w:w="80"/>
@@ -3539,7 +3540,7 @@
               <w:bottom w:val="single" w:color="BBBBBB" w:sz="4"/>
               <w:right w:val="single" w:color="BBBBBB" w:sz="4"/>
             </w:tcBorders>
-            <w:shd w:fill="DCE6F1" w:color="auto" w:val="clear"/>
+            <w:shd w:fill="D9D9D9" w:color="auto" w:val="clear"/>
             <w:tcMar>
               <w:top w:type="dxa" w:w="50"/>
               <w:left w:type="dxa" w:w="80"/>
@@ -3669,6 +3670,22 @@
               <w:t xml:space="preserve">שמאלה</w:t>
             </w:r>
           </w:p>
+          <w:p>
+            <w:pPr>
+              <w:bidi/>
+              <w:spacing w:after="0"/>
+              <w:jc w:val="start"/>
+            </w:pPr>
+            <w:r>
+              <w:rPr>
+                <w:rFonts w:ascii="Arial" w:cs="Arial" w:eastAsia="Arial" w:hAnsi="Arial"/>
+                <w:sz w:val="19"/>
+                <w:szCs w:val="19"/>
+                <w:rtl/>
+              </w:rPr>
+              <w:t xml:space="preserve">ציור: קו של 2 משבצות ימינה, קו של 2 משבצות למעלה, קו של 2 משבצות שמאלה. החץ בסוף פונה שמאלה.</w:t>
+            </w:r>
+          </w:p>
         </w:tc>
         <w:tc>
           <w:tcPr>
@@ -3699,7 +3716,39 @@
                 <w:szCs w:val="19"/>
                 <w:rtl/>
               </w:rPr>
-              <w:t xml:space="preserve">• תשובה: שמאלה (ללא נימוק מספיק) (4)</w:t>
+              <w:t xml:space="preserve">• כיוון סופי: שמאלה (2)</w:t>
+            </w:r>
+          </w:p>
+          <w:p>
+            <w:pPr>
+              <w:bidi/>
+              <w:spacing w:after="0"/>
+              <w:jc w:val="start"/>
+            </w:pPr>
+            <w:r>
+              <w:rPr>
+                <w:rFonts w:ascii="Arial" w:cs="Arial" w:eastAsia="Arial" w:hAnsi="Arial"/>
+                <w:sz w:val="19"/>
+                <w:szCs w:val="19"/>
+                <w:rtl/>
+              </w:rPr>
+              <w:t xml:space="preserve">• שלושה קווים נכונים בציור (2 ימינה, 2 למעלה, 2 שמאלה) (1)</w:t>
+            </w:r>
+          </w:p>
+          <w:p>
+            <w:pPr>
+              <w:bidi/>
+              <w:spacing w:after="0"/>
+              <w:jc w:val="start"/>
+            </w:pPr>
+            <w:r>
+              <w:rPr>
+                <w:rFonts w:ascii="Arial" w:cs="Arial" w:eastAsia="Arial" w:hAnsi="Arial"/>
+                <w:sz w:val="19"/>
+                <w:szCs w:val="19"/>
+                <w:rtl/>
+              </w:rPr>
+              <w:t xml:space="preserve">• חץ בסוף פונה שמאלה (1)</w:t>
             </w:r>
           </w:p>
           <w:p>
@@ -3822,6 +3871,22 @@
               <w:t xml:space="preserve">שני קווים, כל אחד באורך 60, עם רווח של 40 ביניהם. בסוף הצב במרחק 160 מנקודת ההתחלה.</w:t>
             </w:r>
           </w:p>
+          <w:p>
+            <w:pPr>
+              <w:bidi/>
+              <w:spacing w:after="0"/>
+              <w:jc w:val="start"/>
+            </w:pPr>
+            <w:r>
+              <w:rPr>
+                <w:rFonts w:ascii="Arial" w:cs="Arial" w:eastAsia="Arial" w:hAnsi="Arial"/>
+                <w:sz w:val="19"/>
+                <w:szCs w:val="19"/>
+                <w:rtl/>
+              </w:rPr>
+              <w:t xml:space="preserve">ציור: קו של 3 משבצות, רווח של 2 משבצות, וקו של 3 משבצות. החץ בסוף פונה ימינה.</w:t>
+            </w:r>
+          </w:p>
         </w:tc>
         <w:tc>
           <w:tcPr>
@@ -3852,7 +3917,7 @@
                 <w:szCs w:val="19"/>
                 <w:rtl/>
               </w:rPr>
-              <w:t xml:space="preserve">• שני קווים (2)</w:t>
+              <w:t xml:space="preserve">• שני קווים (1)</w:t>
             </w:r>
           </w:p>
           <w:p>
@@ -3868,7 +3933,7 @@
                 <w:szCs w:val="19"/>
                 <w:rtl/>
               </w:rPr>
-              <w:t xml:space="preserve">• אורך כל קו 60 (2)</w:t>
+              <w:t xml:space="preserve">• אורך כל קו 60 (1)</w:t>
             </w:r>
           </w:p>
           <w:p>
@@ -3885,6 +3950,22 @@
                 <w:rtl/>
               </w:rPr>
               <w:t xml:space="preserve">• מרחק 160 מנקודת ההתחלה (60 + 40 + 60) (2)</w:t>
+            </w:r>
+          </w:p>
+          <w:p>
+            <w:pPr>
+              <w:bidi/>
+              <w:spacing w:after="0"/>
+              <w:jc w:val="start"/>
+            </w:pPr>
+            <w:r>
+              <w:rPr>
+                <w:rFonts w:ascii="Arial" w:cs="Arial" w:eastAsia="Arial" w:hAnsi="Arial"/>
+                <w:sz w:val="19"/>
+                <w:szCs w:val="19"/>
+                <w:rtl/>
+              </w:rPr>
+              <w:t xml:space="preserve">• בציור: שני קווים של 3 משבצות עם רווח של 2 משבצות (2)</w:t>
             </w:r>
           </w:p>
           <w:p>
@@ -4005,6 +4086,22 @@
                 <w:rtl/>
               </w:rPr>
               <w:t xml:space="preserve">קו של 2 משבצות ימינה, קו של משבצת אחת למטה, קו של 2 משבצות שמאלה (חזרה מתחת לנקודת ההתחלה). החץ פונה שמאלה.</w:t>
+            </w:r>
+          </w:p>
+          <w:p>
+            <w:pPr>
+              <w:bidi/>
+              <w:spacing w:after="0"/>
+              <w:jc w:val="start"/>
+            </w:pPr>
+            <w:r>
+              <w:rPr>
+                <w:rFonts w:ascii="Arial" w:cs="Arial" w:eastAsia="Arial" w:hAnsi="Arial"/>
+                <w:sz w:val="19"/>
+                <w:szCs w:val="19"/>
+                <w:rtl/>
+              </w:rPr>
+              <w:t xml:space="preserve">ציור: קו של 2 משבצות ימינה, קו של משבצת אחת למטה, קו של 2 משבצות שמאלה. החץ בסוף פונה שמאלה.</w:t>
             </w:r>
           </w:p>
         </w:tc>
@@ -4120,7 +4217,7 @@
           <w:rFonts w:ascii="Arial" w:cs="Arial" w:eastAsia="Arial" w:hAnsi="Arial"/>
           <w:b/>
           <w:bCs/>
-          <w:color w:val="1F4E79"/>
+          <w:color w:val="000000"/>
           <w:sz w:val="26"/>
           <w:szCs w:val="26"/>
           <w:rtl/>
@@ -4160,7 +4257,7 @@
               <w:bottom w:val="single" w:color="BBBBBB" w:sz="4"/>
               <w:right w:val="single" w:color="BBBBBB" w:sz="4"/>
             </w:tcBorders>
-            <w:shd w:fill="DCE6F1" w:color="auto" w:val="clear"/>
+            <w:shd w:fill="D9D9D9" w:color="auto" w:val="clear"/>
             <w:tcMar>
               <w:top w:type="dxa" w:w="50"/>
               <w:left w:type="dxa" w:w="80"/>
@@ -4196,7 +4293,7 @@
               <w:bottom w:val="single" w:color="BBBBBB" w:sz="4"/>
               <w:right w:val="single" w:color="BBBBBB" w:sz="4"/>
             </w:tcBorders>
-            <w:shd w:fill="DCE6F1" w:color="auto" w:val="clear"/>
+            <w:shd w:fill="D9D9D9" w:color="auto" w:val="clear"/>
             <w:tcMar>
               <w:top w:type="dxa" w:w="50"/>
               <w:left w:type="dxa" w:w="80"/>
@@ -4232,7 +4329,7 @@
               <w:bottom w:val="single" w:color="BBBBBB" w:sz="4"/>
               <w:right w:val="single" w:color="BBBBBB" w:sz="4"/>
             </w:tcBorders>
-            <w:shd w:fill="DCE6F1" w:color="auto" w:val="clear"/>
+            <w:shd w:fill="D9D9D9" w:color="auto" w:val="clear"/>
             <w:tcMar>
               <w:top w:type="dxa" w:w="50"/>
               <w:left w:type="dxa" w:w="80"/>
@@ -4268,7 +4365,7 @@
               <w:bottom w:val="single" w:color="BBBBBB" w:sz="4"/>
               <w:right w:val="single" w:color="BBBBBB" w:sz="4"/>
             </w:tcBorders>
-            <w:shd w:fill="DCE6F1" w:color="auto" w:val="clear"/>
+            <w:shd w:fill="D9D9D9" w:color="auto" w:val="clear"/>
             <w:tcMar>
               <w:top w:type="dxa" w:w="50"/>
               <w:left w:type="dxa" w:w="80"/>
@@ -4585,6 +4682,22 @@
               <w:t xml:space="preserve"> בין שני ה-forward האחרונים. בלעדיה הצלע האחרונה נמשכת על הצלע השלישית (קו באורך 200) והצורה נשארת פתוחה.</w:t>
             </w:r>
           </w:p>
+          <w:p>
+            <w:pPr>
+              <w:bidi/>
+              <w:spacing w:after="0"/>
+              <w:jc w:val="start"/>
+            </w:pPr>
+            <w:r>
+              <w:rPr>
+                <w:rFonts w:ascii="Arial" w:cs="Arial" w:eastAsia="Arial" w:hAnsi="Arial"/>
+                <w:sz w:val="19"/>
+                <w:szCs w:val="19"/>
+                <w:rtl/>
+              </w:rPr>
+              <w:t xml:space="preserve">ציור: קו של 2 משבצות ימינה, קו של 2 משבצות למעלה, ואז קו אחד ארוך של 4 משבצות שמאלה.</w:t>
+            </w:r>
+          </w:p>
         </w:tc>
         <w:tc>
           <w:tcPr>
@@ -4615,7 +4728,7 @@
                 <w:szCs w:val="19"/>
                 <w:rtl/>
               </w:rPr>
-              <w:t xml:space="preserve">• מזהה שחסרה פנייה (3)</w:t>
+              <w:t xml:space="preserve">• מזהה שחסרה פנייה (2)</w:t>
             </w:r>
           </w:p>
           <w:p>
@@ -4631,7 +4744,7 @@
                 <w:szCs w:val="19"/>
                 <w:rtl/>
               </w:rPr>
-              <w:t xml:space="preserve">• מציין את המקום: לפני ה-forward האחרון (בין שני האחרונים) (2)</w:t>
+              <w:t xml:space="preserve">• מציין את המקום: לפני ה-forward האחרון (בין שני האחרונים) (1)</w:t>
             </w:r>
           </w:p>
           <w:p>
@@ -4648,6 +4761,22 @@
                 <w:rtl/>
               </w:rPr>
               <w:t xml:space="preserve">• מסביר מה קורה: שתי צלעות נמשכות בקו ישר אחד (1)</w:t>
+            </w:r>
+          </w:p>
+          <w:p>
+            <w:pPr>
+              <w:bidi/>
+              <w:spacing w:after="0"/>
+              <w:jc w:val="start"/>
+            </w:pPr>
+            <w:r>
+              <w:rPr>
+                <w:rFonts w:ascii="Arial" w:cs="Arial" w:eastAsia="Arial" w:hAnsi="Arial"/>
+                <w:sz w:val="19"/>
+                <w:szCs w:val="19"/>
+                <w:rtl/>
+              </w:rPr>
+              <w:t xml:space="preserve">• בציור: 2 ימינה, 2 למעלה, ואז קו של 4 משבצות שמאלה (2)</w:t>
             </w:r>
           </w:p>
           <w:p>
@@ -4867,7 +4996,7 @@
           <w:rFonts w:ascii="Arial" w:cs="Arial" w:eastAsia="Arial" w:hAnsi="Arial"/>
           <w:b/>
           <w:bCs/>
-          <w:color w:val="1F4E79"/>
+          <w:color w:val="000000"/>
           <w:sz w:val="26"/>
           <w:szCs w:val="26"/>
           <w:rtl/>
@@ -4907,7 +5036,7 @@
               <w:bottom w:val="single" w:color="BBBBBB" w:sz="4"/>
               <w:right w:val="single" w:color="BBBBBB" w:sz="4"/>
             </w:tcBorders>
-            <w:shd w:fill="DCE6F1" w:color="auto" w:val="clear"/>
+            <w:shd w:fill="D9D9D9" w:color="auto" w:val="clear"/>
             <w:tcMar>
               <w:top w:type="dxa" w:w="50"/>
               <w:left w:type="dxa" w:w="80"/>
@@ -4943,7 +5072,7 @@
               <w:bottom w:val="single" w:color="BBBBBB" w:sz="4"/>
               <w:right w:val="single" w:color="BBBBBB" w:sz="4"/>
             </w:tcBorders>
-            <w:shd w:fill="DCE6F1" w:color="auto" w:val="clear"/>
+            <w:shd w:fill="D9D9D9" w:color="auto" w:val="clear"/>
             <w:tcMar>
               <w:top w:type="dxa" w:w="50"/>
               <w:left w:type="dxa" w:w="80"/>
@@ -4979,7 +5108,7 @@
               <w:bottom w:val="single" w:color="BBBBBB" w:sz="4"/>
               <w:right w:val="single" w:color="BBBBBB" w:sz="4"/>
             </w:tcBorders>
-            <w:shd w:fill="DCE6F1" w:color="auto" w:val="clear"/>
+            <w:shd w:fill="D9D9D9" w:color="auto" w:val="clear"/>
             <w:tcMar>
               <w:top w:type="dxa" w:w="50"/>
               <w:left w:type="dxa" w:w="80"/>
@@ -5015,7 +5144,7 @@
               <w:bottom w:val="single" w:color="BBBBBB" w:sz="4"/>
               <w:right w:val="single" w:color="BBBBBB" w:sz="4"/>
             </w:tcBorders>
-            <w:shd w:fill="DCE6F1" w:color="auto" w:val="clear"/>
+            <w:shd w:fill="D9D9D9" w:color="auto" w:val="clear"/>
             <w:tcMar>
               <w:top w:type="dxa" w:w="50"/>
               <w:left w:type="dxa" w:w="80"/>
@@ -5821,7 +5950,7 @@
           <w:rFonts w:ascii="Arial" w:cs="Arial" w:eastAsia="Arial" w:hAnsi="Arial"/>
           <w:b/>
           <w:bCs/>
-          <w:color w:val="1F4E79"/>
+          <w:color w:val="000000"/>
           <w:sz w:val="26"/>
           <w:szCs w:val="26"/>
           <w:rtl/>
@@ -5861,7 +5990,7 @@
               <w:bottom w:val="single" w:color="BBBBBB" w:sz="4"/>
               <w:right w:val="single" w:color="BBBBBB" w:sz="4"/>
             </w:tcBorders>
-            <w:shd w:fill="DCE6F1" w:color="auto" w:val="clear"/>
+            <w:shd w:fill="D9D9D9" w:color="auto" w:val="clear"/>
             <w:tcMar>
               <w:top w:type="dxa" w:w="50"/>
               <w:left w:type="dxa" w:w="80"/>
@@ -5897,7 +6026,7 @@
               <w:bottom w:val="single" w:color="BBBBBB" w:sz="4"/>
               <w:right w:val="single" w:color="BBBBBB" w:sz="4"/>
             </w:tcBorders>
-            <w:shd w:fill="DCE6F1" w:color="auto" w:val="clear"/>
+            <w:shd w:fill="D9D9D9" w:color="auto" w:val="clear"/>
             <w:tcMar>
               <w:top w:type="dxa" w:w="50"/>
               <w:left w:type="dxa" w:w="80"/>
@@ -5933,7 +6062,7 @@
               <w:bottom w:val="single" w:color="BBBBBB" w:sz="4"/>
               <w:right w:val="single" w:color="BBBBBB" w:sz="4"/>
             </w:tcBorders>
-            <w:shd w:fill="DCE6F1" w:color="auto" w:val="clear"/>
+            <w:shd w:fill="D9D9D9" w:color="auto" w:val="clear"/>
             <w:tcMar>
               <w:top w:type="dxa" w:w="50"/>
               <w:left w:type="dxa" w:w="80"/>
@@ -5969,7 +6098,7 @@
               <w:bottom w:val="single" w:color="BBBBBB" w:sz="4"/>
               <w:right w:val="single" w:color="BBBBBB" w:sz="4"/>
             </w:tcBorders>
-            <w:shd w:fill="DCE6F1" w:color="auto" w:val="clear"/>
+            <w:shd w:fill="D9D9D9" w:color="auto" w:val="clear"/>
             <w:tcMar>
               <w:top w:type="dxa" w:w="50"/>
               <w:left w:type="dxa" w:w="80"/>
@@ -6838,7 +6967,4795 @@
           <w:rFonts w:ascii="Arial" w:cs="Arial" w:eastAsia="Arial" w:hAnsi="Arial"/>
           <w:b/>
           <w:bCs/>
-          <w:color w:val="1F4E79"/>
+          <w:color w:val="000000"/>
+          <w:sz w:val="28"/>
+          <w:szCs w:val="28"/>
+          <w:rtl/>
+        </w:rPr>
+        <w:t xml:space="preserve">ציורים לדוגמה: סעיפים עם רשת</w:t>
+      </w:r>
+    </w:p>
+    <w:p>
+      <w:pPr>
+        <w:keepLines/>
+        <w:bidi/>
+        <w:spacing w:after="80" w:before="0"/>
+        <w:jc w:val="start"/>
+      </w:pPr>
+      <w:r>
+        <w:rPr>
+          <w:rFonts w:ascii="Arial" w:cs="Arial" w:eastAsia="Arial" w:hAnsi="Arial"/>
+          <w:sz w:val="22"/>
+          <w:szCs w:val="22"/>
+          <w:rtl/>
+        </w:rPr>
+        <w:t xml:space="preserve">משבצות אפורות = מה שמצויר. ● = נקודת ההתחלה. החץ הגדול = היכן הצב עומד ולאן הוא פונה בסוף.</w:t>
+      </w:r>
+    </w:p>
+    <w:tbl>
+      <w:tblPr>
+        <w:bidiVisual/>
+        <w:tblW w:type="dxa" w:w="9400"/>
+        <w:tblBorders>
+          <w:top w:val="single" w:color="auto" w:sz="4"/>
+          <w:left w:val="single" w:color="auto" w:sz="4"/>
+          <w:bottom w:val="single" w:color="auto" w:sz="4"/>
+          <w:right w:val="single" w:color="auto" w:sz="4"/>
+          <w:insideH w:val="single" w:color="auto" w:sz="4"/>
+          <w:insideV w:val="single" w:color="auto" w:sz="4"/>
+        </w:tblBorders>
+      </w:tblPr>
+      <w:tblGrid>
+        <w:gridCol w:w="4700"/>
+        <w:gridCol w:w="4700"/>
+      </w:tblGrid>
+      <w:tr>
+        <w:trPr>
+          <w:cantSplit/>
+        </w:trPr>
+        <w:tc>
+          <w:tcPr>
+            <w:tcW w:type="dxa" w:w="4700"/>
+            <w:tcBorders>
+              <w:top w:val="none" w:color="FFFFFF" w:sz="0"/>
+              <w:left w:val="none" w:color="FFFFFF" w:sz="0"/>
+              <w:bottom w:val="none" w:color="FFFFFF" w:sz="0"/>
+              <w:right w:val="none" w:color="FFFFFF" w:sz="0"/>
+            </w:tcBorders>
+            <w:tcMar>
+              <w:bottom w:type="dxa" w:w="160"/>
+            </w:tcMar>
+          </w:tcPr>
+          <w:p>
+            <w:pPr>
+              <w:keepNext/>
+              <w:keepLines/>
+              <w:bidi/>
+              <w:spacing w:after="40" w:before="0"/>
+              <w:jc w:val="start"/>
+            </w:pPr>
+            <w:r>
+              <w:rPr>
+                <w:rFonts w:ascii="Arial" w:cs="Arial" w:eastAsia="Arial" w:hAnsi="Arial"/>
+                <w:b/>
+                <w:bCs/>
+                <w:sz w:val="20"/>
+                <w:szCs w:val="20"/>
+                <w:rtl/>
+              </w:rPr>
+              <w:t xml:space="preserve">שאלה 3א  ·  משבצת = 50 צעדים</w:t>
+            </w:r>
+          </w:p>
+          <w:tbl>
+            <w:tblPr>
+              <w:bidiVisual/>
+              <w:tblW w:type="dxa" w:w="2280"/>
+              <w:jc w:val="left"/>
+              <w:tblInd w:type="dxa" w:w="0"/>
+              <w:tblBorders>
+                <w:top w:val="single" w:color="auto" w:sz="4"/>
+                <w:left w:val="single" w:color="auto" w:sz="4"/>
+                <w:bottom w:val="single" w:color="auto" w:sz="4"/>
+                <w:right w:val="single" w:color="auto" w:sz="4"/>
+                <w:insideH w:val="single" w:color="auto" w:sz="4"/>
+                <w:insideV w:val="single" w:color="auto" w:sz="4"/>
+              </w:tblBorders>
+            </w:tblPr>
+            <w:tblGrid>
+              <w:gridCol w:w="380"/>
+              <w:gridCol w:w="380"/>
+              <w:gridCol w:w="380"/>
+              <w:gridCol w:w="380"/>
+              <w:gridCol w:w="380"/>
+              <w:gridCol w:w="380"/>
+            </w:tblGrid>
+            <w:tr>
+              <w:trPr>
+                <w:cantSplit/>
+                <w:trHeight w:val="380" w:hRule="exact"/>
+              </w:trPr>
+              <w:tc>
+                <w:tcPr>
+                  <w:tcW w:type="dxa" w:w="380"/>
+                  <w:tcBorders>
+                    <w:top w:val="single" w:color="000000" w:sz="6"/>
+                    <w:left w:val="single" w:color="000000" w:sz="6"/>
+                    <w:bottom w:val="single" w:color="000000" w:sz="6"/>
+                    <w:right w:val="single" w:color="000000" w:sz="6"/>
+                  </w:tcBorders>
+                  <w:vAlign w:val="center"/>
+                </w:tcPr>
+                <w:p>
+                  <w:pPr>
+                    <w:keepNext/>
+                    <w:bidi w:val="false"/>
+                    <w:spacing w:after="0"/>
+                    <w:jc w:val="center"/>
+                  </w:pPr>
+                  <w:r>
+                    <w:rPr>
+                      <w:rFonts w:ascii="Arial" w:cs="Arial" w:eastAsia="Arial" w:hAnsi="Arial"/>
+                      <w:b/>
+                      <w:bCs/>
+                      <w:color w:val="000000"/>
+                      <w:sz w:val="32"/>
+                      <w:szCs w:val="32"/>
+                    </w:rPr>
+                    <w:t xml:space="preserve"/>
+                  </w:r>
+                </w:p>
+              </w:tc>
+              <w:tc>
+                <w:tcPr>
+                  <w:tcW w:type="dxa" w:w="380"/>
+                  <w:tcBorders>
+                    <w:top w:val="single" w:color="000000" w:sz="6"/>
+                    <w:left w:val="single" w:color="000000" w:sz="6"/>
+                    <w:bottom w:val="single" w:color="000000" w:sz="6"/>
+                    <w:right w:val="single" w:color="000000" w:sz="6"/>
+                  </w:tcBorders>
+                  <w:vAlign w:val="center"/>
+                </w:tcPr>
+                <w:p>
+                  <w:pPr>
+                    <w:keepNext/>
+                    <w:bidi w:val="false"/>
+                    <w:spacing w:after="0"/>
+                    <w:jc w:val="center"/>
+                  </w:pPr>
+                  <w:r>
+                    <w:rPr>
+                      <w:rFonts w:ascii="Arial" w:cs="Arial" w:eastAsia="Arial" w:hAnsi="Arial"/>
+                      <w:b/>
+                      <w:bCs/>
+                      <w:color w:val="000000"/>
+                      <w:sz w:val="32"/>
+                      <w:szCs w:val="32"/>
+                    </w:rPr>
+                    <w:t xml:space="preserve"/>
+                  </w:r>
+                </w:p>
+              </w:tc>
+              <w:tc>
+                <w:tcPr>
+                  <w:tcW w:type="dxa" w:w="380"/>
+                  <w:tcBorders>
+                    <w:top w:val="single" w:color="000000" w:sz="6"/>
+                    <w:left w:val="single" w:color="000000" w:sz="6"/>
+                    <w:bottom w:val="single" w:color="000000" w:sz="6"/>
+                    <w:right w:val="single" w:color="000000" w:sz="6"/>
+                  </w:tcBorders>
+                  <w:vAlign w:val="center"/>
+                </w:tcPr>
+                <w:p>
+                  <w:pPr>
+                    <w:keepNext/>
+                    <w:bidi w:val="false"/>
+                    <w:spacing w:after="0"/>
+                    <w:jc w:val="center"/>
+                  </w:pPr>
+                  <w:r>
+                    <w:rPr>
+                      <w:rFonts w:ascii="Arial" w:cs="Arial" w:eastAsia="Arial" w:hAnsi="Arial"/>
+                      <w:b/>
+                      <w:bCs/>
+                      <w:color w:val="000000"/>
+                      <w:sz w:val="32"/>
+                      <w:szCs w:val="32"/>
+                    </w:rPr>
+                    <w:t xml:space="preserve"/>
+                  </w:r>
+                </w:p>
+              </w:tc>
+              <w:tc>
+                <w:tcPr>
+                  <w:tcW w:type="dxa" w:w="380"/>
+                  <w:tcBorders>
+                    <w:top w:val="single" w:color="000000" w:sz="6"/>
+                    <w:left w:val="single" w:color="000000" w:sz="6"/>
+                    <w:bottom w:val="single" w:color="000000" w:sz="6"/>
+                    <w:right w:val="single" w:color="000000" w:sz="6"/>
+                  </w:tcBorders>
+                  <w:vAlign w:val="center"/>
+                </w:tcPr>
+                <w:p>
+                  <w:pPr>
+                    <w:keepNext/>
+                    <w:bidi w:val="false"/>
+                    <w:spacing w:after="0"/>
+                    <w:jc w:val="center"/>
+                  </w:pPr>
+                  <w:r>
+                    <w:rPr>
+                      <w:rFonts w:ascii="Arial" w:cs="Arial" w:eastAsia="Arial" w:hAnsi="Arial"/>
+                      <w:b/>
+                      <w:bCs/>
+                      <w:color w:val="000000"/>
+                      <w:sz w:val="32"/>
+                      <w:szCs w:val="32"/>
+                    </w:rPr>
+                    <w:t xml:space="preserve"/>
+                  </w:r>
+                </w:p>
+              </w:tc>
+              <w:tc>
+                <w:tcPr>
+                  <w:tcW w:type="dxa" w:w="380"/>
+                  <w:tcBorders>
+                    <w:top w:val="single" w:color="000000" w:sz="6"/>
+                    <w:left w:val="single" w:color="000000" w:sz="6"/>
+                    <w:bottom w:val="single" w:color="000000" w:sz="6"/>
+                    <w:right w:val="single" w:color="000000" w:sz="6"/>
+                  </w:tcBorders>
+                  <w:vAlign w:val="center"/>
+                </w:tcPr>
+                <w:p>
+                  <w:pPr>
+                    <w:keepNext/>
+                    <w:bidi w:val="false"/>
+                    <w:spacing w:after="0"/>
+                    <w:jc w:val="center"/>
+                  </w:pPr>
+                  <w:r>
+                    <w:rPr>
+                      <w:rFonts w:ascii="Arial" w:cs="Arial" w:eastAsia="Arial" w:hAnsi="Arial"/>
+                      <w:b/>
+                      <w:bCs/>
+                      <w:color w:val="000000"/>
+                      <w:sz w:val="32"/>
+                      <w:szCs w:val="32"/>
+                    </w:rPr>
+                    <w:t xml:space="preserve"/>
+                  </w:r>
+                </w:p>
+              </w:tc>
+              <w:tc>
+                <w:tcPr>
+                  <w:tcW w:type="dxa" w:w="380"/>
+                  <w:tcBorders>
+                    <w:top w:val="single" w:color="000000" w:sz="6"/>
+                    <w:left w:val="single" w:color="000000" w:sz="6"/>
+                    <w:bottom w:val="single" w:color="000000" w:sz="6"/>
+                    <w:right w:val="single" w:color="000000" w:sz="6"/>
+                  </w:tcBorders>
+                  <w:vAlign w:val="center"/>
+                </w:tcPr>
+                <w:p>
+                  <w:pPr>
+                    <w:keepNext/>
+                    <w:bidi w:val="false"/>
+                    <w:spacing w:after="0"/>
+                    <w:jc w:val="center"/>
+                  </w:pPr>
+                  <w:r>
+                    <w:rPr>
+                      <w:rFonts w:ascii="Arial" w:cs="Arial" w:eastAsia="Arial" w:hAnsi="Arial"/>
+                      <w:b/>
+                      <w:bCs/>
+                      <w:color w:val="000000"/>
+                      <w:sz w:val="32"/>
+                      <w:szCs w:val="32"/>
+                    </w:rPr>
+                    <w:t xml:space="preserve"/>
+                  </w:r>
+                </w:p>
+              </w:tc>
+            </w:tr>
+            <w:tr>
+              <w:trPr>
+                <w:cantSplit/>
+                <w:trHeight w:val="380" w:hRule="exact"/>
+              </w:trPr>
+              <w:tc>
+                <w:tcPr>
+                  <w:tcW w:type="dxa" w:w="380"/>
+                  <w:tcBorders>
+                    <w:top w:val="single" w:color="000000" w:sz="6"/>
+                    <w:left w:val="single" w:color="000000" w:sz="6"/>
+                    <w:bottom w:val="single" w:color="000000" w:sz="6"/>
+                    <w:right w:val="single" w:color="000000" w:sz="6"/>
+                  </w:tcBorders>
+                  <w:vAlign w:val="center"/>
+                </w:tcPr>
+                <w:p>
+                  <w:pPr>
+                    <w:keepNext/>
+                    <w:bidi w:val="false"/>
+                    <w:spacing w:after="0"/>
+                    <w:jc w:val="center"/>
+                  </w:pPr>
+                  <w:r>
+                    <w:rPr>
+                      <w:rFonts w:ascii="Arial" w:cs="Arial" w:eastAsia="Arial" w:hAnsi="Arial"/>
+                      <w:b/>
+                      <w:bCs/>
+                      <w:color w:val="000000"/>
+                      <w:sz w:val="32"/>
+                      <w:szCs w:val="32"/>
+                    </w:rPr>
+                    <w:t xml:space="preserve"/>
+                  </w:r>
+                </w:p>
+              </w:tc>
+              <w:tc>
+                <w:tcPr>
+                  <w:tcW w:type="dxa" w:w="380"/>
+                  <w:tcBorders>
+                    <w:top w:val="single" w:color="000000" w:sz="6"/>
+                    <w:left w:val="single" w:color="000000" w:sz="6"/>
+                    <w:bottom w:val="single" w:color="000000" w:sz="6"/>
+                    <w:right w:val="single" w:color="000000" w:sz="6"/>
+                  </w:tcBorders>
+                  <w:vAlign w:val="center"/>
+                </w:tcPr>
+                <w:p>
+                  <w:pPr>
+                    <w:keepNext/>
+                    <w:bidi w:val="false"/>
+                    <w:spacing w:after="0"/>
+                    <w:jc w:val="center"/>
+                  </w:pPr>
+                  <w:r>
+                    <w:rPr>
+                      <w:rFonts w:ascii="Arial" w:cs="Arial" w:eastAsia="Arial" w:hAnsi="Arial"/>
+                      <w:b/>
+                      <w:bCs/>
+                      <w:color w:val="000000"/>
+                      <w:sz w:val="32"/>
+                      <w:szCs w:val="32"/>
+                    </w:rPr>
+                    <w:t xml:space="preserve"/>
+                  </w:r>
+                </w:p>
+              </w:tc>
+              <w:tc>
+                <w:tcPr>
+                  <w:tcW w:type="dxa" w:w="380"/>
+                  <w:tcBorders>
+                    <w:top w:val="single" w:color="000000" w:sz="6"/>
+                    <w:left w:val="single" w:color="000000" w:sz="6"/>
+                    <w:bottom w:val="single" w:color="000000" w:sz="6"/>
+                    <w:right w:val="single" w:color="000000" w:sz="6"/>
+                  </w:tcBorders>
+                  <w:shd w:fill="BFBFBF" w:color="auto" w:val="clear"/>
+                  <w:vAlign w:val="center"/>
+                </w:tcPr>
+                <w:p>
+                  <w:pPr>
+                    <w:keepNext/>
+                    <w:bidi w:val="false"/>
+                    <w:spacing w:after="0"/>
+                    <w:jc w:val="center"/>
+                  </w:pPr>
+                  <w:r>
+                    <w:rPr>
+                      <w:rFonts w:ascii="Arial" w:cs="Arial" w:eastAsia="Arial" w:hAnsi="Arial"/>
+                      <w:b/>
+                      <w:bCs/>
+                      <w:color w:val="000000"/>
+                      <w:sz w:val="32"/>
+                      <w:szCs w:val="32"/>
+                    </w:rPr>
+                    <w:t xml:space="preserve"/>
+                  </w:r>
+                </w:p>
+              </w:tc>
+              <w:tc>
+                <w:tcPr>
+                  <w:tcW w:type="dxa" w:w="380"/>
+                  <w:tcBorders>
+                    <w:top w:val="single" w:color="000000" w:sz="6"/>
+                    <w:left w:val="single" w:color="000000" w:sz="6"/>
+                    <w:bottom w:val="single" w:color="000000" w:sz="6"/>
+                    <w:right w:val="single" w:color="000000" w:sz="6"/>
+                  </w:tcBorders>
+                  <w:shd w:fill="BFBFBF" w:color="auto" w:val="clear"/>
+                  <w:vAlign w:val="center"/>
+                </w:tcPr>
+                <w:p>
+                  <w:pPr>
+                    <w:keepNext/>
+                    <w:bidi w:val="false"/>
+                    <w:spacing w:after="0"/>
+                    <w:jc w:val="center"/>
+                  </w:pPr>
+                  <w:r>
+                    <w:rPr>
+                      <w:rFonts w:ascii="Arial" w:cs="Arial" w:eastAsia="Arial" w:hAnsi="Arial"/>
+                      <w:b/>
+                      <w:bCs/>
+                      <w:color w:val="000000"/>
+                      <w:sz w:val="32"/>
+                      <w:szCs w:val="32"/>
+                    </w:rPr>
+                    <w:t xml:space="preserve"/>
+                  </w:r>
+                </w:p>
+              </w:tc>
+              <w:tc>
+                <w:tcPr>
+                  <w:tcW w:type="dxa" w:w="380"/>
+                  <w:tcBorders>
+                    <w:top w:val="single" w:color="000000" w:sz="6"/>
+                    <w:left w:val="single" w:color="000000" w:sz="6"/>
+                    <w:bottom w:val="single" w:color="000000" w:sz="6"/>
+                    <w:right w:val="single" w:color="000000" w:sz="6"/>
+                  </w:tcBorders>
+                  <w:shd w:fill="BFBFBF" w:color="auto" w:val="clear"/>
+                  <w:vAlign w:val="center"/>
+                </w:tcPr>
+                <w:p>
+                  <w:pPr>
+                    <w:keepNext/>
+                    <w:bidi w:val="false"/>
+                    <w:spacing w:after="0"/>
+                    <w:jc w:val="center"/>
+                  </w:pPr>
+                  <w:r>
+                    <w:rPr>
+                      <w:rFonts w:ascii="Arial" w:cs="Arial" w:eastAsia="Arial" w:hAnsi="Arial"/>
+                      <w:b/>
+                      <w:bCs/>
+                      <w:color w:val="000000"/>
+                      <w:sz w:val="32"/>
+                      <w:szCs w:val="32"/>
+                    </w:rPr>
+                    <w:t xml:space="preserve">←</w:t>
+                  </w:r>
+                </w:p>
+              </w:tc>
+              <w:tc>
+                <w:tcPr>
+                  <w:tcW w:type="dxa" w:w="380"/>
+                  <w:tcBorders>
+                    <w:top w:val="single" w:color="000000" w:sz="6"/>
+                    <w:left w:val="single" w:color="000000" w:sz="6"/>
+                    <w:bottom w:val="single" w:color="000000" w:sz="6"/>
+                    <w:right w:val="single" w:color="000000" w:sz="6"/>
+                  </w:tcBorders>
+                  <w:vAlign w:val="center"/>
+                </w:tcPr>
+                <w:p>
+                  <w:pPr>
+                    <w:keepNext/>
+                    <w:bidi w:val="false"/>
+                    <w:spacing w:after="0"/>
+                    <w:jc w:val="center"/>
+                  </w:pPr>
+                  <w:r>
+                    <w:rPr>
+                      <w:rFonts w:ascii="Arial" w:cs="Arial" w:eastAsia="Arial" w:hAnsi="Arial"/>
+                      <w:b/>
+                      <w:bCs/>
+                      <w:color w:val="000000"/>
+                      <w:sz w:val="32"/>
+                      <w:szCs w:val="32"/>
+                    </w:rPr>
+                    <w:t xml:space="preserve"/>
+                  </w:r>
+                </w:p>
+              </w:tc>
+            </w:tr>
+            <w:tr>
+              <w:trPr>
+                <w:cantSplit/>
+                <w:trHeight w:val="380" w:hRule="exact"/>
+              </w:trPr>
+              <w:tc>
+                <w:tcPr>
+                  <w:tcW w:type="dxa" w:w="380"/>
+                  <w:tcBorders>
+                    <w:top w:val="single" w:color="000000" w:sz="6"/>
+                    <w:left w:val="single" w:color="000000" w:sz="6"/>
+                    <w:bottom w:val="single" w:color="000000" w:sz="6"/>
+                    <w:right w:val="single" w:color="000000" w:sz="6"/>
+                  </w:tcBorders>
+                  <w:vAlign w:val="center"/>
+                </w:tcPr>
+                <w:p>
+                  <w:pPr>
+                    <w:keepNext/>
+                    <w:bidi w:val="false"/>
+                    <w:spacing w:after="0"/>
+                    <w:jc w:val="center"/>
+                  </w:pPr>
+                  <w:r>
+                    <w:rPr>
+                      <w:rFonts w:ascii="Arial" w:cs="Arial" w:eastAsia="Arial" w:hAnsi="Arial"/>
+                      <w:b/>
+                      <w:bCs/>
+                      <w:color w:val="000000"/>
+                      <w:sz w:val="32"/>
+                      <w:szCs w:val="32"/>
+                    </w:rPr>
+                    <w:t xml:space="preserve"/>
+                  </w:r>
+                </w:p>
+              </w:tc>
+              <w:tc>
+                <w:tcPr>
+                  <w:tcW w:type="dxa" w:w="380"/>
+                  <w:tcBorders>
+                    <w:top w:val="single" w:color="000000" w:sz="6"/>
+                    <w:left w:val="single" w:color="000000" w:sz="6"/>
+                    <w:bottom w:val="single" w:color="000000" w:sz="6"/>
+                    <w:right w:val="single" w:color="000000" w:sz="6"/>
+                  </w:tcBorders>
+                  <w:vAlign w:val="center"/>
+                </w:tcPr>
+                <w:p>
+                  <w:pPr>
+                    <w:keepNext/>
+                    <w:bidi w:val="false"/>
+                    <w:spacing w:after="0"/>
+                    <w:jc w:val="center"/>
+                  </w:pPr>
+                  <w:r>
+                    <w:rPr>
+                      <w:rFonts w:ascii="Arial" w:cs="Arial" w:eastAsia="Arial" w:hAnsi="Arial"/>
+                      <w:b/>
+                      <w:bCs/>
+                      <w:color w:val="000000"/>
+                      <w:sz w:val="32"/>
+                      <w:szCs w:val="32"/>
+                    </w:rPr>
+                    <w:t xml:space="preserve"/>
+                  </w:r>
+                </w:p>
+              </w:tc>
+              <w:tc>
+                <w:tcPr>
+                  <w:tcW w:type="dxa" w:w="380"/>
+                  <w:tcBorders>
+                    <w:top w:val="single" w:color="000000" w:sz="6"/>
+                    <w:left w:val="single" w:color="000000" w:sz="6"/>
+                    <w:bottom w:val="single" w:color="000000" w:sz="6"/>
+                    <w:right w:val="single" w:color="000000" w:sz="6"/>
+                  </w:tcBorders>
+                  <w:shd w:fill="BFBFBF" w:color="auto" w:val="clear"/>
+                  <w:vAlign w:val="center"/>
+                </w:tcPr>
+                <w:p>
+                  <w:pPr>
+                    <w:keepNext/>
+                    <w:bidi w:val="false"/>
+                    <w:spacing w:after="0"/>
+                    <w:jc w:val="center"/>
+                  </w:pPr>
+                  <w:r>
+                    <w:rPr>
+                      <w:rFonts w:ascii="Arial" w:cs="Arial" w:eastAsia="Arial" w:hAnsi="Arial"/>
+                      <w:b/>
+                      <w:bCs/>
+                      <w:color w:val="000000"/>
+                      <w:sz w:val="32"/>
+                      <w:szCs w:val="32"/>
+                    </w:rPr>
+                    <w:t xml:space="preserve"/>
+                  </w:r>
+                </w:p>
+              </w:tc>
+              <w:tc>
+                <w:tcPr>
+                  <w:tcW w:type="dxa" w:w="380"/>
+                  <w:tcBorders>
+                    <w:top w:val="single" w:color="000000" w:sz="6"/>
+                    <w:left w:val="single" w:color="000000" w:sz="6"/>
+                    <w:bottom w:val="single" w:color="000000" w:sz="6"/>
+                    <w:right w:val="single" w:color="000000" w:sz="6"/>
+                  </w:tcBorders>
+                  <w:vAlign w:val="center"/>
+                </w:tcPr>
+                <w:p>
+                  <w:pPr>
+                    <w:keepNext/>
+                    <w:bidi w:val="false"/>
+                    <w:spacing w:after="0"/>
+                    <w:jc w:val="center"/>
+                  </w:pPr>
+                  <w:r>
+                    <w:rPr>
+                      <w:rFonts w:ascii="Arial" w:cs="Arial" w:eastAsia="Arial" w:hAnsi="Arial"/>
+                      <w:b/>
+                      <w:bCs/>
+                      <w:color w:val="000000"/>
+                      <w:sz w:val="32"/>
+                      <w:szCs w:val="32"/>
+                    </w:rPr>
+                    <w:t xml:space="preserve"/>
+                  </w:r>
+                </w:p>
+              </w:tc>
+              <w:tc>
+                <w:tcPr>
+                  <w:tcW w:type="dxa" w:w="380"/>
+                  <w:tcBorders>
+                    <w:top w:val="single" w:color="000000" w:sz="6"/>
+                    <w:left w:val="single" w:color="000000" w:sz="6"/>
+                    <w:bottom w:val="single" w:color="000000" w:sz="6"/>
+                    <w:right w:val="single" w:color="000000" w:sz="6"/>
+                  </w:tcBorders>
+                  <w:vAlign w:val="center"/>
+                </w:tcPr>
+                <w:p>
+                  <w:pPr>
+                    <w:keepNext/>
+                    <w:bidi w:val="false"/>
+                    <w:spacing w:after="0"/>
+                    <w:jc w:val="center"/>
+                  </w:pPr>
+                  <w:r>
+                    <w:rPr>
+                      <w:rFonts w:ascii="Arial" w:cs="Arial" w:eastAsia="Arial" w:hAnsi="Arial"/>
+                      <w:b/>
+                      <w:bCs/>
+                      <w:color w:val="000000"/>
+                      <w:sz w:val="32"/>
+                      <w:szCs w:val="32"/>
+                    </w:rPr>
+                    <w:t xml:space="preserve"/>
+                  </w:r>
+                </w:p>
+              </w:tc>
+              <w:tc>
+                <w:tcPr>
+                  <w:tcW w:type="dxa" w:w="380"/>
+                  <w:tcBorders>
+                    <w:top w:val="single" w:color="000000" w:sz="6"/>
+                    <w:left w:val="single" w:color="000000" w:sz="6"/>
+                    <w:bottom w:val="single" w:color="000000" w:sz="6"/>
+                    <w:right w:val="single" w:color="000000" w:sz="6"/>
+                  </w:tcBorders>
+                  <w:vAlign w:val="center"/>
+                </w:tcPr>
+                <w:p>
+                  <w:pPr>
+                    <w:keepNext/>
+                    <w:bidi w:val="false"/>
+                    <w:spacing w:after="0"/>
+                    <w:jc w:val="center"/>
+                  </w:pPr>
+                  <w:r>
+                    <w:rPr>
+                      <w:rFonts w:ascii="Arial" w:cs="Arial" w:eastAsia="Arial" w:hAnsi="Arial"/>
+                      <w:b/>
+                      <w:bCs/>
+                      <w:color w:val="000000"/>
+                      <w:sz w:val="32"/>
+                      <w:szCs w:val="32"/>
+                    </w:rPr>
+                    <w:t xml:space="preserve"/>
+                  </w:r>
+                </w:p>
+              </w:tc>
+            </w:tr>
+            <w:tr>
+              <w:trPr>
+                <w:cantSplit/>
+                <w:trHeight w:val="380" w:hRule="exact"/>
+              </w:trPr>
+              <w:tc>
+                <w:tcPr>
+                  <w:tcW w:type="dxa" w:w="380"/>
+                  <w:tcBorders>
+                    <w:top w:val="single" w:color="000000" w:sz="6"/>
+                    <w:left w:val="single" w:color="000000" w:sz="6"/>
+                    <w:bottom w:val="single" w:color="000000" w:sz="6"/>
+                    <w:right w:val="single" w:color="000000" w:sz="6"/>
+                  </w:tcBorders>
+                  <w:vAlign w:val="center"/>
+                </w:tcPr>
+                <w:p>
+                  <w:pPr>
+                    <w:keepNext/>
+                    <w:bidi w:val="false"/>
+                    <w:spacing w:after="0"/>
+                    <w:jc w:val="center"/>
+                  </w:pPr>
+                  <w:r>
+                    <w:rPr>
+                      <w:rFonts w:ascii="Arial" w:cs="Arial" w:eastAsia="Arial" w:hAnsi="Arial"/>
+                      <w:b/>
+                      <w:bCs/>
+                      <w:color w:val="000000"/>
+                      <w:sz w:val="32"/>
+                      <w:szCs w:val="32"/>
+                    </w:rPr>
+                    <w:t xml:space="preserve"/>
+                  </w:r>
+                </w:p>
+              </w:tc>
+              <w:tc>
+                <w:tcPr>
+                  <w:tcW w:type="dxa" w:w="380"/>
+                  <w:tcBorders>
+                    <w:top w:val="single" w:color="000000" w:sz="6"/>
+                    <w:left w:val="single" w:color="000000" w:sz="6"/>
+                    <w:bottom w:val="single" w:color="000000" w:sz="6"/>
+                    <w:right w:val="single" w:color="000000" w:sz="6"/>
+                  </w:tcBorders>
+                  <w:vAlign w:val="center"/>
+                </w:tcPr>
+                <w:p>
+                  <w:pPr>
+                    <w:keepNext/>
+                    <w:bidi w:val="false"/>
+                    <w:spacing w:after="0"/>
+                    <w:jc w:val="center"/>
+                  </w:pPr>
+                  <w:r>
+                    <w:rPr>
+                      <w:rFonts w:ascii="Arial" w:cs="Arial" w:eastAsia="Arial" w:hAnsi="Arial"/>
+                      <w:b/>
+                      <w:bCs/>
+                      <w:color w:val="000000"/>
+                      <w:sz w:val="32"/>
+                      <w:szCs w:val="32"/>
+                    </w:rPr>
+                    <w:t xml:space="preserve"/>
+                  </w:r>
+                </w:p>
+              </w:tc>
+              <w:tc>
+                <w:tcPr>
+                  <w:tcW w:type="dxa" w:w="380"/>
+                  <w:tcBorders>
+                    <w:top w:val="single" w:color="000000" w:sz="6"/>
+                    <w:left w:val="single" w:color="000000" w:sz="6"/>
+                    <w:bottom w:val="single" w:color="000000" w:sz="6"/>
+                    <w:right w:val="single" w:color="000000" w:sz="6"/>
+                  </w:tcBorders>
+                  <w:shd w:fill="BFBFBF" w:color="auto" w:val="clear"/>
+                  <w:vAlign w:val="center"/>
+                </w:tcPr>
+                <w:p>
+                  <w:pPr>
+                    <w:keepNext/>
+                    <w:bidi w:val="false"/>
+                    <w:spacing w:after="0"/>
+                    <w:jc w:val="center"/>
+                  </w:pPr>
+                  <w:r>
+                    <w:rPr>
+                      <w:rFonts w:ascii="Arial" w:cs="Arial" w:eastAsia="Arial" w:hAnsi="Arial"/>
+                      <w:b/>
+                      <w:bCs/>
+                      <w:color w:val="000000"/>
+                      <w:sz w:val="32"/>
+                      <w:szCs w:val="32"/>
+                    </w:rPr>
+                    <w:t xml:space="preserve"/>
+                  </w:r>
+                </w:p>
+              </w:tc>
+              <w:tc>
+                <w:tcPr>
+                  <w:tcW w:type="dxa" w:w="380"/>
+                  <w:tcBorders>
+                    <w:top w:val="single" w:color="000000" w:sz="6"/>
+                    <w:left w:val="single" w:color="000000" w:sz="6"/>
+                    <w:bottom w:val="single" w:color="000000" w:sz="6"/>
+                    <w:right w:val="single" w:color="000000" w:sz="6"/>
+                  </w:tcBorders>
+                  <w:shd w:fill="BFBFBF" w:color="auto" w:val="clear"/>
+                  <w:vAlign w:val="center"/>
+                </w:tcPr>
+                <w:p>
+                  <w:pPr>
+                    <w:keepNext/>
+                    <w:bidi w:val="false"/>
+                    <w:spacing w:after="0"/>
+                    <w:jc w:val="center"/>
+                  </w:pPr>
+                  <w:r>
+                    <w:rPr>
+                      <w:rFonts w:ascii="Arial" w:cs="Arial" w:eastAsia="Arial" w:hAnsi="Arial"/>
+                      <w:b/>
+                      <w:bCs/>
+                      <w:color w:val="000000"/>
+                      <w:sz w:val="32"/>
+                      <w:szCs w:val="32"/>
+                    </w:rPr>
+                    <w:t xml:space="preserve"/>
+                  </w:r>
+                </w:p>
+              </w:tc>
+              <w:tc>
+                <w:tcPr>
+                  <w:tcW w:type="dxa" w:w="380"/>
+                  <w:tcBorders>
+                    <w:top w:val="single" w:color="000000" w:sz="6"/>
+                    <w:left w:val="single" w:color="000000" w:sz="6"/>
+                    <w:bottom w:val="single" w:color="000000" w:sz="6"/>
+                    <w:right w:val="single" w:color="000000" w:sz="6"/>
+                  </w:tcBorders>
+                  <w:shd w:fill="BFBFBF" w:color="auto" w:val="clear"/>
+                  <w:vAlign w:val="center"/>
+                </w:tcPr>
+                <w:p>
+                  <w:pPr>
+                    <w:keepNext/>
+                    <w:bidi w:val="false"/>
+                    <w:spacing w:after="0"/>
+                    <w:jc w:val="center"/>
+                  </w:pPr>
+                  <w:r>
+                    <w:rPr>
+                      <w:rFonts w:ascii="Arial" w:cs="Arial" w:eastAsia="Arial" w:hAnsi="Arial"/>
+                      <w:b/>
+                      <w:bCs/>
+                      <w:color w:val="000000"/>
+                      <w:sz w:val="32"/>
+                      <w:szCs w:val="32"/>
+                    </w:rPr>
+                    <w:t xml:space="preserve">●</w:t>
+                  </w:r>
+                </w:p>
+              </w:tc>
+              <w:tc>
+                <w:tcPr>
+                  <w:tcW w:type="dxa" w:w="380"/>
+                  <w:tcBorders>
+                    <w:top w:val="single" w:color="000000" w:sz="6"/>
+                    <w:left w:val="single" w:color="000000" w:sz="6"/>
+                    <w:bottom w:val="single" w:color="000000" w:sz="6"/>
+                    <w:right w:val="single" w:color="000000" w:sz="6"/>
+                  </w:tcBorders>
+                  <w:vAlign w:val="center"/>
+                </w:tcPr>
+                <w:p>
+                  <w:pPr>
+                    <w:keepNext/>
+                    <w:bidi w:val="false"/>
+                    <w:spacing w:after="0"/>
+                    <w:jc w:val="center"/>
+                  </w:pPr>
+                  <w:r>
+                    <w:rPr>
+                      <w:rFonts w:ascii="Arial" w:cs="Arial" w:eastAsia="Arial" w:hAnsi="Arial"/>
+                      <w:b/>
+                      <w:bCs/>
+                      <w:color w:val="000000"/>
+                      <w:sz w:val="32"/>
+                      <w:szCs w:val="32"/>
+                    </w:rPr>
+                    <w:t xml:space="preserve"/>
+                  </w:r>
+                </w:p>
+              </w:tc>
+            </w:tr>
+            <w:tr>
+              <w:trPr>
+                <w:cantSplit/>
+                <w:trHeight w:val="380" w:hRule="exact"/>
+              </w:trPr>
+              <w:tc>
+                <w:tcPr>
+                  <w:tcW w:type="dxa" w:w="380"/>
+                  <w:tcBorders>
+                    <w:top w:val="single" w:color="000000" w:sz="6"/>
+                    <w:left w:val="single" w:color="000000" w:sz="6"/>
+                    <w:bottom w:val="single" w:color="000000" w:sz="6"/>
+                    <w:right w:val="single" w:color="000000" w:sz="6"/>
+                  </w:tcBorders>
+                  <w:vAlign w:val="center"/>
+                </w:tcPr>
+                <w:p>
+                  <w:pPr>
+                    <w:keepNext w:val="false"/>
+                    <w:bidi w:val="false"/>
+                    <w:spacing w:after="0"/>
+                    <w:jc w:val="center"/>
+                  </w:pPr>
+                  <w:r>
+                    <w:rPr>
+                      <w:rFonts w:ascii="Arial" w:cs="Arial" w:eastAsia="Arial" w:hAnsi="Arial"/>
+                      <w:b/>
+                      <w:bCs/>
+                      <w:color w:val="000000"/>
+                      <w:sz w:val="32"/>
+                      <w:szCs w:val="32"/>
+                    </w:rPr>
+                    <w:t xml:space="preserve"/>
+                  </w:r>
+                </w:p>
+              </w:tc>
+              <w:tc>
+                <w:tcPr>
+                  <w:tcW w:type="dxa" w:w="380"/>
+                  <w:tcBorders>
+                    <w:top w:val="single" w:color="000000" w:sz="6"/>
+                    <w:left w:val="single" w:color="000000" w:sz="6"/>
+                    <w:bottom w:val="single" w:color="000000" w:sz="6"/>
+                    <w:right w:val="single" w:color="000000" w:sz="6"/>
+                  </w:tcBorders>
+                  <w:vAlign w:val="center"/>
+                </w:tcPr>
+                <w:p>
+                  <w:pPr>
+                    <w:keepNext w:val="false"/>
+                    <w:bidi w:val="false"/>
+                    <w:spacing w:after="0"/>
+                    <w:jc w:val="center"/>
+                  </w:pPr>
+                  <w:r>
+                    <w:rPr>
+                      <w:rFonts w:ascii="Arial" w:cs="Arial" w:eastAsia="Arial" w:hAnsi="Arial"/>
+                      <w:b/>
+                      <w:bCs/>
+                      <w:color w:val="000000"/>
+                      <w:sz w:val="32"/>
+                      <w:szCs w:val="32"/>
+                    </w:rPr>
+                    <w:t xml:space="preserve"/>
+                  </w:r>
+                </w:p>
+              </w:tc>
+              <w:tc>
+                <w:tcPr>
+                  <w:tcW w:type="dxa" w:w="380"/>
+                  <w:tcBorders>
+                    <w:top w:val="single" w:color="000000" w:sz="6"/>
+                    <w:left w:val="single" w:color="000000" w:sz="6"/>
+                    <w:bottom w:val="single" w:color="000000" w:sz="6"/>
+                    <w:right w:val="single" w:color="000000" w:sz="6"/>
+                  </w:tcBorders>
+                  <w:vAlign w:val="center"/>
+                </w:tcPr>
+                <w:p>
+                  <w:pPr>
+                    <w:keepNext w:val="false"/>
+                    <w:bidi w:val="false"/>
+                    <w:spacing w:after="0"/>
+                    <w:jc w:val="center"/>
+                  </w:pPr>
+                  <w:r>
+                    <w:rPr>
+                      <w:rFonts w:ascii="Arial" w:cs="Arial" w:eastAsia="Arial" w:hAnsi="Arial"/>
+                      <w:b/>
+                      <w:bCs/>
+                      <w:color w:val="000000"/>
+                      <w:sz w:val="32"/>
+                      <w:szCs w:val="32"/>
+                    </w:rPr>
+                    <w:t xml:space="preserve"/>
+                  </w:r>
+                </w:p>
+              </w:tc>
+              <w:tc>
+                <w:tcPr>
+                  <w:tcW w:type="dxa" w:w="380"/>
+                  <w:tcBorders>
+                    <w:top w:val="single" w:color="000000" w:sz="6"/>
+                    <w:left w:val="single" w:color="000000" w:sz="6"/>
+                    <w:bottom w:val="single" w:color="000000" w:sz="6"/>
+                    <w:right w:val="single" w:color="000000" w:sz="6"/>
+                  </w:tcBorders>
+                  <w:vAlign w:val="center"/>
+                </w:tcPr>
+                <w:p>
+                  <w:pPr>
+                    <w:keepNext w:val="false"/>
+                    <w:bidi w:val="false"/>
+                    <w:spacing w:after="0"/>
+                    <w:jc w:val="center"/>
+                  </w:pPr>
+                  <w:r>
+                    <w:rPr>
+                      <w:rFonts w:ascii="Arial" w:cs="Arial" w:eastAsia="Arial" w:hAnsi="Arial"/>
+                      <w:b/>
+                      <w:bCs/>
+                      <w:color w:val="000000"/>
+                      <w:sz w:val="32"/>
+                      <w:szCs w:val="32"/>
+                    </w:rPr>
+                    <w:t xml:space="preserve"/>
+                  </w:r>
+                </w:p>
+              </w:tc>
+              <w:tc>
+                <w:tcPr>
+                  <w:tcW w:type="dxa" w:w="380"/>
+                  <w:tcBorders>
+                    <w:top w:val="single" w:color="000000" w:sz="6"/>
+                    <w:left w:val="single" w:color="000000" w:sz="6"/>
+                    <w:bottom w:val="single" w:color="000000" w:sz="6"/>
+                    <w:right w:val="single" w:color="000000" w:sz="6"/>
+                  </w:tcBorders>
+                  <w:vAlign w:val="center"/>
+                </w:tcPr>
+                <w:p>
+                  <w:pPr>
+                    <w:keepNext w:val="false"/>
+                    <w:bidi w:val="false"/>
+                    <w:spacing w:after="0"/>
+                    <w:jc w:val="center"/>
+                  </w:pPr>
+                  <w:r>
+                    <w:rPr>
+                      <w:rFonts w:ascii="Arial" w:cs="Arial" w:eastAsia="Arial" w:hAnsi="Arial"/>
+                      <w:b/>
+                      <w:bCs/>
+                      <w:color w:val="000000"/>
+                      <w:sz w:val="32"/>
+                      <w:szCs w:val="32"/>
+                    </w:rPr>
+                    <w:t xml:space="preserve"/>
+                  </w:r>
+                </w:p>
+              </w:tc>
+              <w:tc>
+                <w:tcPr>
+                  <w:tcW w:type="dxa" w:w="380"/>
+                  <w:tcBorders>
+                    <w:top w:val="single" w:color="000000" w:sz="6"/>
+                    <w:left w:val="single" w:color="000000" w:sz="6"/>
+                    <w:bottom w:val="single" w:color="000000" w:sz="6"/>
+                    <w:right w:val="single" w:color="000000" w:sz="6"/>
+                  </w:tcBorders>
+                  <w:vAlign w:val="center"/>
+                </w:tcPr>
+                <w:p>
+                  <w:pPr>
+                    <w:keepNext w:val="false"/>
+                    <w:bidi w:val="false"/>
+                    <w:spacing w:after="0"/>
+                    <w:jc w:val="center"/>
+                  </w:pPr>
+                  <w:r>
+                    <w:rPr>
+                      <w:rFonts w:ascii="Arial" w:cs="Arial" w:eastAsia="Arial" w:hAnsi="Arial"/>
+                      <w:b/>
+                      <w:bCs/>
+                      <w:color w:val="000000"/>
+                      <w:sz w:val="32"/>
+                      <w:szCs w:val="32"/>
+                    </w:rPr>
+                    <w:t xml:space="preserve"/>
+                  </w:r>
+                </w:p>
+              </w:tc>
+            </w:tr>
+          </w:tbl>
+          <w:p/>
+        </w:tc>
+        <w:tc>
+          <w:tcPr>
+            <w:tcW w:type="dxa" w:w="4700"/>
+            <w:tcBorders>
+              <w:top w:val="none" w:color="FFFFFF" w:sz="0"/>
+              <w:left w:val="none" w:color="FFFFFF" w:sz="0"/>
+              <w:bottom w:val="none" w:color="FFFFFF" w:sz="0"/>
+              <w:right w:val="none" w:color="FFFFFF" w:sz="0"/>
+            </w:tcBorders>
+            <w:tcMar>
+              <w:bottom w:type="dxa" w:w="160"/>
+            </w:tcMar>
+          </w:tcPr>
+          <w:p>
+            <w:pPr>
+              <w:keepNext/>
+              <w:keepLines/>
+              <w:bidi/>
+              <w:spacing w:after="40" w:before="0"/>
+              <w:jc w:val="start"/>
+            </w:pPr>
+            <w:r>
+              <w:rPr>
+                <w:rFonts w:ascii="Arial" w:cs="Arial" w:eastAsia="Arial" w:hAnsi="Arial"/>
+                <w:b/>
+                <w:bCs/>
+                <w:sz w:val="20"/>
+                <w:szCs w:val="20"/>
+                <w:rtl/>
+              </w:rPr>
+              <w:t xml:space="preserve">שאלה 3ב  ·  משבצת = 20 צעדים</w:t>
+            </w:r>
+          </w:p>
+          <w:tbl>
+            <w:tblPr>
+              <w:bidiVisual/>
+              <w:tblW w:type="dxa" w:w="3800"/>
+              <w:jc w:val="left"/>
+              <w:tblInd w:type="dxa" w:w="0"/>
+              <w:tblBorders>
+                <w:top w:val="single" w:color="auto" w:sz="4"/>
+                <w:left w:val="single" w:color="auto" w:sz="4"/>
+                <w:bottom w:val="single" w:color="auto" w:sz="4"/>
+                <w:right w:val="single" w:color="auto" w:sz="4"/>
+                <w:insideH w:val="single" w:color="auto" w:sz="4"/>
+                <w:insideV w:val="single" w:color="auto" w:sz="4"/>
+              </w:tblBorders>
+            </w:tblPr>
+            <w:tblGrid>
+              <w:gridCol w:w="380"/>
+              <w:gridCol w:w="380"/>
+              <w:gridCol w:w="380"/>
+              <w:gridCol w:w="380"/>
+              <w:gridCol w:w="380"/>
+              <w:gridCol w:w="380"/>
+              <w:gridCol w:w="380"/>
+              <w:gridCol w:w="380"/>
+              <w:gridCol w:w="380"/>
+              <w:gridCol w:w="380"/>
+            </w:tblGrid>
+            <w:tr>
+              <w:trPr>
+                <w:cantSplit/>
+                <w:trHeight w:val="380" w:hRule="exact"/>
+              </w:trPr>
+              <w:tc>
+                <w:tcPr>
+                  <w:tcW w:type="dxa" w:w="380"/>
+                  <w:tcBorders>
+                    <w:top w:val="single" w:color="000000" w:sz="6"/>
+                    <w:left w:val="single" w:color="000000" w:sz="6"/>
+                    <w:bottom w:val="single" w:color="000000" w:sz="6"/>
+                    <w:right w:val="single" w:color="000000" w:sz="6"/>
+                  </w:tcBorders>
+                  <w:vAlign w:val="center"/>
+                </w:tcPr>
+                <w:p>
+                  <w:pPr>
+                    <w:keepNext/>
+                    <w:bidi w:val="false"/>
+                    <w:spacing w:after="0"/>
+                    <w:jc w:val="center"/>
+                  </w:pPr>
+                  <w:r>
+                    <w:rPr>
+                      <w:rFonts w:ascii="Arial" w:cs="Arial" w:eastAsia="Arial" w:hAnsi="Arial"/>
+                      <w:b/>
+                      <w:bCs/>
+                      <w:color w:val="000000"/>
+                      <w:sz w:val="32"/>
+                      <w:szCs w:val="32"/>
+                    </w:rPr>
+                    <w:t xml:space="preserve"/>
+                  </w:r>
+                </w:p>
+              </w:tc>
+              <w:tc>
+                <w:tcPr>
+                  <w:tcW w:type="dxa" w:w="380"/>
+                  <w:tcBorders>
+                    <w:top w:val="single" w:color="000000" w:sz="6"/>
+                    <w:left w:val="single" w:color="000000" w:sz="6"/>
+                    <w:bottom w:val="single" w:color="000000" w:sz="6"/>
+                    <w:right w:val="single" w:color="000000" w:sz="6"/>
+                  </w:tcBorders>
+                  <w:vAlign w:val="center"/>
+                </w:tcPr>
+                <w:p>
+                  <w:pPr>
+                    <w:keepNext/>
+                    <w:bidi w:val="false"/>
+                    <w:spacing w:after="0"/>
+                    <w:jc w:val="center"/>
+                  </w:pPr>
+                  <w:r>
+                    <w:rPr>
+                      <w:rFonts w:ascii="Arial" w:cs="Arial" w:eastAsia="Arial" w:hAnsi="Arial"/>
+                      <w:b/>
+                      <w:bCs/>
+                      <w:color w:val="000000"/>
+                      <w:sz w:val="32"/>
+                      <w:szCs w:val="32"/>
+                    </w:rPr>
+                    <w:t xml:space="preserve"/>
+                  </w:r>
+                </w:p>
+              </w:tc>
+              <w:tc>
+                <w:tcPr>
+                  <w:tcW w:type="dxa" w:w="380"/>
+                  <w:tcBorders>
+                    <w:top w:val="single" w:color="000000" w:sz="6"/>
+                    <w:left w:val="single" w:color="000000" w:sz="6"/>
+                    <w:bottom w:val="single" w:color="000000" w:sz="6"/>
+                    <w:right w:val="single" w:color="000000" w:sz="6"/>
+                  </w:tcBorders>
+                  <w:vAlign w:val="center"/>
+                </w:tcPr>
+                <w:p>
+                  <w:pPr>
+                    <w:keepNext/>
+                    <w:bidi w:val="false"/>
+                    <w:spacing w:after="0"/>
+                    <w:jc w:val="center"/>
+                  </w:pPr>
+                  <w:r>
+                    <w:rPr>
+                      <w:rFonts w:ascii="Arial" w:cs="Arial" w:eastAsia="Arial" w:hAnsi="Arial"/>
+                      <w:b/>
+                      <w:bCs/>
+                      <w:color w:val="000000"/>
+                      <w:sz w:val="32"/>
+                      <w:szCs w:val="32"/>
+                    </w:rPr>
+                    <w:t xml:space="preserve"/>
+                  </w:r>
+                </w:p>
+              </w:tc>
+              <w:tc>
+                <w:tcPr>
+                  <w:tcW w:type="dxa" w:w="380"/>
+                  <w:tcBorders>
+                    <w:top w:val="single" w:color="000000" w:sz="6"/>
+                    <w:left w:val="single" w:color="000000" w:sz="6"/>
+                    <w:bottom w:val="single" w:color="000000" w:sz="6"/>
+                    <w:right w:val="single" w:color="000000" w:sz="6"/>
+                  </w:tcBorders>
+                  <w:vAlign w:val="center"/>
+                </w:tcPr>
+                <w:p>
+                  <w:pPr>
+                    <w:keepNext/>
+                    <w:bidi w:val="false"/>
+                    <w:spacing w:after="0"/>
+                    <w:jc w:val="center"/>
+                  </w:pPr>
+                  <w:r>
+                    <w:rPr>
+                      <w:rFonts w:ascii="Arial" w:cs="Arial" w:eastAsia="Arial" w:hAnsi="Arial"/>
+                      <w:b/>
+                      <w:bCs/>
+                      <w:color w:val="000000"/>
+                      <w:sz w:val="32"/>
+                      <w:szCs w:val="32"/>
+                    </w:rPr>
+                    <w:t xml:space="preserve"/>
+                  </w:r>
+                </w:p>
+              </w:tc>
+              <w:tc>
+                <w:tcPr>
+                  <w:tcW w:type="dxa" w:w="380"/>
+                  <w:tcBorders>
+                    <w:top w:val="single" w:color="000000" w:sz="6"/>
+                    <w:left w:val="single" w:color="000000" w:sz="6"/>
+                    <w:bottom w:val="single" w:color="000000" w:sz="6"/>
+                    <w:right w:val="single" w:color="000000" w:sz="6"/>
+                  </w:tcBorders>
+                  <w:vAlign w:val="center"/>
+                </w:tcPr>
+                <w:p>
+                  <w:pPr>
+                    <w:keepNext/>
+                    <w:bidi w:val="false"/>
+                    <w:spacing w:after="0"/>
+                    <w:jc w:val="center"/>
+                  </w:pPr>
+                  <w:r>
+                    <w:rPr>
+                      <w:rFonts w:ascii="Arial" w:cs="Arial" w:eastAsia="Arial" w:hAnsi="Arial"/>
+                      <w:b/>
+                      <w:bCs/>
+                      <w:color w:val="000000"/>
+                      <w:sz w:val="32"/>
+                      <w:szCs w:val="32"/>
+                    </w:rPr>
+                    <w:t xml:space="preserve"/>
+                  </w:r>
+                </w:p>
+              </w:tc>
+              <w:tc>
+                <w:tcPr>
+                  <w:tcW w:type="dxa" w:w="380"/>
+                  <w:tcBorders>
+                    <w:top w:val="single" w:color="000000" w:sz="6"/>
+                    <w:left w:val="single" w:color="000000" w:sz="6"/>
+                    <w:bottom w:val="single" w:color="000000" w:sz="6"/>
+                    <w:right w:val="single" w:color="000000" w:sz="6"/>
+                  </w:tcBorders>
+                  <w:vAlign w:val="center"/>
+                </w:tcPr>
+                <w:p>
+                  <w:pPr>
+                    <w:keepNext/>
+                    <w:bidi w:val="false"/>
+                    <w:spacing w:after="0"/>
+                    <w:jc w:val="center"/>
+                  </w:pPr>
+                  <w:r>
+                    <w:rPr>
+                      <w:rFonts w:ascii="Arial" w:cs="Arial" w:eastAsia="Arial" w:hAnsi="Arial"/>
+                      <w:b/>
+                      <w:bCs/>
+                      <w:color w:val="000000"/>
+                      <w:sz w:val="32"/>
+                      <w:szCs w:val="32"/>
+                    </w:rPr>
+                    <w:t xml:space="preserve"/>
+                  </w:r>
+                </w:p>
+              </w:tc>
+              <w:tc>
+                <w:tcPr>
+                  <w:tcW w:type="dxa" w:w="380"/>
+                  <w:tcBorders>
+                    <w:top w:val="single" w:color="000000" w:sz="6"/>
+                    <w:left w:val="single" w:color="000000" w:sz="6"/>
+                    <w:bottom w:val="single" w:color="000000" w:sz="6"/>
+                    <w:right w:val="single" w:color="000000" w:sz="6"/>
+                  </w:tcBorders>
+                  <w:vAlign w:val="center"/>
+                </w:tcPr>
+                <w:p>
+                  <w:pPr>
+                    <w:keepNext/>
+                    <w:bidi w:val="false"/>
+                    <w:spacing w:after="0"/>
+                    <w:jc w:val="center"/>
+                  </w:pPr>
+                  <w:r>
+                    <w:rPr>
+                      <w:rFonts w:ascii="Arial" w:cs="Arial" w:eastAsia="Arial" w:hAnsi="Arial"/>
+                      <w:b/>
+                      <w:bCs/>
+                      <w:color w:val="000000"/>
+                      <w:sz w:val="32"/>
+                      <w:szCs w:val="32"/>
+                    </w:rPr>
+                    <w:t xml:space="preserve"/>
+                  </w:r>
+                </w:p>
+              </w:tc>
+              <w:tc>
+                <w:tcPr>
+                  <w:tcW w:type="dxa" w:w="380"/>
+                  <w:tcBorders>
+                    <w:top w:val="single" w:color="000000" w:sz="6"/>
+                    <w:left w:val="single" w:color="000000" w:sz="6"/>
+                    <w:bottom w:val="single" w:color="000000" w:sz="6"/>
+                    <w:right w:val="single" w:color="000000" w:sz="6"/>
+                  </w:tcBorders>
+                  <w:vAlign w:val="center"/>
+                </w:tcPr>
+                <w:p>
+                  <w:pPr>
+                    <w:keepNext/>
+                    <w:bidi w:val="false"/>
+                    <w:spacing w:after="0"/>
+                    <w:jc w:val="center"/>
+                  </w:pPr>
+                  <w:r>
+                    <w:rPr>
+                      <w:rFonts w:ascii="Arial" w:cs="Arial" w:eastAsia="Arial" w:hAnsi="Arial"/>
+                      <w:b/>
+                      <w:bCs/>
+                      <w:color w:val="000000"/>
+                      <w:sz w:val="32"/>
+                      <w:szCs w:val="32"/>
+                    </w:rPr>
+                    <w:t xml:space="preserve"/>
+                  </w:r>
+                </w:p>
+              </w:tc>
+              <w:tc>
+                <w:tcPr>
+                  <w:tcW w:type="dxa" w:w="380"/>
+                  <w:tcBorders>
+                    <w:top w:val="single" w:color="000000" w:sz="6"/>
+                    <w:left w:val="single" w:color="000000" w:sz="6"/>
+                    <w:bottom w:val="single" w:color="000000" w:sz="6"/>
+                    <w:right w:val="single" w:color="000000" w:sz="6"/>
+                  </w:tcBorders>
+                  <w:vAlign w:val="center"/>
+                </w:tcPr>
+                <w:p>
+                  <w:pPr>
+                    <w:keepNext/>
+                    <w:bidi w:val="false"/>
+                    <w:spacing w:after="0"/>
+                    <w:jc w:val="center"/>
+                  </w:pPr>
+                  <w:r>
+                    <w:rPr>
+                      <w:rFonts w:ascii="Arial" w:cs="Arial" w:eastAsia="Arial" w:hAnsi="Arial"/>
+                      <w:b/>
+                      <w:bCs/>
+                      <w:color w:val="000000"/>
+                      <w:sz w:val="32"/>
+                      <w:szCs w:val="32"/>
+                    </w:rPr>
+                    <w:t xml:space="preserve"/>
+                  </w:r>
+                </w:p>
+              </w:tc>
+              <w:tc>
+                <w:tcPr>
+                  <w:tcW w:type="dxa" w:w="380"/>
+                  <w:tcBorders>
+                    <w:top w:val="single" w:color="000000" w:sz="6"/>
+                    <w:left w:val="single" w:color="000000" w:sz="6"/>
+                    <w:bottom w:val="single" w:color="000000" w:sz="6"/>
+                    <w:right w:val="single" w:color="000000" w:sz="6"/>
+                  </w:tcBorders>
+                  <w:vAlign w:val="center"/>
+                </w:tcPr>
+                <w:p>
+                  <w:pPr>
+                    <w:keepNext/>
+                    <w:bidi w:val="false"/>
+                    <w:spacing w:after="0"/>
+                    <w:jc w:val="center"/>
+                  </w:pPr>
+                  <w:r>
+                    <w:rPr>
+                      <w:rFonts w:ascii="Arial" w:cs="Arial" w:eastAsia="Arial" w:hAnsi="Arial"/>
+                      <w:b/>
+                      <w:bCs/>
+                      <w:color w:val="000000"/>
+                      <w:sz w:val="32"/>
+                      <w:szCs w:val="32"/>
+                    </w:rPr>
+                    <w:t xml:space="preserve"/>
+                  </w:r>
+                </w:p>
+              </w:tc>
+            </w:tr>
+            <w:tr>
+              <w:trPr>
+                <w:cantSplit/>
+                <w:trHeight w:val="380" w:hRule="exact"/>
+              </w:trPr>
+              <w:tc>
+                <w:tcPr>
+                  <w:tcW w:type="dxa" w:w="380"/>
+                  <w:tcBorders>
+                    <w:top w:val="single" w:color="000000" w:sz="6"/>
+                    <w:left w:val="single" w:color="000000" w:sz="6"/>
+                    <w:bottom w:val="single" w:color="000000" w:sz="6"/>
+                    <w:right w:val="single" w:color="000000" w:sz="6"/>
+                  </w:tcBorders>
+                  <w:vAlign w:val="center"/>
+                </w:tcPr>
+                <w:p>
+                  <w:pPr>
+                    <w:keepNext/>
+                    <w:bidi w:val="false"/>
+                    <w:spacing w:after="0"/>
+                    <w:jc w:val="center"/>
+                  </w:pPr>
+                  <w:r>
+                    <w:rPr>
+                      <w:rFonts w:ascii="Arial" w:cs="Arial" w:eastAsia="Arial" w:hAnsi="Arial"/>
+                      <w:b/>
+                      <w:bCs/>
+                      <w:color w:val="000000"/>
+                      <w:sz w:val="32"/>
+                      <w:szCs w:val="32"/>
+                    </w:rPr>
+                    <w:t xml:space="preserve"/>
+                  </w:r>
+                </w:p>
+              </w:tc>
+              <w:tc>
+                <w:tcPr>
+                  <w:tcW w:type="dxa" w:w="380"/>
+                  <w:tcBorders>
+                    <w:top w:val="single" w:color="000000" w:sz="6"/>
+                    <w:left w:val="single" w:color="000000" w:sz="6"/>
+                    <w:bottom w:val="single" w:color="000000" w:sz="6"/>
+                    <w:right w:val="single" w:color="000000" w:sz="6"/>
+                  </w:tcBorders>
+                  <w:shd w:fill="BFBFBF" w:color="auto" w:val="clear"/>
+                  <w:vAlign w:val="center"/>
+                </w:tcPr>
+                <w:p>
+                  <w:pPr>
+                    <w:keepNext/>
+                    <w:bidi w:val="false"/>
+                    <w:spacing w:after="0"/>
+                    <w:jc w:val="center"/>
+                  </w:pPr>
+                  <w:r>
+                    <w:rPr>
+                      <w:rFonts w:ascii="Arial" w:cs="Arial" w:eastAsia="Arial" w:hAnsi="Arial"/>
+                      <w:b/>
+                      <w:bCs/>
+                      <w:color w:val="000000"/>
+                      <w:sz w:val="32"/>
+                      <w:szCs w:val="32"/>
+                    </w:rPr>
+                    <w:t xml:space="preserve">→</w:t>
+                  </w:r>
+                </w:p>
+              </w:tc>
+              <w:tc>
+                <w:tcPr>
+                  <w:tcW w:type="dxa" w:w="380"/>
+                  <w:tcBorders>
+                    <w:top w:val="single" w:color="000000" w:sz="6"/>
+                    <w:left w:val="single" w:color="000000" w:sz="6"/>
+                    <w:bottom w:val="single" w:color="000000" w:sz="6"/>
+                    <w:right w:val="single" w:color="000000" w:sz="6"/>
+                  </w:tcBorders>
+                  <w:shd w:fill="BFBFBF" w:color="auto" w:val="clear"/>
+                  <w:vAlign w:val="center"/>
+                </w:tcPr>
+                <w:p>
+                  <w:pPr>
+                    <w:keepNext/>
+                    <w:bidi w:val="false"/>
+                    <w:spacing w:after="0"/>
+                    <w:jc w:val="center"/>
+                  </w:pPr>
+                  <w:r>
+                    <w:rPr>
+                      <w:rFonts w:ascii="Arial" w:cs="Arial" w:eastAsia="Arial" w:hAnsi="Arial"/>
+                      <w:b/>
+                      <w:bCs/>
+                      <w:color w:val="000000"/>
+                      <w:sz w:val="32"/>
+                      <w:szCs w:val="32"/>
+                    </w:rPr>
+                    <w:t xml:space="preserve"/>
+                  </w:r>
+                </w:p>
+              </w:tc>
+              <w:tc>
+                <w:tcPr>
+                  <w:tcW w:type="dxa" w:w="380"/>
+                  <w:tcBorders>
+                    <w:top w:val="single" w:color="000000" w:sz="6"/>
+                    <w:left w:val="single" w:color="000000" w:sz="6"/>
+                    <w:bottom w:val="single" w:color="000000" w:sz="6"/>
+                    <w:right w:val="single" w:color="000000" w:sz="6"/>
+                  </w:tcBorders>
+                  <w:shd w:fill="BFBFBF" w:color="auto" w:val="clear"/>
+                  <w:vAlign w:val="center"/>
+                </w:tcPr>
+                <w:p>
+                  <w:pPr>
+                    <w:keepNext/>
+                    <w:bidi w:val="false"/>
+                    <w:spacing w:after="0"/>
+                    <w:jc w:val="center"/>
+                  </w:pPr>
+                  <w:r>
+                    <w:rPr>
+                      <w:rFonts w:ascii="Arial" w:cs="Arial" w:eastAsia="Arial" w:hAnsi="Arial"/>
+                      <w:b/>
+                      <w:bCs/>
+                      <w:color w:val="000000"/>
+                      <w:sz w:val="32"/>
+                      <w:szCs w:val="32"/>
+                    </w:rPr>
+                    <w:t xml:space="preserve"/>
+                  </w:r>
+                </w:p>
+              </w:tc>
+              <w:tc>
+                <w:tcPr>
+                  <w:tcW w:type="dxa" w:w="380"/>
+                  <w:tcBorders>
+                    <w:top w:val="single" w:color="000000" w:sz="6"/>
+                    <w:left w:val="single" w:color="000000" w:sz="6"/>
+                    <w:bottom w:val="single" w:color="000000" w:sz="6"/>
+                    <w:right w:val="single" w:color="000000" w:sz="6"/>
+                  </w:tcBorders>
+                  <w:shd w:fill="BFBFBF" w:color="auto" w:val="clear"/>
+                  <w:vAlign w:val="center"/>
+                </w:tcPr>
+                <w:p>
+                  <w:pPr>
+                    <w:keepNext/>
+                    <w:bidi w:val="false"/>
+                    <w:spacing w:after="0"/>
+                    <w:jc w:val="center"/>
+                  </w:pPr>
+                  <w:r>
+                    <w:rPr>
+                      <w:rFonts w:ascii="Arial" w:cs="Arial" w:eastAsia="Arial" w:hAnsi="Arial"/>
+                      <w:b/>
+                      <w:bCs/>
+                      <w:color w:val="000000"/>
+                      <w:sz w:val="32"/>
+                      <w:szCs w:val="32"/>
+                    </w:rPr>
+                    <w:t xml:space="preserve"/>
+                  </w:r>
+                </w:p>
+              </w:tc>
+              <w:tc>
+                <w:tcPr>
+                  <w:tcW w:type="dxa" w:w="380"/>
+                  <w:tcBorders>
+                    <w:top w:val="single" w:color="000000" w:sz="6"/>
+                    <w:left w:val="single" w:color="000000" w:sz="6"/>
+                    <w:bottom w:val="single" w:color="000000" w:sz="6"/>
+                    <w:right w:val="single" w:color="000000" w:sz="6"/>
+                  </w:tcBorders>
+                  <w:vAlign w:val="center"/>
+                </w:tcPr>
+                <w:p>
+                  <w:pPr>
+                    <w:keepNext/>
+                    <w:bidi w:val="false"/>
+                    <w:spacing w:after="0"/>
+                    <w:jc w:val="center"/>
+                  </w:pPr>
+                  <w:r>
+                    <w:rPr>
+                      <w:rFonts w:ascii="Arial" w:cs="Arial" w:eastAsia="Arial" w:hAnsi="Arial"/>
+                      <w:b/>
+                      <w:bCs/>
+                      <w:color w:val="000000"/>
+                      <w:sz w:val="32"/>
+                      <w:szCs w:val="32"/>
+                    </w:rPr>
+                    <w:t xml:space="preserve"/>
+                  </w:r>
+                </w:p>
+              </w:tc>
+              <w:tc>
+                <w:tcPr>
+                  <w:tcW w:type="dxa" w:w="380"/>
+                  <w:tcBorders>
+                    <w:top w:val="single" w:color="000000" w:sz="6"/>
+                    <w:left w:val="single" w:color="000000" w:sz="6"/>
+                    <w:bottom w:val="single" w:color="000000" w:sz="6"/>
+                    <w:right w:val="single" w:color="000000" w:sz="6"/>
+                  </w:tcBorders>
+                  <w:shd w:fill="BFBFBF" w:color="auto" w:val="clear"/>
+                  <w:vAlign w:val="center"/>
+                </w:tcPr>
+                <w:p>
+                  <w:pPr>
+                    <w:keepNext/>
+                    <w:bidi w:val="false"/>
+                    <w:spacing w:after="0"/>
+                    <w:jc w:val="center"/>
+                  </w:pPr>
+                  <w:r>
+                    <w:rPr>
+                      <w:rFonts w:ascii="Arial" w:cs="Arial" w:eastAsia="Arial" w:hAnsi="Arial"/>
+                      <w:b/>
+                      <w:bCs/>
+                      <w:color w:val="000000"/>
+                      <w:sz w:val="32"/>
+                      <w:szCs w:val="32"/>
+                    </w:rPr>
+                    <w:t xml:space="preserve"/>
+                  </w:r>
+                </w:p>
+              </w:tc>
+              <w:tc>
+                <w:tcPr>
+                  <w:tcW w:type="dxa" w:w="380"/>
+                  <w:tcBorders>
+                    <w:top w:val="single" w:color="000000" w:sz="6"/>
+                    <w:left w:val="single" w:color="000000" w:sz="6"/>
+                    <w:bottom w:val="single" w:color="000000" w:sz="6"/>
+                    <w:right w:val="single" w:color="000000" w:sz="6"/>
+                  </w:tcBorders>
+                  <w:shd w:fill="BFBFBF" w:color="auto" w:val="clear"/>
+                  <w:vAlign w:val="center"/>
+                </w:tcPr>
+                <w:p>
+                  <w:pPr>
+                    <w:keepNext/>
+                    <w:bidi w:val="false"/>
+                    <w:spacing w:after="0"/>
+                    <w:jc w:val="center"/>
+                  </w:pPr>
+                  <w:r>
+                    <w:rPr>
+                      <w:rFonts w:ascii="Arial" w:cs="Arial" w:eastAsia="Arial" w:hAnsi="Arial"/>
+                      <w:b/>
+                      <w:bCs/>
+                      <w:color w:val="000000"/>
+                      <w:sz w:val="32"/>
+                      <w:szCs w:val="32"/>
+                    </w:rPr>
+                    <w:t xml:space="preserve"/>
+                  </w:r>
+                </w:p>
+              </w:tc>
+              <w:tc>
+                <w:tcPr>
+                  <w:tcW w:type="dxa" w:w="380"/>
+                  <w:tcBorders>
+                    <w:top w:val="single" w:color="000000" w:sz="6"/>
+                    <w:left w:val="single" w:color="000000" w:sz="6"/>
+                    <w:bottom w:val="single" w:color="000000" w:sz="6"/>
+                    <w:right w:val="single" w:color="000000" w:sz="6"/>
+                  </w:tcBorders>
+                  <w:shd w:fill="BFBFBF" w:color="auto" w:val="clear"/>
+                  <w:vAlign w:val="center"/>
+                </w:tcPr>
+                <w:p>
+                  <w:pPr>
+                    <w:keepNext/>
+                    <w:bidi w:val="false"/>
+                    <w:spacing w:after="0"/>
+                    <w:jc w:val="center"/>
+                  </w:pPr>
+                  <w:r>
+                    <w:rPr>
+                      <w:rFonts w:ascii="Arial" w:cs="Arial" w:eastAsia="Arial" w:hAnsi="Arial"/>
+                      <w:b/>
+                      <w:bCs/>
+                      <w:color w:val="000000"/>
+                      <w:sz w:val="32"/>
+                      <w:szCs w:val="32"/>
+                    </w:rPr>
+                    <w:t xml:space="preserve"/>
+                  </w:r>
+                </w:p>
+              </w:tc>
+              <w:tc>
+                <w:tcPr>
+                  <w:tcW w:type="dxa" w:w="380"/>
+                  <w:tcBorders>
+                    <w:top w:val="single" w:color="000000" w:sz="6"/>
+                    <w:left w:val="single" w:color="000000" w:sz="6"/>
+                    <w:bottom w:val="single" w:color="000000" w:sz="6"/>
+                    <w:right w:val="single" w:color="000000" w:sz="6"/>
+                  </w:tcBorders>
+                  <w:shd w:fill="BFBFBF" w:color="auto" w:val="clear"/>
+                  <w:vAlign w:val="center"/>
+                </w:tcPr>
+                <w:p>
+                  <w:pPr>
+                    <w:keepNext/>
+                    <w:bidi w:val="false"/>
+                    <w:spacing w:after="0"/>
+                    <w:jc w:val="center"/>
+                  </w:pPr>
+                  <w:r>
+                    <w:rPr>
+                      <w:rFonts w:ascii="Arial" w:cs="Arial" w:eastAsia="Arial" w:hAnsi="Arial"/>
+                      <w:b/>
+                      <w:bCs/>
+                      <w:color w:val="000000"/>
+                      <w:sz w:val="32"/>
+                      <w:szCs w:val="32"/>
+                    </w:rPr>
+                    <w:t xml:space="preserve">●</w:t>
+                  </w:r>
+                </w:p>
+              </w:tc>
+            </w:tr>
+            <w:tr>
+              <w:trPr>
+                <w:cantSplit/>
+                <w:trHeight w:val="380" w:hRule="exact"/>
+              </w:trPr>
+              <w:tc>
+                <w:tcPr>
+                  <w:tcW w:type="dxa" w:w="380"/>
+                  <w:tcBorders>
+                    <w:top w:val="single" w:color="000000" w:sz="6"/>
+                    <w:left w:val="single" w:color="000000" w:sz="6"/>
+                    <w:bottom w:val="single" w:color="000000" w:sz="6"/>
+                    <w:right w:val="single" w:color="000000" w:sz="6"/>
+                  </w:tcBorders>
+                  <w:vAlign w:val="center"/>
+                </w:tcPr>
+                <w:p>
+                  <w:pPr>
+                    <w:keepNext w:val="false"/>
+                    <w:bidi w:val="false"/>
+                    <w:spacing w:after="0"/>
+                    <w:jc w:val="center"/>
+                  </w:pPr>
+                  <w:r>
+                    <w:rPr>
+                      <w:rFonts w:ascii="Arial" w:cs="Arial" w:eastAsia="Arial" w:hAnsi="Arial"/>
+                      <w:b/>
+                      <w:bCs/>
+                      <w:color w:val="000000"/>
+                      <w:sz w:val="32"/>
+                      <w:szCs w:val="32"/>
+                    </w:rPr>
+                    <w:t xml:space="preserve"/>
+                  </w:r>
+                </w:p>
+              </w:tc>
+              <w:tc>
+                <w:tcPr>
+                  <w:tcW w:type="dxa" w:w="380"/>
+                  <w:tcBorders>
+                    <w:top w:val="single" w:color="000000" w:sz="6"/>
+                    <w:left w:val="single" w:color="000000" w:sz="6"/>
+                    <w:bottom w:val="single" w:color="000000" w:sz="6"/>
+                    <w:right w:val="single" w:color="000000" w:sz="6"/>
+                  </w:tcBorders>
+                  <w:vAlign w:val="center"/>
+                </w:tcPr>
+                <w:p>
+                  <w:pPr>
+                    <w:keepNext w:val="false"/>
+                    <w:bidi w:val="false"/>
+                    <w:spacing w:after="0"/>
+                    <w:jc w:val="center"/>
+                  </w:pPr>
+                  <w:r>
+                    <w:rPr>
+                      <w:rFonts w:ascii="Arial" w:cs="Arial" w:eastAsia="Arial" w:hAnsi="Arial"/>
+                      <w:b/>
+                      <w:bCs/>
+                      <w:color w:val="000000"/>
+                      <w:sz w:val="32"/>
+                      <w:szCs w:val="32"/>
+                    </w:rPr>
+                    <w:t xml:space="preserve"/>
+                  </w:r>
+                </w:p>
+              </w:tc>
+              <w:tc>
+                <w:tcPr>
+                  <w:tcW w:type="dxa" w:w="380"/>
+                  <w:tcBorders>
+                    <w:top w:val="single" w:color="000000" w:sz="6"/>
+                    <w:left w:val="single" w:color="000000" w:sz="6"/>
+                    <w:bottom w:val="single" w:color="000000" w:sz="6"/>
+                    <w:right w:val="single" w:color="000000" w:sz="6"/>
+                  </w:tcBorders>
+                  <w:vAlign w:val="center"/>
+                </w:tcPr>
+                <w:p>
+                  <w:pPr>
+                    <w:keepNext w:val="false"/>
+                    <w:bidi w:val="false"/>
+                    <w:spacing w:after="0"/>
+                    <w:jc w:val="center"/>
+                  </w:pPr>
+                  <w:r>
+                    <w:rPr>
+                      <w:rFonts w:ascii="Arial" w:cs="Arial" w:eastAsia="Arial" w:hAnsi="Arial"/>
+                      <w:b/>
+                      <w:bCs/>
+                      <w:color w:val="000000"/>
+                      <w:sz w:val="32"/>
+                      <w:szCs w:val="32"/>
+                    </w:rPr>
+                    <w:t xml:space="preserve"/>
+                  </w:r>
+                </w:p>
+              </w:tc>
+              <w:tc>
+                <w:tcPr>
+                  <w:tcW w:type="dxa" w:w="380"/>
+                  <w:tcBorders>
+                    <w:top w:val="single" w:color="000000" w:sz="6"/>
+                    <w:left w:val="single" w:color="000000" w:sz="6"/>
+                    <w:bottom w:val="single" w:color="000000" w:sz="6"/>
+                    <w:right w:val="single" w:color="000000" w:sz="6"/>
+                  </w:tcBorders>
+                  <w:vAlign w:val="center"/>
+                </w:tcPr>
+                <w:p>
+                  <w:pPr>
+                    <w:keepNext w:val="false"/>
+                    <w:bidi w:val="false"/>
+                    <w:spacing w:after="0"/>
+                    <w:jc w:val="center"/>
+                  </w:pPr>
+                  <w:r>
+                    <w:rPr>
+                      <w:rFonts w:ascii="Arial" w:cs="Arial" w:eastAsia="Arial" w:hAnsi="Arial"/>
+                      <w:b/>
+                      <w:bCs/>
+                      <w:color w:val="000000"/>
+                      <w:sz w:val="32"/>
+                      <w:szCs w:val="32"/>
+                    </w:rPr>
+                    <w:t xml:space="preserve"/>
+                  </w:r>
+                </w:p>
+              </w:tc>
+              <w:tc>
+                <w:tcPr>
+                  <w:tcW w:type="dxa" w:w="380"/>
+                  <w:tcBorders>
+                    <w:top w:val="single" w:color="000000" w:sz="6"/>
+                    <w:left w:val="single" w:color="000000" w:sz="6"/>
+                    <w:bottom w:val="single" w:color="000000" w:sz="6"/>
+                    <w:right w:val="single" w:color="000000" w:sz="6"/>
+                  </w:tcBorders>
+                  <w:vAlign w:val="center"/>
+                </w:tcPr>
+                <w:p>
+                  <w:pPr>
+                    <w:keepNext w:val="false"/>
+                    <w:bidi w:val="false"/>
+                    <w:spacing w:after="0"/>
+                    <w:jc w:val="center"/>
+                  </w:pPr>
+                  <w:r>
+                    <w:rPr>
+                      <w:rFonts w:ascii="Arial" w:cs="Arial" w:eastAsia="Arial" w:hAnsi="Arial"/>
+                      <w:b/>
+                      <w:bCs/>
+                      <w:color w:val="000000"/>
+                      <w:sz w:val="32"/>
+                      <w:szCs w:val="32"/>
+                    </w:rPr>
+                    <w:t xml:space="preserve"/>
+                  </w:r>
+                </w:p>
+              </w:tc>
+              <w:tc>
+                <w:tcPr>
+                  <w:tcW w:type="dxa" w:w="380"/>
+                  <w:tcBorders>
+                    <w:top w:val="single" w:color="000000" w:sz="6"/>
+                    <w:left w:val="single" w:color="000000" w:sz="6"/>
+                    <w:bottom w:val="single" w:color="000000" w:sz="6"/>
+                    <w:right w:val="single" w:color="000000" w:sz="6"/>
+                  </w:tcBorders>
+                  <w:vAlign w:val="center"/>
+                </w:tcPr>
+                <w:p>
+                  <w:pPr>
+                    <w:keepNext w:val="false"/>
+                    <w:bidi w:val="false"/>
+                    <w:spacing w:after="0"/>
+                    <w:jc w:val="center"/>
+                  </w:pPr>
+                  <w:r>
+                    <w:rPr>
+                      <w:rFonts w:ascii="Arial" w:cs="Arial" w:eastAsia="Arial" w:hAnsi="Arial"/>
+                      <w:b/>
+                      <w:bCs/>
+                      <w:color w:val="000000"/>
+                      <w:sz w:val="32"/>
+                      <w:szCs w:val="32"/>
+                    </w:rPr>
+                    <w:t xml:space="preserve"/>
+                  </w:r>
+                </w:p>
+              </w:tc>
+              <w:tc>
+                <w:tcPr>
+                  <w:tcW w:type="dxa" w:w="380"/>
+                  <w:tcBorders>
+                    <w:top w:val="single" w:color="000000" w:sz="6"/>
+                    <w:left w:val="single" w:color="000000" w:sz="6"/>
+                    <w:bottom w:val="single" w:color="000000" w:sz="6"/>
+                    <w:right w:val="single" w:color="000000" w:sz="6"/>
+                  </w:tcBorders>
+                  <w:vAlign w:val="center"/>
+                </w:tcPr>
+                <w:p>
+                  <w:pPr>
+                    <w:keepNext w:val="false"/>
+                    <w:bidi w:val="false"/>
+                    <w:spacing w:after="0"/>
+                    <w:jc w:val="center"/>
+                  </w:pPr>
+                  <w:r>
+                    <w:rPr>
+                      <w:rFonts w:ascii="Arial" w:cs="Arial" w:eastAsia="Arial" w:hAnsi="Arial"/>
+                      <w:b/>
+                      <w:bCs/>
+                      <w:color w:val="000000"/>
+                      <w:sz w:val="32"/>
+                      <w:szCs w:val="32"/>
+                    </w:rPr>
+                    <w:t xml:space="preserve"/>
+                  </w:r>
+                </w:p>
+              </w:tc>
+              <w:tc>
+                <w:tcPr>
+                  <w:tcW w:type="dxa" w:w="380"/>
+                  <w:tcBorders>
+                    <w:top w:val="single" w:color="000000" w:sz="6"/>
+                    <w:left w:val="single" w:color="000000" w:sz="6"/>
+                    <w:bottom w:val="single" w:color="000000" w:sz="6"/>
+                    <w:right w:val="single" w:color="000000" w:sz="6"/>
+                  </w:tcBorders>
+                  <w:vAlign w:val="center"/>
+                </w:tcPr>
+                <w:p>
+                  <w:pPr>
+                    <w:keepNext w:val="false"/>
+                    <w:bidi w:val="false"/>
+                    <w:spacing w:after="0"/>
+                    <w:jc w:val="center"/>
+                  </w:pPr>
+                  <w:r>
+                    <w:rPr>
+                      <w:rFonts w:ascii="Arial" w:cs="Arial" w:eastAsia="Arial" w:hAnsi="Arial"/>
+                      <w:b/>
+                      <w:bCs/>
+                      <w:color w:val="000000"/>
+                      <w:sz w:val="32"/>
+                      <w:szCs w:val="32"/>
+                    </w:rPr>
+                    <w:t xml:space="preserve"/>
+                  </w:r>
+                </w:p>
+              </w:tc>
+              <w:tc>
+                <w:tcPr>
+                  <w:tcW w:type="dxa" w:w="380"/>
+                  <w:tcBorders>
+                    <w:top w:val="single" w:color="000000" w:sz="6"/>
+                    <w:left w:val="single" w:color="000000" w:sz="6"/>
+                    <w:bottom w:val="single" w:color="000000" w:sz="6"/>
+                    <w:right w:val="single" w:color="000000" w:sz="6"/>
+                  </w:tcBorders>
+                  <w:vAlign w:val="center"/>
+                </w:tcPr>
+                <w:p>
+                  <w:pPr>
+                    <w:keepNext w:val="false"/>
+                    <w:bidi w:val="false"/>
+                    <w:spacing w:after="0"/>
+                    <w:jc w:val="center"/>
+                  </w:pPr>
+                  <w:r>
+                    <w:rPr>
+                      <w:rFonts w:ascii="Arial" w:cs="Arial" w:eastAsia="Arial" w:hAnsi="Arial"/>
+                      <w:b/>
+                      <w:bCs/>
+                      <w:color w:val="000000"/>
+                      <w:sz w:val="32"/>
+                      <w:szCs w:val="32"/>
+                    </w:rPr>
+                    <w:t xml:space="preserve"/>
+                  </w:r>
+                </w:p>
+              </w:tc>
+              <w:tc>
+                <w:tcPr>
+                  <w:tcW w:type="dxa" w:w="380"/>
+                  <w:tcBorders>
+                    <w:top w:val="single" w:color="000000" w:sz="6"/>
+                    <w:left w:val="single" w:color="000000" w:sz="6"/>
+                    <w:bottom w:val="single" w:color="000000" w:sz="6"/>
+                    <w:right w:val="single" w:color="000000" w:sz="6"/>
+                  </w:tcBorders>
+                  <w:vAlign w:val="center"/>
+                </w:tcPr>
+                <w:p>
+                  <w:pPr>
+                    <w:keepNext w:val="false"/>
+                    <w:bidi w:val="false"/>
+                    <w:spacing w:after="0"/>
+                    <w:jc w:val="center"/>
+                  </w:pPr>
+                  <w:r>
+                    <w:rPr>
+                      <w:rFonts w:ascii="Arial" w:cs="Arial" w:eastAsia="Arial" w:hAnsi="Arial"/>
+                      <w:b/>
+                      <w:bCs/>
+                      <w:color w:val="000000"/>
+                      <w:sz w:val="32"/>
+                      <w:szCs w:val="32"/>
+                    </w:rPr>
+                    <w:t xml:space="preserve"/>
+                  </w:r>
+                </w:p>
+              </w:tc>
+            </w:tr>
+          </w:tbl>
+          <w:p/>
+        </w:tc>
+      </w:tr>
+      <w:tr>
+        <w:trPr>
+          <w:cantSplit/>
+        </w:trPr>
+        <w:tc>
+          <w:tcPr>
+            <w:tcW w:type="dxa" w:w="4700"/>
+            <w:tcBorders>
+              <w:top w:val="none" w:color="FFFFFF" w:sz="0"/>
+              <w:left w:val="none" w:color="FFFFFF" w:sz="0"/>
+              <w:bottom w:val="none" w:color="FFFFFF" w:sz="0"/>
+              <w:right w:val="none" w:color="FFFFFF" w:sz="0"/>
+            </w:tcBorders>
+            <w:tcMar>
+              <w:bottom w:type="dxa" w:w="160"/>
+            </w:tcMar>
+          </w:tcPr>
+          <w:p>
+            <w:pPr>
+              <w:keepNext/>
+              <w:keepLines/>
+              <w:bidi/>
+              <w:spacing w:after="40" w:before="0"/>
+              <w:jc w:val="start"/>
+            </w:pPr>
+            <w:r>
+              <w:rPr>
+                <w:rFonts w:ascii="Arial" w:cs="Arial" w:eastAsia="Arial" w:hAnsi="Arial"/>
+                <w:b/>
+                <w:bCs/>
+                <w:sz w:val="20"/>
+                <w:szCs w:val="20"/>
+                <w:rtl/>
+              </w:rPr>
+              <w:t xml:space="preserve">שאלה 3ג  ·  משבצת = 50 צעדים</w:t>
+            </w:r>
+          </w:p>
+          <w:tbl>
+            <w:tblPr>
+              <w:bidiVisual/>
+              <w:tblW w:type="dxa" w:w="3040"/>
+              <w:jc w:val="left"/>
+              <w:tblInd w:type="dxa" w:w="0"/>
+              <w:tblBorders>
+                <w:top w:val="single" w:color="auto" w:sz="4"/>
+                <w:left w:val="single" w:color="auto" w:sz="4"/>
+                <w:bottom w:val="single" w:color="auto" w:sz="4"/>
+                <w:right w:val="single" w:color="auto" w:sz="4"/>
+                <w:insideH w:val="single" w:color="auto" w:sz="4"/>
+                <w:insideV w:val="single" w:color="auto" w:sz="4"/>
+              </w:tblBorders>
+            </w:tblPr>
+            <w:tblGrid>
+              <w:gridCol w:w="380"/>
+              <w:gridCol w:w="380"/>
+              <w:gridCol w:w="380"/>
+              <w:gridCol w:w="380"/>
+              <w:gridCol w:w="380"/>
+              <w:gridCol w:w="380"/>
+              <w:gridCol w:w="380"/>
+              <w:gridCol w:w="380"/>
+            </w:tblGrid>
+            <w:tr>
+              <w:trPr>
+                <w:cantSplit/>
+                <w:trHeight w:val="380" w:hRule="exact"/>
+              </w:trPr>
+              <w:tc>
+                <w:tcPr>
+                  <w:tcW w:type="dxa" w:w="380"/>
+                  <w:tcBorders>
+                    <w:top w:val="single" w:color="000000" w:sz="6"/>
+                    <w:left w:val="single" w:color="000000" w:sz="6"/>
+                    <w:bottom w:val="single" w:color="000000" w:sz="6"/>
+                    <w:right w:val="single" w:color="000000" w:sz="6"/>
+                  </w:tcBorders>
+                  <w:vAlign w:val="center"/>
+                </w:tcPr>
+                <w:p>
+                  <w:pPr>
+                    <w:keepNext/>
+                    <w:bidi w:val="false"/>
+                    <w:spacing w:after="0"/>
+                    <w:jc w:val="center"/>
+                  </w:pPr>
+                  <w:r>
+                    <w:rPr>
+                      <w:rFonts w:ascii="Arial" w:cs="Arial" w:eastAsia="Arial" w:hAnsi="Arial"/>
+                      <w:b/>
+                      <w:bCs/>
+                      <w:color w:val="000000"/>
+                      <w:sz w:val="32"/>
+                      <w:szCs w:val="32"/>
+                    </w:rPr>
+                    <w:t xml:space="preserve"/>
+                  </w:r>
+                </w:p>
+              </w:tc>
+              <w:tc>
+                <w:tcPr>
+                  <w:tcW w:type="dxa" w:w="380"/>
+                  <w:tcBorders>
+                    <w:top w:val="single" w:color="000000" w:sz="6"/>
+                    <w:left w:val="single" w:color="000000" w:sz="6"/>
+                    <w:bottom w:val="single" w:color="000000" w:sz="6"/>
+                    <w:right w:val="single" w:color="000000" w:sz="6"/>
+                  </w:tcBorders>
+                  <w:vAlign w:val="center"/>
+                </w:tcPr>
+                <w:p>
+                  <w:pPr>
+                    <w:keepNext/>
+                    <w:bidi w:val="false"/>
+                    <w:spacing w:after="0"/>
+                    <w:jc w:val="center"/>
+                  </w:pPr>
+                  <w:r>
+                    <w:rPr>
+                      <w:rFonts w:ascii="Arial" w:cs="Arial" w:eastAsia="Arial" w:hAnsi="Arial"/>
+                      <w:b/>
+                      <w:bCs/>
+                      <w:color w:val="000000"/>
+                      <w:sz w:val="32"/>
+                      <w:szCs w:val="32"/>
+                    </w:rPr>
+                    <w:t xml:space="preserve"/>
+                  </w:r>
+                </w:p>
+              </w:tc>
+              <w:tc>
+                <w:tcPr>
+                  <w:tcW w:type="dxa" w:w="380"/>
+                  <w:tcBorders>
+                    <w:top w:val="single" w:color="000000" w:sz="6"/>
+                    <w:left w:val="single" w:color="000000" w:sz="6"/>
+                    <w:bottom w:val="single" w:color="000000" w:sz="6"/>
+                    <w:right w:val="single" w:color="000000" w:sz="6"/>
+                  </w:tcBorders>
+                  <w:vAlign w:val="center"/>
+                </w:tcPr>
+                <w:p>
+                  <w:pPr>
+                    <w:keepNext/>
+                    <w:bidi w:val="false"/>
+                    <w:spacing w:after="0"/>
+                    <w:jc w:val="center"/>
+                  </w:pPr>
+                  <w:r>
+                    <w:rPr>
+                      <w:rFonts w:ascii="Arial" w:cs="Arial" w:eastAsia="Arial" w:hAnsi="Arial"/>
+                      <w:b/>
+                      <w:bCs/>
+                      <w:color w:val="000000"/>
+                      <w:sz w:val="32"/>
+                      <w:szCs w:val="32"/>
+                    </w:rPr>
+                    <w:t xml:space="preserve"/>
+                  </w:r>
+                </w:p>
+              </w:tc>
+              <w:tc>
+                <w:tcPr>
+                  <w:tcW w:type="dxa" w:w="380"/>
+                  <w:tcBorders>
+                    <w:top w:val="single" w:color="000000" w:sz="6"/>
+                    <w:left w:val="single" w:color="000000" w:sz="6"/>
+                    <w:bottom w:val="single" w:color="000000" w:sz="6"/>
+                    <w:right w:val="single" w:color="000000" w:sz="6"/>
+                  </w:tcBorders>
+                  <w:vAlign w:val="center"/>
+                </w:tcPr>
+                <w:p>
+                  <w:pPr>
+                    <w:keepNext/>
+                    <w:bidi w:val="false"/>
+                    <w:spacing w:after="0"/>
+                    <w:jc w:val="center"/>
+                  </w:pPr>
+                  <w:r>
+                    <w:rPr>
+                      <w:rFonts w:ascii="Arial" w:cs="Arial" w:eastAsia="Arial" w:hAnsi="Arial"/>
+                      <w:b/>
+                      <w:bCs/>
+                      <w:color w:val="000000"/>
+                      <w:sz w:val="32"/>
+                      <w:szCs w:val="32"/>
+                    </w:rPr>
+                    <w:t xml:space="preserve"/>
+                  </w:r>
+                </w:p>
+              </w:tc>
+              <w:tc>
+                <w:tcPr>
+                  <w:tcW w:type="dxa" w:w="380"/>
+                  <w:tcBorders>
+                    <w:top w:val="single" w:color="000000" w:sz="6"/>
+                    <w:left w:val="single" w:color="000000" w:sz="6"/>
+                    <w:bottom w:val="single" w:color="000000" w:sz="6"/>
+                    <w:right w:val="single" w:color="000000" w:sz="6"/>
+                  </w:tcBorders>
+                  <w:vAlign w:val="center"/>
+                </w:tcPr>
+                <w:p>
+                  <w:pPr>
+                    <w:keepNext/>
+                    <w:bidi w:val="false"/>
+                    <w:spacing w:after="0"/>
+                    <w:jc w:val="center"/>
+                  </w:pPr>
+                  <w:r>
+                    <w:rPr>
+                      <w:rFonts w:ascii="Arial" w:cs="Arial" w:eastAsia="Arial" w:hAnsi="Arial"/>
+                      <w:b/>
+                      <w:bCs/>
+                      <w:color w:val="000000"/>
+                      <w:sz w:val="32"/>
+                      <w:szCs w:val="32"/>
+                    </w:rPr>
+                    <w:t xml:space="preserve"/>
+                  </w:r>
+                </w:p>
+              </w:tc>
+              <w:tc>
+                <w:tcPr>
+                  <w:tcW w:type="dxa" w:w="380"/>
+                  <w:tcBorders>
+                    <w:top w:val="single" w:color="000000" w:sz="6"/>
+                    <w:left w:val="single" w:color="000000" w:sz="6"/>
+                    <w:bottom w:val="single" w:color="000000" w:sz="6"/>
+                    <w:right w:val="single" w:color="000000" w:sz="6"/>
+                  </w:tcBorders>
+                  <w:vAlign w:val="center"/>
+                </w:tcPr>
+                <w:p>
+                  <w:pPr>
+                    <w:keepNext/>
+                    <w:bidi w:val="false"/>
+                    <w:spacing w:after="0"/>
+                    <w:jc w:val="center"/>
+                  </w:pPr>
+                  <w:r>
+                    <w:rPr>
+                      <w:rFonts w:ascii="Arial" w:cs="Arial" w:eastAsia="Arial" w:hAnsi="Arial"/>
+                      <w:b/>
+                      <w:bCs/>
+                      <w:color w:val="000000"/>
+                      <w:sz w:val="32"/>
+                      <w:szCs w:val="32"/>
+                    </w:rPr>
+                    <w:t xml:space="preserve"/>
+                  </w:r>
+                </w:p>
+              </w:tc>
+              <w:tc>
+                <w:tcPr>
+                  <w:tcW w:type="dxa" w:w="380"/>
+                  <w:tcBorders>
+                    <w:top w:val="single" w:color="000000" w:sz="6"/>
+                    <w:left w:val="single" w:color="000000" w:sz="6"/>
+                    <w:bottom w:val="single" w:color="000000" w:sz="6"/>
+                    <w:right w:val="single" w:color="000000" w:sz="6"/>
+                  </w:tcBorders>
+                  <w:vAlign w:val="center"/>
+                </w:tcPr>
+                <w:p>
+                  <w:pPr>
+                    <w:keepNext/>
+                    <w:bidi w:val="false"/>
+                    <w:spacing w:after="0"/>
+                    <w:jc w:val="center"/>
+                  </w:pPr>
+                  <w:r>
+                    <w:rPr>
+                      <w:rFonts w:ascii="Arial" w:cs="Arial" w:eastAsia="Arial" w:hAnsi="Arial"/>
+                      <w:b/>
+                      <w:bCs/>
+                      <w:color w:val="000000"/>
+                      <w:sz w:val="32"/>
+                      <w:szCs w:val="32"/>
+                    </w:rPr>
+                    <w:t xml:space="preserve"/>
+                  </w:r>
+                </w:p>
+              </w:tc>
+              <w:tc>
+                <w:tcPr>
+                  <w:tcW w:type="dxa" w:w="380"/>
+                  <w:tcBorders>
+                    <w:top w:val="single" w:color="000000" w:sz="6"/>
+                    <w:left w:val="single" w:color="000000" w:sz="6"/>
+                    <w:bottom w:val="single" w:color="000000" w:sz="6"/>
+                    <w:right w:val="single" w:color="000000" w:sz="6"/>
+                  </w:tcBorders>
+                  <w:vAlign w:val="center"/>
+                </w:tcPr>
+                <w:p>
+                  <w:pPr>
+                    <w:keepNext/>
+                    <w:bidi w:val="false"/>
+                    <w:spacing w:after="0"/>
+                    <w:jc w:val="center"/>
+                  </w:pPr>
+                  <w:r>
+                    <w:rPr>
+                      <w:rFonts w:ascii="Arial" w:cs="Arial" w:eastAsia="Arial" w:hAnsi="Arial"/>
+                      <w:b/>
+                      <w:bCs/>
+                      <w:color w:val="000000"/>
+                      <w:sz w:val="32"/>
+                      <w:szCs w:val="32"/>
+                    </w:rPr>
+                    <w:t xml:space="preserve"/>
+                  </w:r>
+                </w:p>
+              </w:tc>
+            </w:tr>
+            <w:tr>
+              <w:trPr>
+                <w:cantSplit/>
+                <w:trHeight w:val="380" w:hRule="exact"/>
+              </w:trPr>
+              <w:tc>
+                <w:tcPr>
+                  <w:tcW w:type="dxa" w:w="380"/>
+                  <w:tcBorders>
+                    <w:top w:val="single" w:color="000000" w:sz="6"/>
+                    <w:left w:val="single" w:color="000000" w:sz="6"/>
+                    <w:bottom w:val="single" w:color="000000" w:sz="6"/>
+                    <w:right w:val="single" w:color="000000" w:sz="6"/>
+                  </w:tcBorders>
+                  <w:vAlign w:val="center"/>
+                </w:tcPr>
+                <w:p>
+                  <w:pPr>
+                    <w:keepNext/>
+                    <w:bidi w:val="false"/>
+                    <w:spacing w:after="0"/>
+                    <w:jc w:val="center"/>
+                  </w:pPr>
+                  <w:r>
+                    <w:rPr>
+                      <w:rFonts w:ascii="Arial" w:cs="Arial" w:eastAsia="Arial" w:hAnsi="Arial"/>
+                      <w:b/>
+                      <w:bCs/>
+                      <w:color w:val="000000"/>
+                      <w:sz w:val="32"/>
+                      <w:szCs w:val="32"/>
+                    </w:rPr>
+                    <w:t xml:space="preserve"/>
+                  </w:r>
+                </w:p>
+              </w:tc>
+              <w:tc>
+                <w:tcPr>
+                  <w:tcW w:type="dxa" w:w="380"/>
+                  <w:tcBorders>
+                    <w:top w:val="single" w:color="000000" w:sz="6"/>
+                    <w:left w:val="single" w:color="000000" w:sz="6"/>
+                    <w:bottom w:val="single" w:color="000000" w:sz="6"/>
+                    <w:right w:val="single" w:color="000000" w:sz="6"/>
+                  </w:tcBorders>
+                  <w:vAlign w:val="center"/>
+                </w:tcPr>
+                <w:p>
+                  <w:pPr>
+                    <w:keepNext/>
+                    <w:bidi w:val="false"/>
+                    <w:spacing w:after="0"/>
+                    <w:jc w:val="center"/>
+                  </w:pPr>
+                  <w:r>
+                    <w:rPr>
+                      <w:rFonts w:ascii="Arial" w:cs="Arial" w:eastAsia="Arial" w:hAnsi="Arial"/>
+                      <w:b/>
+                      <w:bCs/>
+                      <w:color w:val="000000"/>
+                      <w:sz w:val="32"/>
+                      <w:szCs w:val="32"/>
+                    </w:rPr>
+                    <w:t xml:space="preserve"/>
+                  </w:r>
+                </w:p>
+              </w:tc>
+              <w:tc>
+                <w:tcPr>
+                  <w:tcW w:type="dxa" w:w="380"/>
+                  <w:tcBorders>
+                    <w:top w:val="single" w:color="000000" w:sz="6"/>
+                    <w:left w:val="single" w:color="000000" w:sz="6"/>
+                    <w:bottom w:val="single" w:color="000000" w:sz="6"/>
+                    <w:right w:val="single" w:color="000000" w:sz="6"/>
+                  </w:tcBorders>
+                  <w:vAlign w:val="center"/>
+                </w:tcPr>
+                <w:p>
+                  <w:pPr>
+                    <w:keepNext/>
+                    <w:bidi w:val="false"/>
+                    <w:spacing w:after="0"/>
+                    <w:jc w:val="center"/>
+                  </w:pPr>
+                  <w:r>
+                    <w:rPr>
+                      <w:rFonts w:ascii="Arial" w:cs="Arial" w:eastAsia="Arial" w:hAnsi="Arial"/>
+                      <w:b/>
+                      <w:bCs/>
+                      <w:color w:val="000000"/>
+                      <w:sz w:val="32"/>
+                      <w:szCs w:val="32"/>
+                    </w:rPr>
+                    <w:t xml:space="preserve"/>
+                  </w:r>
+                </w:p>
+              </w:tc>
+              <w:tc>
+                <w:tcPr>
+                  <w:tcW w:type="dxa" w:w="380"/>
+                  <w:tcBorders>
+                    <w:top w:val="single" w:color="000000" w:sz="6"/>
+                    <w:left w:val="single" w:color="000000" w:sz="6"/>
+                    <w:bottom w:val="single" w:color="000000" w:sz="6"/>
+                    <w:right w:val="single" w:color="000000" w:sz="6"/>
+                  </w:tcBorders>
+                  <w:vAlign w:val="center"/>
+                </w:tcPr>
+                <w:p>
+                  <w:pPr>
+                    <w:keepNext/>
+                    <w:bidi w:val="false"/>
+                    <w:spacing w:after="0"/>
+                    <w:jc w:val="center"/>
+                  </w:pPr>
+                  <w:r>
+                    <w:rPr>
+                      <w:rFonts w:ascii="Arial" w:cs="Arial" w:eastAsia="Arial" w:hAnsi="Arial"/>
+                      <w:b/>
+                      <w:bCs/>
+                      <w:color w:val="000000"/>
+                      <w:sz w:val="32"/>
+                      <w:szCs w:val="32"/>
+                    </w:rPr>
+                    <w:t xml:space="preserve"/>
+                  </w:r>
+                </w:p>
+              </w:tc>
+              <w:tc>
+                <w:tcPr>
+                  <w:tcW w:type="dxa" w:w="380"/>
+                  <w:tcBorders>
+                    <w:top w:val="single" w:color="000000" w:sz="6"/>
+                    <w:left w:val="single" w:color="000000" w:sz="6"/>
+                    <w:bottom w:val="single" w:color="000000" w:sz="6"/>
+                    <w:right w:val="single" w:color="000000" w:sz="6"/>
+                  </w:tcBorders>
+                  <w:shd w:fill="BFBFBF" w:color="auto" w:val="clear"/>
+                  <w:vAlign w:val="center"/>
+                </w:tcPr>
+                <w:p>
+                  <w:pPr>
+                    <w:keepNext/>
+                    <w:bidi w:val="false"/>
+                    <w:spacing w:after="0"/>
+                    <w:jc w:val="center"/>
+                  </w:pPr>
+                  <w:r>
+                    <w:rPr>
+                      <w:rFonts w:ascii="Arial" w:cs="Arial" w:eastAsia="Arial" w:hAnsi="Arial"/>
+                      <w:b/>
+                      <w:bCs/>
+                      <w:color w:val="000000"/>
+                      <w:sz w:val="32"/>
+                      <w:szCs w:val="32"/>
+                    </w:rPr>
+                    <w:t xml:space="preserve"/>
+                  </w:r>
+                </w:p>
+              </w:tc>
+              <w:tc>
+                <w:tcPr>
+                  <w:tcW w:type="dxa" w:w="380"/>
+                  <w:tcBorders>
+                    <w:top w:val="single" w:color="000000" w:sz="6"/>
+                    <w:left w:val="single" w:color="000000" w:sz="6"/>
+                    <w:bottom w:val="single" w:color="000000" w:sz="6"/>
+                    <w:right w:val="single" w:color="000000" w:sz="6"/>
+                  </w:tcBorders>
+                  <w:shd w:fill="BFBFBF" w:color="auto" w:val="clear"/>
+                  <w:vAlign w:val="center"/>
+                </w:tcPr>
+                <w:p>
+                  <w:pPr>
+                    <w:keepNext/>
+                    <w:bidi w:val="false"/>
+                    <w:spacing w:after="0"/>
+                    <w:jc w:val="center"/>
+                  </w:pPr>
+                  <w:r>
+                    <w:rPr>
+                      <w:rFonts w:ascii="Arial" w:cs="Arial" w:eastAsia="Arial" w:hAnsi="Arial"/>
+                      <w:b/>
+                      <w:bCs/>
+                      <w:color w:val="000000"/>
+                      <w:sz w:val="32"/>
+                      <w:szCs w:val="32"/>
+                    </w:rPr>
+                    <w:t xml:space="preserve"/>
+                  </w:r>
+                </w:p>
+              </w:tc>
+              <w:tc>
+                <w:tcPr>
+                  <w:tcW w:type="dxa" w:w="380"/>
+                  <w:tcBorders>
+                    <w:top w:val="single" w:color="000000" w:sz="6"/>
+                    <w:left w:val="single" w:color="000000" w:sz="6"/>
+                    <w:bottom w:val="single" w:color="000000" w:sz="6"/>
+                    <w:right w:val="single" w:color="000000" w:sz="6"/>
+                  </w:tcBorders>
+                  <w:shd w:fill="BFBFBF" w:color="auto" w:val="clear"/>
+                  <w:vAlign w:val="center"/>
+                </w:tcPr>
+                <w:p>
+                  <w:pPr>
+                    <w:keepNext/>
+                    <w:bidi w:val="false"/>
+                    <w:spacing w:after="0"/>
+                    <w:jc w:val="center"/>
+                  </w:pPr>
+                  <w:r>
+                    <w:rPr>
+                      <w:rFonts w:ascii="Arial" w:cs="Arial" w:eastAsia="Arial" w:hAnsi="Arial"/>
+                      <w:b/>
+                      <w:bCs/>
+                      <w:color w:val="000000"/>
+                      <w:sz w:val="32"/>
+                      <w:szCs w:val="32"/>
+                    </w:rPr>
+                    <w:t xml:space="preserve">●</w:t>
+                  </w:r>
+                </w:p>
+              </w:tc>
+              <w:tc>
+                <w:tcPr>
+                  <w:tcW w:type="dxa" w:w="380"/>
+                  <w:tcBorders>
+                    <w:top w:val="single" w:color="000000" w:sz="6"/>
+                    <w:left w:val="single" w:color="000000" w:sz="6"/>
+                    <w:bottom w:val="single" w:color="000000" w:sz="6"/>
+                    <w:right w:val="single" w:color="000000" w:sz="6"/>
+                  </w:tcBorders>
+                  <w:vAlign w:val="center"/>
+                </w:tcPr>
+                <w:p>
+                  <w:pPr>
+                    <w:keepNext/>
+                    <w:bidi w:val="false"/>
+                    <w:spacing w:after="0"/>
+                    <w:jc w:val="center"/>
+                  </w:pPr>
+                  <w:r>
+                    <w:rPr>
+                      <w:rFonts w:ascii="Arial" w:cs="Arial" w:eastAsia="Arial" w:hAnsi="Arial"/>
+                      <w:b/>
+                      <w:bCs/>
+                      <w:color w:val="000000"/>
+                      <w:sz w:val="32"/>
+                      <w:szCs w:val="32"/>
+                    </w:rPr>
+                    <w:t xml:space="preserve"/>
+                  </w:r>
+                </w:p>
+              </w:tc>
+            </w:tr>
+            <w:tr>
+              <w:trPr>
+                <w:cantSplit/>
+                <w:trHeight w:val="380" w:hRule="exact"/>
+              </w:trPr>
+              <w:tc>
+                <w:tcPr>
+                  <w:tcW w:type="dxa" w:w="380"/>
+                  <w:tcBorders>
+                    <w:top w:val="single" w:color="000000" w:sz="6"/>
+                    <w:left w:val="single" w:color="000000" w:sz="6"/>
+                    <w:bottom w:val="single" w:color="000000" w:sz="6"/>
+                    <w:right w:val="single" w:color="000000" w:sz="6"/>
+                  </w:tcBorders>
+                  <w:vAlign w:val="center"/>
+                </w:tcPr>
+                <w:p>
+                  <w:pPr>
+                    <w:keepNext/>
+                    <w:bidi w:val="false"/>
+                    <w:spacing w:after="0"/>
+                    <w:jc w:val="center"/>
+                  </w:pPr>
+                  <w:r>
+                    <w:rPr>
+                      <w:rFonts w:ascii="Arial" w:cs="Arial" w:eastAsia="Arial" w:hAnsi="Arial"/>
+                      <w:b/>
+                      <w:bCs/>
+                      <w:color w:val="000000"/>
+                      <w:sz w:val="32"/>
+                      <w:szCs w:val="32"/>
+                    </w:rPr>
+                    <w:t xml:space="preserve"/>
+                  </w:r>
+                </w:p>
+              </w:tc>
+              <w:tc>
+                <w:tcPr>
+                  <w:tcW w:type="dxa" w:w="380"/>
+                  <w:tcBorders>
+                    <w:top w:val="single" w:color="000000" w:sz="6"/>
+                    <w:left w:val="single" w:color="000000" w:sz="6"/>
+                    <w:bottom w:val="single" w:color="000000" w:sz="6"/>
+                    <w:right w:val="single" w:color="000000" w:sz="6"/>
+                  </w:tcBorders>
+                  <w:vAlign w:val="center"/>
+                </w:tcPr>
+                <w:p>
+                  <w:pPr>
+                    <w:keepNext/>
+                    <w:bidi w:val="false"/>
+                    <w:spacing w:after="0"/>
+                    <w:jc w:val="center"/>
+                  </w:pPr>
+                  <w:r>
+                    <w:rPr>
+                      <w:rFonts w:ascii="Arial" w:cs="Arial" w:eastAsia="Arial" w:hAnsi="Arial"/>
+                      <w:b/>
+                      <w:bCs/>
+                      <w:color w:val="000000"/>
+                      <w:sz w:val="32"/>
+                      <w:szCs w:val="32"/>
+                    </w:rPr>
+                    <w:t xml:space="preserve"/>
+                  </w:r>
+                </w:p>
+              </w:tc>
+              <w:tc>
+                <w:tcPr>
+                  <w:tcW w:type="dxa" w:w="380"/>
+                  <w:tcBorders>
+                    <w:top w:val="single" w:color="000000" w:sz="6"/>
+                    <w:left w:val="single" w:color="000000" w:sz="6"/>
+                    <w:bottom w:val="single" w:color="000000" w:sz="6"/>
+                    <w:right w:val="single" w:color="000000" w:sz="6"/>
+                  </w:tcBorders>
+                  <w:vAlign w:val="center"/>
+                </w:tcPr>
+                <w:p>
+                  <w:pPr>
+                    <w:keepNext/>
+                    <w:bidi w:val="false"/>
+                    <w:spacing w:after="0"/>
+                    <w:jc w:val="center"/>
+                  </w:pPr>
+                  <w:r>
+                    <w:rPr>
+                      <w:rFonts w:ascii="Arial" w:cs="Arial" w:eastAsia="Arial" w:hAnsi="Arial"/>
+                      <w:b/>
+                      <w:bCs/>
+                      <w:color w:val="000000"/>
+                      <w:sz w:val="32"/>
+                      <w:szCs w:val="32"/>
+                    </w:rPr>
+                    <w:t xml:space="preserve"/>
+                  </w:r>
+                </w:p>
+              </w:tc>
+              <w:tc>
+                <w:tcPr>
+                  <w:tcW w:type="dxa" w:w="380"/>
+                  <w:tcBorders>
+                    <w:top w:val="single" w:color="000000" w:sz="6"/>
+                    <w:left w:val="single" w:color="000000" w:sz="6"/>
+                    <w:bottom w:val="single" w:color="000000" w:sz="6"/>
+                    <w:right w:val="single" w:color="000000" w:sz="6"/>
+                  </w:tcBorders>
+                  <w:vAlign w:val="center"/>
+                </w:tcPr>
+                <w:p>
+                  <w:pPr>
+                    <w:keepNext/>
+                    <w:bidi w:val="false"/>
+                    <w:spacing w:after="0"/>
+                    <w:jc w:val="center"/>
+                  </w:pPr>
+                  <w:r>
+                    <w:rPr>
+                      <w:rFonts w:ascii="Arial" w:cs="Arial" w:eastAsia="Arial" w:hAnsi="Arial"/>
+                      <w:b/>
+                      <w:bCs/>
+                      <w:color w:val="000000"/>
+                      <w:sz w:val="32"/>
+                      <w:szCs w:val="32"/>
+                    </w:rPr>
+                    <w:t xml:space="preserve"/>
+                  </w:r>
+                </w:p>
+              </w:tc>
+              <w:tc>
+                <w:tcPr>
+                  <w:tcW w:type="dxa" w:w="380"/>
+                  <w:tcBorders>
+                    <w:top w:val="single" w:color="000000" w:sz="6"/>
+                    <w:left w:val="single" w:color="000000" w:sz="6"/>
+                    <w:bottom w:val="single" w:color="000000" w:sz="6"/>
+                    <w:right w:val="single" w:color="000000" w:sz="6"/>
+                  </w:tcBorders>
+                  <w:shd w:fill="BFBFBF" w:color="auto" w:val="clear"/>
+                  <w:vAlign w:val="center"/>
+                </w:tcPr>
+                <w:p>
+                  <w:pPr>
+                    <w:keepNext/>
+                    <w:bidi w:val="false"/>
+                    <w:spacing w:after="0"/>
+                    <w:jc w:val="center"/>
+                  </w:pPr>
+                  <w:r>
+                    <w:rPr>
+                      <w:rFonts w:ascii="Arial" w:cs="Arial" w:eastAsia="Arial" w:hAnsi="Arial"/>
+                      <w:b/>
+                      <w:bCs/>
+                      <w:color w:val="000000"/>
+                      <w:sz w:val="32"/>
+                      <w:szCs w:val="32"/>
+                    </w:rPr>
+                    <w:t xml:space="preserve"/>
+                  </w:r>
+                </w:p>
+              </w:tc>
+              <w:tc>
+                <w:tcPr>
+                  <w:tcW w:type="dxa" w:w="380"/>
+                  <w:tcBorders>
+                    <w:top w:val="single" w:color="000000" w:sz="6"/>
+                    <w:left w:val="single" w:color="000000" w:sz="6"/>
+                    <w:bottom w:val="single" w:color="000000" w:sz="6"/>
+                    <w:right w:val="single" w:color="000000" w:sz="6"/>
+                  </w:tcBorders>
+                  <w:shd w:fill="BFBFBF" w:color="auto" w:val="clear"/>
+                  <w:vAlign w:val="center"/>
+                </w:tcPr>
+                <w:p>
+                  <w:pPr>
+                    <w:keepNext/>
+                    <w:bidi w:val="false"/>
+                    <w:spacing w:after="0"/>
+                    <w:jc w:val="center"/>
+                  </w:pPr>
+                  <w:r>
+                    <w:rPr>
+                      <w:rFonts w:ascii="Arial" w:cs="Arial" w:eastAsia="Arial" w:hAnsi="Arial"/>
+                      <w:b/>
+                      <w:bCs/>
+                      <w:color w:val="000000"/>
+                      <w:sz w:val="32"/>
+                      <w:szCs w:val="32"/>
+                    </w:rPr>
+                    <w:t xml:space="preserve"/>
+                  </w:r>
+                </w:p>
+              </w:tc>
+              <w:tc>
+                <w:tcPr>
+                  <w:tcW w:type="dxa" w:w="380"/>
+                  <w:tcBorders>
+                    <w:top w:val="single" w:color="000000" w:sz="6"/>
+                    <w:left w:val="single" w:color="000000" w:sz="6"/>
+                    <w:bottom w:val="single" w:color="000000" w:sz="6"/>
+                    <w:right w:val="single" w:color="000000" w:sz="6"/>
+                  </w:tcBorders>
+                  <w:shd w:fill="BFBFBF" w:color="auto" w:val="clear"/>
+                  <w:vAlign w:val="center"/>
+                </w:tcPr>
+                <w:p>
+                  <w:pPr>
+                    <w:keepNext/>
+                    <w:bidi w:val="false"/>
+                    <w:spacing w:after="0"/>
+                    <w:jc w:val="center"/>
+                  </w:pPr>
+                  <w:r>
+                    <w:rPr>
+                      <w:rFonts w:ascii="Arial" w:cs="Arial" w:eastAsia="Arial" w:hAnsi="Arial"/>
+                      <w:b/>
+                      <w:bCs/>
+                      <w:color w:val="000000"/>
+                      <w:sz w:val="32"/>
+                      <w:szCs w:val="32"/>
+                    </w:rPr>
+                    <w:t xml:space="preserve">←</w:t>
+                  </w:r>
+                </w:p>
+              </w:tc>
+              <w:tc>
+                <w:tcPr>
+                  <w:tcW w:type="dxa" w:w="380"/>
+                  <w:tcBorders>
+                    <w:top w:val="single" w:color="000000" w:sz="6"/>
+                    <w:left w:val="single" w:color="000000" w:sz="6"/>
+                    <w:bottom w:val="single" w:color="000000" w:sz="6"/>
+                    <w:right w:val="single" w:color="000000" w:sz="6"/>
+                  </w:tcBorders>
+                  <w:vAlign w:val="center"/>
+                </w:tcPr>
+                <w:p>
+                  <w:pPr>
+                    <w:keepNext/>
+                    <w:bidi w:val="false"/>
+                    <w:spacing w:after="0"/>
+                    <w:jc w:val="center"/>
+                  </w:pPr>
+                  <w:r>
+                    <w:rPr>
+                      <w:rFonts w:ascii="Arial" w:cs="Arial" w:eastAsia="Arial" w:hAnsi="Arial"/>
+                      <w:b/>
+                      <w:bCs/>
+                      <w:color w:val="000000"/>
+                      <w:sz w:val="32"/>
+                      <w:szCs w:val="32"/>
+                    </w:rPr>
+                    <w:t xml:space="preserve"/>
+                  </w:r>
+                </w:p>
+              </w:tc>
+            </w:tr>
+            <w:tr>
+              <w:trPr>
+                <w:cantSplit/>
+                <w:trHeight w:val="380" w:hRule="exact"/>
+              </w:trPr>
+              <w:tc>
+                <w:tcPr>
+                  <w:tcW w:type="dxa" w:w="380"/>
+                  <w:tcBorders>
+                    <w:top w:val="single" w:color="000000" w:sz="6"/>
+                    <w:left w:val="single" w:color="000000" w:sz="6"/>
+                    <w:bottom w:val="single" w:color="000000" w:sz="6"/>
+                    <w:right w:val="single" w:color="000000" w:sz="6"/>
+                  </w:tcBorders>
+                  <w:vAlign w:val="center"/>
+                </w:tcPr>
+                <w:p>
+                  <w:pPr>
+                    <w:keepNext/>
+                    <w:bidi w:val="false"/>
+                    <w:spacing w:after="0"/>
+                    <w:jc w:val="center"/>
+                  </w:pPr>
+                  <w:r>
+                    <w:rPr>
+                      <w:rFonts w:ascii="Arial" w:cs="Arial" w:eastAsia="Arial" w:hAnsi="Arial"/>
+                      <w:b/>
+                      <w:bCs/>
+                      <w:color w:val="000000"/>
+                      <w:sz w:val="32"/>
+                      <w:szCs w:val="32"/>
+                    </w:rPr>
+                    <w:t xml:space="preserve"/>
+                  </w:r>
+                </w:p>
+              </w:tc>
+              <w:tc>
+                <w:tcPr>
+                  <w:tcW w:type="dxa" w:w="380"/>
+                  <w:tcBorders>
+                    <w:top w:val="single" w:color="000000" w:sz="6"/>
+                    <w:left w:val="single" w:color="000000" w:sz="6"/>
+                    <w:bottom w:val="single" w:color="000000" w:sz="6"/>
+                    <w:right w:val="single" w:color="000000" w:sz="6"/>
+                  </w:tcBorders>
+                  <w:vAlign w:val="center"/>
+                </w:tcPr>
+                <w:p>
+                  <w:pPr>
+                    <w:keepNext/>
+                    <w:bidi w:val="false"/>
+                    <w:spacing w:after="0"/>
+                    <w:jc w:val="center"/>
+                  </w:pPr>
+                  <w:r>
+                    <w:rPr>
+                      <w:rFonts w:ascii="Arial" w:cs="Arial" w:eastAsia="Arial" w:hAnsi="Arial"/>
+                      <w:b/>
+                      <w:bCs/>
+                      <w:color w:val="000000"/>
+                      <w:sz w:val="32"/>
+                      <w:szCs w:val="32"/>
+                    </w:rPr>
+                    <w:t xml:space="preserve"/>
+                  </w:r>
+                </w:p>
+              </w:tc>
+              <w:tc>
+                <w:tcPr>
+                  <w:tcW w:type="dxa" w:w="380"/>
+                  <w:tcBorders>
+                    <w:top w:val="single" w:color="000000" w:sz="6"/>
+                    <w:left w:val="single" w:color="000000" w:sz="6"/>
+                    <w:bottom w:val="single" w:color="000000" w:sz="6"/>
+                    <w:right w:val="single" w:color="000000" w:sz="6"/>
+                  </w:tcBorders>
+                  <w:vAlign w:val="center"/>
+                </w:tcPr>
+                <w:p>
+                  <w:pPr>
+                    <w:keepNext/>
+                    <w:bidi w:val="false"/>
+                    <w:spacing w:after="0"/>
+                    <w:jc w:val="center"/>
+                  </w:pPr>
+                  <w:r>
+                    <w:rPr>
+                      <w:rFonts w:ascii="Arial" w:cs="Arial" w:eastAsia="Arial" w:hAnsi="Arial"/>
+                      <w:b/>
+                      <w:bCs/>
+                      <w:color w:val="000000"/>
+                      <w:sz w:val="32"/>
+                      <w:szCs w:val="32"/>
+                    </w:rPr>
+                    <w:t xml:space="preserve"/>
+                  </w:r>
+                </w:p>
+              </w:tc>
+              <w:tc>
+                <w:tcPr>
+                  <w:tcW w:type="dxa" w:w="380"/>
+                  <w:tcBorders>
+                    <w:top w:val="single" w:color="000000" w:sz="6"/>
+                    <w:left w:val="single" w:color="000000" w:sz="6"/>
+                    <w:bottom w:val="single" w:color="000000" w:sz="6"/>
+                    <w:right w:val="single" w:color="000000" w:sz="6"/>
+                  </w:tcBorders>
+                  <w:vAlign w:val="center"/>
+                </w:tcPr>
+                <w:p>
+                  <w:pPr>
+                    <w:keepNext/>
+                    <w:bidi w:val="false"/>
+                    <w:spacing w:after="0"/>
+                    <w:jc w:val="center"/>
+                  </w:pPr>
+                  <w:r>
+                    <w:rPr>
+                      <w:rFonts w:ascii="Arial" w:cs="Arial" w:eastAsia="Arial" w:hAnsi="Arial"/>
+                      <w:b/>
+                      <w:bCs/>
+                      <w:color w:val="000000"/>
+                      <w:sz w:val="32"/>
+                      <w:szCs w:val="32"/>
+                    </w:rPr>
+                    <w:t xml:space="preserve"/>
+                  </w:r>
+                </w:p>
+              </w:tc>
+              <w:tc>
+                <w:tcPr>
+                  <w:tcW w:type="dxa" w:w="380"/>
+                  <w:tcBorders>
+                    <w:top w:val="single" w:color="000000" w:sz="6"/>
+                    <w:left w:val="single" w:color="000000" w:sz="6"/>
+                    <w:bottom w:val="single" w:color="000000" w:sz="6"/>
+                    <w:right w:val="single" w:color="000000" w:sz="6"/>
+                  </w:tcBorders>
+                  <w:vAlign w:val="center"/>
+                </w:tcPr>
+                <w:p>
+                  <w:pPr>
+                    <w:keepNext/>
+                    <w:bidi w:val="false"/>
+                    <w:spacing w:after="0"/>
+                    <w:jc w:val="center"/>
+                  </w:pPr>
+                  <w:r>
+                    <w:rPr>
+                      <w:rFonts w:ascii="Arial" w:cs="Arial" w:eastAsia="Arial" w:hAnsi="Arial"/>
+                      <w:b/>
+                      <w:bCs/>
+                      <w:color w:val="000000"/>
+                      <w:sz w:val="32"/>
+                      <w:szCs w:val="32"/>
+                    </w:rPr>
+                    <w:t xml:space="preserve"/>
+                  </w:r>
+                </w:p>
+              </w:tc>
+              <w:tc>
+                <w:tcPr>
+                  <w:tcW w:type="dxa" w:w="380"/>
+                  <w:tcBorders>
+                    <w:top w:val="single" w:color="000000" w:sz="6"/>
+                    <w:left w:val="single" w:color="000000" w:sz="6"/>
+                    <w:bottom w:val="single" w:color="000000" w:sz="6"/>
+                    <w:right w:val="single" w:color="000000" w:sz="6"/>
+                  </w:tcBorders>
+                  <w:vAlign w:val="center"/>
+                </w:tcPr>
+                <w:p>
+                  <w:pPr>
+                    <w:keepNext/>
+                    <w:bidi w:val="false"/>
+                    <w:spacing w:after="0"/>
+                    <w:jc w:val="center"/>
+                  </w:pPr>
+                  <w:r>
+                    <w:rPr>
+                      <w:rFonts w:ascii="Arial" w:cs="Arial" w:eastAsia="Arial" w:hAnsi="Arial"/>
+                      <w:b/>
+                      <w:bCs/>
+                      <w:color w:val="000000"/>
+                      <w:sz w:val="32"/>
+                      <w:szCs w:val="32"/>
+                    </w:rPr>
+                    <w:t xml:space="preserve"/>
+                  </w:r>
+                </w:p>
+              </w:tc>
+              <w:tc>
+                <w:tcPr>
+                  <w:tcW w:type="dxa" w:w="380"/>
+                  <w:tcBorders>
+                    <w:top w:val="single" w:color="000000" w:sz="6"/>
+                    <w:left w:val="single" w:color="000000" w:sz="6"/>
+                    <w:bottom w:val="single" w:color="000000" w:sz="6"/>
+                    <w:right w:val="single" w:color="000000" w:sz="6"/>
+                  </w:tcBorders>
+                  <w:vAlign w:val="center"/>
+                </w:tcPr>
+                <w:p>
+                  <w:pPr>
+                    <w:keepNext/>
+                    <w:bidi w:val="false"/>
+                    <w:spacing w:after="0"/>
+                    <w:jc w:val="center"/>
+                  </w:pPr>
+                  <w:r>
+                    <w:rPr>
+                      <w:rFonts w:ascii="Arial" w:cs="Arial" w:eastAsia="Arial" w:hAnsi="Arial"/>
+                      <w:b/>
+                      <w:bCs/>
+                      <w:color w:val="000000"/>
+                      <w:sz w:val="32"/>
+                      <w:szCs w:val="32"/>
+                    </w:rPr>
+                    <w:t xml:space="preserve"/>
+                  </w:r>
+                </w:p>
+              </w:tc>
+              <w:tc>
+                <w:tcPr>
+                  <w:tcW w:type="dxa" w:w="380"/>
+                  <w:tcBorders>
+                    <w:top w:val="single" w:color="000000" w:sz="6"/>
+                    <w:left w:val="single" w:color="000000" w:sz="6"/>
+                    <w:bottom w:val="single" w:color="000000" w:sz="6"/>
+                    <w:right w:val="single" w:color="000000" w:sz="6"/>
+                  </w:tcBorders>
+                  <w:vAlign w:val="center"/>
+                </w:tcPr>
+                <w:p>
+                  <w:pPr>
+                    <w:keepNext/>
+                    <w:bidi w:val="false"/>
+                    <w:spacing w:after="0"/>
+                    <w:jc w:val="center"/>
+                  </w:pPr>
+                  <w:r>
+                    <w:rPr>
+                      <w:rFonts w:ascii="Arial" w:cs="Arial" w:eastAsia="Arial" w:hAnsi="Arial"/>
+                      <w:b/>
+                      <w:bCs/>
+                      <w:color w:val="000000"/>
+                      <w:sz w:val="32"/>
+                      <w:szCs w:val="32"/>
+                    </w:rPr>
+                    <w:t xml:space="preserve"/>
+                  </w:r>
+                </w:p>
+              </w:tc>
+            </w:tr>
+            <w:tr>
+              <w:trPr>
+                <w:cantSplit/>
+                <w:trHeight w:val="380" w:hRule="exact"/>
+              </w:trPr>
+              <w:tc>
+                <w:tcPr>
+                  <w:tcW w:type="dxa" w:w="380"/>
+                  <w:tcBorders>
+                    <w:top w:val="single" w:color="000000" w:sz="6"/>
+                    <w:left w:val="single" w:color="000000" w:sz="6"/>
+                    <w:bottom w:val="single" w:color="000000" w:sz="6"/>
+                    <w:right w:val="single" w:color="000000" w:sz="6"/>
+                  </w:tcBorders>
+                  <w:vAlign w:val="center"/>
+                </w:tcPr>
+                <w:p>
+                  <w:pPr>
+                    <w:keepNext w:val="false"/>
+                    <w:bidi w:val="false"/>
+                    <w:spacing w:after="0"/>
+                    <w:jc w:val="center"/>
+                  </w:pPr>
+                  <w:r>
+                    <w:rPr>
+                      <w:rFonts w:ascii="Arial" w:cs="Arial" w:eastAsia="Arial" w:hAnsi="Arial"/>
+                      <w:b/>
+                      <w:bCs/>
+                      <w:color w:val="000000"/>
+                      <w:sz w:val="32"/>
+                      <w:szCs w:val="32"/>
+                    </w:rPr>
+                    <w:t xml:space="preserve"/>
+                  </w:r>
+                </w:p>
+              </w:tc>
+              <w:tc>
+                <w:tcPr>
+                  <w:tcW w:type="dxa" w:w="380"/>
+                  <w:tcBorders>
+                    <w:top w:val="single" w:color="000000" w:sz="6"/>
+                    <w:left w:val="single" w:color="000000" w:sz="6"/>
+                    <w:bottom w:val="single" w:color="000000" w:sz="6"/>
+                    <w:right w:val="single" w:color="000000" w:sz="6"/>
+                  </w:tcBorders>
+                  <w:vAlign w:val="center"/>
+                </w:tcPr>
+                <w:p>
+                  <w:pPr>
+                    <w:keepNext w:val="false"/>
+                    <w:bidi w:val="false"/>
+                    <w:spacing w:after="0"/>
+                    <w:jc w:val="center"/>
+                  </w:pPr>
+                  <w:r>
+                    <w:rPr>
+                      <w:rFonts w:ascii="Arial" w:cs="Arial" w:eastAsia="Arial" w:hAnsi="Arial"/>
+                      <w:b/>
+                      <w:bCs/>
+                      <w:color w:val="000000"/>
+                      <w:sz w:val="32"/>
+                      <w:szCs w:val="32"/>
+                    </w:rPr>
+                    <w:t xml:space="preserve"/>
+                  </w:r>
+                </w:p>
+              </w:tc>
+              <w:tc>
+                <w:tcPr>
+                  <w:tcW w:type="dxa" w:w="380"/>
+                  <w:tcBorders>
+                    <w:top w:val="single" w:color="000000" w:sz="6"/>
+                    <w:left w:val="single" w:color="000000" w:sz="6"/>
+                    <w:bottom w:val="single" w:color="000000" w:sz="6"/>
+                    <w:right w:val="single" w:color="000000" w:sz="6"/>
+                  </w:tcBorders>
+                  <w:vAlign w:val="center"/>
+                </w:tcPr>
+                <w:p>
+                  <w:pPr>
+                    <w:keepNext w:val="false"/>
+                    <w:bidi w:val="false"/>
+                    <w:spacing w:after="0"/>
+                    <w:jc w:val="center"/>
+                  </w:pPr>
+                  <w:r>
+                    <w:rPr>
+                      <w:rFonts w:ascii="Arial" w:cs="Arial" w:eastAsia="Arial" w:hAnsi="Arial"/>
+                      <w:b/>
+                      <w:bCs/>
+                      <w:color w:val="000000"/>
+                      <w:sz w:val="32"/>
+                      <w:szCs w:val="32"/>
+                    </w:rPr>
+                    <w:t xml:space="preserve"/>
+                  </w:r>
+                </w:p>
+              </w:tc>
+              <w:tc>
+                <w:tcPr>
+                  <w:tcW w:type="dxa" w:w="380"/>
+                  <w:tcBorders>
+                    <w:top w:val="single" w:color="000000" w:sz="6"/>
+                    <w:left w:val="single" w:color="000000" w:sz="6"/>
+                    <w:bottom w:val="single" w:color="000000" w:sz="6"/>
+                    <w:right w:val="single" w:color="000000" w:sz="6"/>
+                  </w:tcBorders>
+                  <w:vAlign w:val="center"/>
+                </w:tcPr>
+                <w:p>
+                  <w:pPr>
+                    <w:keepNext w:val="false"/>
+                    <w:bidi w:val="false"/>
+                    <w:spacing w:after="0"/>
+                    <w:jc w:val="center"/>
+                  </w:pPr>
+                  <w:r>
+                    <w:rPr>
+                      <w:rFonts w:ascii="Arial" w:cs="Arial" w:eastAsia="Arial" w:hAnsi="Arial"/>
+                      <w:b/>
+                      <w:bCs/>
+                      <w:color w:val="000000"/>
+                      <w:sz w:val="32"/>
+                      <w:szCs w:val="32"/>
+                    </w:rPr>
+                    <w:t xml:space="preserve"/>
+                  </w:r>
+                </w:p>
+              </w:tc>
+              <w:tc>
+                <w:tcPr>
+                  <w:tcW w:type="dxa" w:w="380"/>
+                  <w:tcBorders>
+                    <w:top w:val="single" w:color="000000" w:sz="6"/>
+                    <w:left w:val="single" w:color="000000" w:sz="6"/>
+                    <w:bottom w:val="single" w:color="000000" w:sz="6"/>
+                    <w:right w:val="single" w:color="000000" w:sz="6"/>
+                  </w:tcBorders>
+                  <w:vAlign w:val="center"/>
+                </w:tcPr>
+                <w:p>
+                  <w:pPr>
+                    <w:keepNext w:val="false"/>
+                    <w:bidi w:val="false"/>
+                    <w:spacing w:after="0"/>
+                    <w:jc w:val="center"/>
+                  </w:pPr>
+                  <w:r>
+                    <w:rPr>
+                      <w:rFonts w:ascii="Arial" w:cs="Arial" w:eastAsia="Arial" w:hAnsi="Arial"/>
+                      <w:b/>
+                      <w:bCs/>
+                      <w:color w:val="000000"/>
+                      <w:sz w:val="32"/>
+                      <w:szCs w:val="32"/>
+                    </w:rPr>
+                    <w:t xml:space="preserve"/>
+                  </w:r>
+                </w:p>
+              </w:tc>
+              <w:tc>
+                <w:tcPr>
+                  <w:tcW w:type="dxa" w:w="380"/>
+                  <w:tcBorders>
+                    <w:top w:val="single" w:color="000000" w:sz="6"/>
+                    <w:left w:val="single" w:color="000000" w:sz="6"/>
+                    <w:bottom w:val="single" w:color="000000" w:sz="6"/>
+                    <w:right w:val="single" w:color="000000" w:sz="6"/>
+                  </w:tcBorders>
+                  <w:vAlign w:val="center"/>
+                </w:tcPr>
+                <w:p>
+                  <w:pPr>
+                    <w:keepNext w:val="false"/>
+                    <w:bidi w:val="false"/>
+                    <w:spacing w:after="0"/>
+                    <w:jc w:val="center"/>
+                  </w:pPr>
+                  <w:r>
+                    <w:rPr>
+                      <w:rFonts w:ascii="Arial" w:cs="Arial" w:eastAsia="Arial" w:hAnsi="Arial"/>
+                      <w:b/>
+                      <w:bCs/>
+                      <w:color w:val="000000"/>
+                      <w:sz w:val="32"/>
+                      <w:szCs w:val="32"/>
+                    </w:rPr>
+                    <w:t xml:space="preserve"/>
+                  </w:r>
+                </w:p>
+              </w:tc>
+              <w:tc>
+                <w:tcPr>
+                  <w:tcW w:type="dxa" w:w="380"/>
+                  <w:tcBorders>
+                    <w:top w:val="single" w:color="000000" w:sz="6"/>
+                    <w:left w:val="single" w:color="000000" w:sz="6"/>
+                    <w:bottom w:val="single" w:color="000000" w:sz="6"/>
+                    <w:right w:val="single" w:color="000000" w:sz="6"/>
+                  </w:tcBorders>
+                  <w:vAlign w:val="center"/>
+                </w:tcPr>
+                <w:p>
+                  <w:pPr>
+                    <w:keepNext w:val="false"/>
+                    <w:bidi w:val="false"/>
+                    <w:spacing w:after="0"/>
+                    <w:jc w:val="center"/>
+                  </w:pPr>
+                  <w:r>
+                    <w:rPr>
+                      <w:rFonts w:ascii="Arial" w:cs="Arial" w:eastAsia="Arial" w:hAnsi="Arial"/>
+                      <w:b/>
+                      <w:bCs/>
+                      <w:color w:val="000000"/>
+                      <w:sz w:val="32"/>
+                      <w:szCs w:val="32"/>
+                    </w:rPr>
+                    <w:t xml:space="preserve"/>
+                  </w:r>
+                </w:p>
+              </w:tc>
+              <w:tc>
+                <w:tcPr>
+                  <w:tcW w:type="dxa" w:w="380"/>
+                  <w:tcBorders>
+                    <w:top w:val="single" w:color="000000" w:sz="6"/>
+                    <w:left w:val="single" w:color="000000" w:sz="6"/>
+                    <w:bottom w:val="single" w:color="000000" w:sz="6"/>
+                    <w:right w:val="single" w:color="000000" w:sz="6"/>
+                  </w:tcBorders>
+                  <w:vAlign w:val="center"/>
+                </w:tcPr>
+                <w:p>
+                  <w:pPr>
+                    <w:keepNext w:val="false"/>
+                    <w:bidi w:val="false"/>
+                    <w:spacing w:after="0"/>
+                    <w:jc w:val="center"/>
+                  </w:pPr>
+                  <w:r>
+                    <w:rPr>
+                      <w:rFonts w:ascii="Arial" w:cs="Arial" w:eastAsia="Arial" w:hAnsi="Arial"/>
+                      <w:b/>
+                      <w:bCs/>
+                      <w:color w:val="000000"/>
+                      <w:sz w:val="32"/>
+                      <w:szCs w:val="32"/>
+                    </w:rPr>
+                    <w:t xml:space="preserve"/>
+                  </w:r>
+                </w:p>
+              </w:tc>
+            </w:tr>
+          </w:tbl>
+          <w:p/>
+        </w:tc>
+        <w:tc>
+          <w:tcPr>
+            <w:tcW w:type="dxa" w:w="4700"/>
+            <w:tcBorders>
+              <w:top w:val="none" w:color="FFFFFF" w:sz="0"/>
+              <w:left w:val="none" w:color="FFFFFF" w:sz="0"/>
+              <w:bottom w:val="none" w:color="FFFFFF" w:sz="0"/>
+              <w:right w:val="none" w:color="FFFFFF" w:sz="0"/>
+            </w:tcBorders>
+            <w:tcMar>
+              <w:bottom w:type="dxa" w:w="160"/>
+            </w:tcMar>
+          </w:tcPr>
+          <w:p>
+            <w:pPr>
+              <w:keepNext/>
+              <w:keepLines/>
+              <w:bidi/>
+              <w:spacing w:after="40" w:before="0"/>
+              <w:jc w:val="start"/>
+            </w:pPr>
+            <w:r>
+              <w:rPr>
+                <w:rFonts w:ascii="Arial" w:cs="Arial" w:eastAsia="Arial" w:hAnsi="Arial"/>
+                <w:b/>
+                <w:bCs/>
+                <w:sz w:val="20"/>
+                <w:szCs w:val="20"/>
+                <w:rtl/>
+              </w:rPr>
+              <w:t xml:space="preserve">שאלה 4ב  ·  משבצת = 50 צעדים</w:t>
+            </w:r>
+          </w:p>
+          <w:tbl>
+            <w:tblPr>
+              <w:bidiVisual/>
+              <w:tblW w:type="dxa" w:w="3040"/>
+              <w:jc w:val="left"/>
+              <w:tblInd w:type="dxa" w:w="0"/>
+              <w:tblBorders>
+                <w:top w:val="single" w:color="auto" w:sz="4"/>
+                <w:left w:val="single" w:color="auto" w:sz="4"/>
+                <w:bottom w:val="single" w:color="auto" w:sz="4"/>
+                <w:right w:val="single" w:color="auto" w:sz="4"/>
+                <w:insideH w:val="single" w:color="auto" w:sz="4"/>
+                <w:insideV w:val="single" w:color="auto" w:sz="4"/>
+              </w:tblBorders>
+            </w:tblPr>
+            <w:tblGrid>
+              <w:gridCol w:w="380"/>
+              <w:gridCol w:w="380"/>
+              <w:gridCol w:w="380"/>
+              <w:gridCol w:w="380"/>
+              <w:gridCol w:w="380"/>
+              <w:gridCol w:w="380"/>
+              <w:gridCol w:w="380"/>
+              <w:gridCol w:w="380"/>
+            </w:tblGrid>
+            <w:tr>
+              <w:trPr>
+                <w:cantSplit/>
+                <w:trHeight w:val="380" w:hRule="exact"/>
+              </w:trPr>
+              <w:tc>
+                <w:tcPr>
+                  <w:tcW w:type="dxa" w:w="380"/>
+                  <w:tcBorders>
+                    <w:top w:val="single" w:color="000000" w:sz="6"/>
+                    <w:left w:val="single" w:color="000000" w:sz="6"/>
+                    <w:bottom w:val="single" w:color="000000" w:sz="6"/>
+                    <w:right w:val="single" w:color="000000" w:sz="6"/>
+                  </w:tcBorders>
+                  <w:vAlign w:val="center"/>
+                </w:tcPr>
+                <w:p>
+                  <w:pPr>
+                    <w:keepNext/>
+                    <w:bidi w:val="false"/>
+                    <w:spacing w:after="0"/>
+                    <w:jc w:val="center"/>
+                  </w:pPr>
+                  <w:r>
+                    <w:rPr>
+                      <w:rFonts w:ascii="Arial" w:cs="Arial" w:eastAsia="Arial" w:hAnsi="Arial"/>
+                      <w:b/>
+                      <w:bCs/>
+                      <w:color w:val="000000"/>
+                      <w:sz w:val="32"/>
+                      <w:szCs w:val="32"/>
+                    </w:rPr>
+                    <w:t xml:space="preserve"/>
+                  </w:r>
+                </w:p>
+              </w:tc>
+              <w:tc>
+                <w:tcPr>
+                  <w:tcW w:type="dxa" w:w="380"/>
+                  <w:tcBorders>
+                    <w:top w:val="single" w:color="000000" w:sz="6"/>
+                    <w:left w:val="single" w:color="000000" w:sz="6"/>
+                    <w:bottom w:val="single" w:color="000000" w:sz="6"/>
+                    <w:right w:val="single" w:color="000000" w:sz="6"/>
+                  </w:tcBorders>
+                  <w:vAlign w:val="center"/>
+                </w:tcPr>
+                <w:p>
+                  <w:pPr>
+                    <w:keepNext/>
+                    <w:bidi w:val="false"/>
+                    <w:spacing w:after="0"/>
+                    <w:jc w:val="center"/>
+                  </w:pPr>
+                  <w:r>
+                    <w:rPr>
+                      <w:rFonts w:ascii="Arial" w:cs="Arial" w:eastAsia="Arial" w:hAnsi="Arial"/>
+                      <w:b/>
+                      <w:bCs/>
+                      <w:color w:val="000000"/>
+                      <w:sz w:val="32"/>
+                      <w:szCs w:val="32"/>
+                    </w:rPr>
+                    <w:t xml:space="preserve"/>
+                  </w:r>
+                </w:p>
+              </w:tc>
+              <w:tc>
+                <w:tcPr>
+                  <w:tcW w:type="dxa" w:w="380"/>
+                  <w:tcBorders>
+                    <w:top w:val="single" w:color="000000" w:sz="6"/>
+                    <w:left w:val="single" w:color="000000" w:sz="6"/>
+                    <w:bottom w:val="single" w:color="000000" w:sz="6"/>
+                    <w:right w:val="single" w:color="000000" w:sz="6"/>
+                  </w:tcBorders>
+                  <w:vAlign w:val="center"/>
+                </w:tcPr>
+                <w:p>
+                  <w:pPr>
+                    <w:keepNext/>
+                    <w:bidi w:val="false"/>
+                    <w:spacing w:after="0"/>
+                    <w:jc w:val="center"/>
+                  </w:pPr>
+                  <w:r>
+                    <w:rPr>
+                      <w:rFonts w:ascii="Arial" w:cs="Arial" w:eastAsia="Arial" w:hAnsi="Arial"/>
+                      <w:b/>
+                      <w:bCs/>
+                      <w:color w:val="000000"/>
+                      <w:sz w:val="32"/>
+                      <w:szCs w:val="32"/>
+                    </w:rPr>
+                    <w:t xml:space="preserve"/>
+                  </w:r>
+                </w:p>
+              </w:tc>
+              <w:tc>
+                <w:tcPr>
+                  <w:tcW w:type="dxa" w:w="380"/>
+                  <w:tcBorders>
+                    <w:top w:val="single" w:color="000000" w:sz="6"/>
+                    <w:left w:val="single" w:color="000000" w:sz="6"/>
+                    <w:bottom w:val="single" w:color="000000" w:sz="6"/>
+                    <w:right w:val="single" w:color="000000" w:sz="6"/>
+                  </w:tcBorders>
+                  <w:vAlign w:val="center"/>
+                </w:tcPr>
+                <w:p>
+                  <w:pPr>
+                    <w:keepNext/>
+                    <w:bidi w:val="false"/>
+                    <w:spacing w:after="0"/>
+                    <w:jc w:val="center"/>
+                  </w:pPr>
+                  <w:r>
+                    <w:rPr>
+                      <w:rFonts w:ascii="Arial" w:cs="Arial" w:eastAsia="Arial" w:hAnsi="Arial"/>
+                      <w:b/>
+                      <w:bCs/>
+                      <w:color w:val="000000"/>
+                      <w:sz w:val="32"/>
+                      <w:szCs w:val="32"/>
+                    </w:rPr>
+                    <w:t xml:space="preserve"/>
+                  </w:r>
+                </w:p>
+              </w:tc>
+              <w:tc>
+                <w:tcPr>
+                  <w:tcW w:type="dxa" w:w="380"/>
+                  <w:tcBorders>
+                    <w:top w:val="single" w:color="000000" w:sz="6"/>
+                    <w:left w:val="single" w:color="000000" w:sz="6"/>
+                    <w:bottom w:val="single" w:color="000000" w:sz="6"/>
+                    <w:right w:val="single" w:color="000000" w:sz="6"/>
+                  </w:tcBorders>
+                  <w:vAlign w:val="center"/>
+                </w:tcPr>
+                <w:p>
+                  <w:pPr>
+                    <w:keepNext/>
+                    <w:bidi w:val="false"/>
+                    <w:spacing w:after="0"/>
+                    <w:jc w:val="center"/>
+                  </w:pPr>
+                  <w:r>
+                    <w:rPr>
+                      <w:rFonts w:ascii="Arial" w:cs="Arial" w:eastAsia="Arial" w:hAnsi="Arial"/>
+                      <w:b/>
+                      <w:bCs/>
+                      <w:color w:val="000000"/>
+                      <w:sz w:val="32"/>
+                      <w:szCs w:val="32"/>
+                    </w:rPr>
+                    <w:t xml:space="preserve"/>
+                  </w:r>
+                </w:p>
+              </w:tc>
+              <w:tc>
+                <w:tcPr>
+                  <w:tcW w:type="dxa" w:w="380"/>
+                  <w:tcBorders>
+                    <w:top w:val="single" w:color="000000" w:sz="6"/>
+                    <w:left w:val="single" w:color="000000" w:sz="6"/>
+                    <w:bottom w:val="single" w:color="000000" w:sz="6"/>
+                    <w:right w:val="single" w:color="000000" w:sz="6"/>
+                  </w:tcBorders>
+                  <w:vAlign w:val="center"/>
+                </w:tcPr>
+                <w:p>
+                  <w:pPr>
+                    <w:keepNext/>
+                    <w:bidi w:val="false"/>
+                    <w:spacing w:after="0"/>
+                    <w:jc w:val="center"/>
+                  </w:pPr>
+                  <w:r>
+                    <w:rPr>
+                      <w:rFonts w:ascii="Arial" w:cs="Arial" w:eastAsia="Arial" w:hAnsi="Arial"/>
+                      <w:b/>
+                      <w:bCs/>
+                      <w:color w:val="000000"/>
+                      <w:sz w:val="32"/>
+                      <w:szCs w:val="32"/>
+                    </w:rPr>
+                    <w:t xml:space="preserve"/>
+                  </w:r>
+                </w:p>
+              </w:tc>
+              <w:tc>
+                <w:tcPr>
+                  <w:tcW w:type="dxa" w:w="380"/>
+                  <w:tcBorders>
+                    <w:top w:val="single" w:color="000000" w:sz="6"/>
+                    <w:left w:val="single" w:color="000000" w:sz="6"/>
+                    <w:bottom w:val="single" w:color="000000" w:sz="6"/>
+                    <w:right w:val="single" w:color="000000" w:sz="6"/>
+                  </w:tcBorders>
+                  <w:vAlign w:val="center"/>
+                </w:tcPr>
+                <w:p>
+                  <w:pPr>
+                    <w:keepNext/>
+                    <w:bidi w:val="false"/>
+                    <w:spacing w:after="0"/>
+                    <w:jc w:val="center"/>
+                  </w:pPr>
+                  <w:r>
+                    <w:rPr>
+                      <w:rFonts w:ascii="Arial" w:cs="Arial" w:eastAsia="Arial" w:hAnsi="Arial"/>
+                      <w:b/>
+                      <w:bCs/>
+                      <w:color w:val="000000"/>
+                      <w:sz w:val="32"/>
+                      <w:szCs w:val="32"/>
+                    </w:rPr>
+                    <w:t xml:space="preserve"/>
+                  </w:r>
+                </w:p>
+              </w:tc>
+              <w:tc>
+                <w:tcPr>
+                  <w:tcW w:type="dxa" w:w="380"/>
+                  <w:tcBorders>
+                    <w:top w:val="single" w:color="000000" w:sz="6"/>
+                    <w:left w:val="single" w:color="000000" w:sz="6"/>
+                    <w:bottom w:val="single" w:color="000000" w:sz="6"/>
+                    <w:right w:val="single" w:color="000000" w:sz="6"/>
+                  </w:tcBorders>
+                  <w:vAlign w:val="center"/>
+                </w:tcPr>
+                <w:p>
+                  <w:pPr>
+                    <w:keepNext/>
+                    <w:bidi w:val="false"/>
+                    <w:spacing w:after="0"/>
+                    <w:jc w:val="center"/>
+                  </w:pPr>
+                  <w:r>
+                    <w:rPr>
+                      <w:rFonts w:ascii="Arial" w:cs="Arial" w:eastAsia="Arial" w:hAnsi="Arial"/>
+                      <w:b/>
+                      <w:bCs/>
+                      <w:color w:val="000000"/>
+                      <w:sz w:val="32"/>
+                      <w:szCs w:val="32"/>
+                    </w:rPr>
+                    <w:t xml:space="preserve"/>
+                  </w:r>
+                </w:p>
+              </w:tc>
+            </w:tr>
+            <w:tr>
+              <w:trPr>
+                <w:cantSplit/>
+                <w:trHeight w:val="380" w:hRule="exact"/>
+              </w:trPr>
+              <w:tc>
+                <w:tcPr>
+                  <w:tcW w:type="dxa" w:w="380"/>
+                  <w:tcBorders>
+                    <w:top w:val="single" w:color="000000" w:sz="6"/>
+                    <w:left w:val="single" w:color="000000" w:sz="6"/>
+                    <w:bottom w:val="single" w:color="000000" w:sz="6"/>
+                    <w:right w:val="single" w:color="000000" w:sz="6"/>
+                  </w:tcBorders>
+                  <w:vAlign w:val="center"/>
+                </w:tcPr>
+                <w:p>
+                  <w:pPr>
+                    <w:keepNext/>
+                    <w:bidi w:val="false"/>
+                    <w:spacing w:after="0"/>
+                    <w:jc w:val="center"/>
+                  </w:pPr>
+                  <w:r>
+                    <w:rPr>
+                      <w:rFonts w:ascii="Arial" w:cs="Arial" w:eastAsia="Arial" w:hAnsi="Arial"/>
+                      <w:b/>
+                      <w:bCs/>
+                      <w:color w:val="000000"/>
+                      <w:sz w:val="32"/>
+                      <w:szCs w:val="32"/>
+                    </w:rPr>
+                    <w:t xml:space="preserve"/>
+                  </w:r>
+                </w:p>
+              </w:tc>
+              <w:tc>
+                <w:tcPr>
+                  <w:tcW w:type="dxa" w:w="380"/>
+                  <w:tcBorders>
+                    <w:top w:val="single" w:color="000000" w:sz="6"/>
+                    <w:left w:val="single" w:color="000000" w:sz="6"/>
+                    <w:bottom w:val="single" w:color="000000" w:sz="6"/>
+                    <w:right w:val="single" w:color="000000" w:sz="6"/>
+                  </w:tcBorders>
+                  <w:vAlign w:val="center"/>
+                </w:tcPr>
+                <w:p>
+                  <w:pPr>
+                    <w:keepNext/>
+                    <w:bidi w:val="false"/>
+                    <w:spacing w:after="0"/>
+                    <w:jc w:val="center"/>
+                  </w:pPr>
+                  <w:r>
+                    <w:rPr>
+                      <w:rFonts w:ascii="Arial" w:cs="Arial" w:eastAsia="Arial" w:hAnsi="Arial"/>
+                      <w:b/>
+                      <w:bCs/>
+                      <w:color w:val="000000"/>
+                      <w:sz w:val="32"/>
+                      <w:szCs w:val="32"/>
+                    </w:rPr>
+                    <w:t xml:space="preserve"/>
+                  </w:r>
+                </w:p>
+              </w:tc>
+              <w:tc>
+                <w:tcPr>
+                  <w:tcW w:type="dxa" w:w="380"/>
+                  <w:tcBorders>
+                    <w:top w:val="single" w:color="000000" w:sz="6"/>
+                    <w:left w:val="single" w:color="000000" w:sz="6"/>
+                    <w:bottom w:val="single" w:color="000000" w:sz="6"/>
+                    <w:right w:val="single" w:color="000000" w:sz="6"/>
+                  </w:tcBorders>
+                  <w:shd w:fill="BFBFBF" w:color="auto" w:val="clear"/>
+                  <w:vAlign w:val="center"/>
+                </w:tcPr>
+                <w:p>
+                  <w:pPr>
+                    <w:keepNext/>
+                    <w:bidi w:val="false"/>
+                    <w:spacing w:after="0"/>
+                    <w:jc w:val="center"/>
+                  </w:pPr>
+                  <w:r>
+                    <w:rPr>
+                      <w:rFonts w:ascii="Arial" w:cs="Arial" w:eastAsia="Arial" w:hAnsi="Arial"/>
+                      <w:b/>
+                      <w:bCs/>
+                      <w:color w:val="000000"/>
+                      <w:sz w:val="32"/>
+                      <w:szCs w:val="32"/>
+                    </w:rPr>
+                    <w:t xml:space="preserve"/>
+                  </w:r>
+                </w:p>
+              </w:tc>
+              <w:tc>
+                <w:tcPr>
+                  <w:tcW w:type="dxa" w:w="380"/>
+                  <w:tcBorders>
+                    <w:top w:val="single" w:color="000000" w:sz="6"/>
+                    <w:left w:val="single" w:color="000000" w:sz="6"/>
+                    <w:bottom w:val="single" w:color="000000" w:sz="6"/>
+                    <w:right w:val="single" w:color="000000" w:sz="6"/>
+                  </w:tcBorders>
+                  <w:shd w:fill="BFBFBF" w:color="auto" w:val="clear"/>
+                  <w:vAlign w:val="center"/>
+                </w:tcPr>
+                <w:p>
+                  <w:pPr>
+                    <w:keepNext/>
+                    <w:bidi w:val="false"/>
+                    <w:spacing w:after="0"/>
+                    <w:jc w:val="center"/>
+                  </w:pPr>
+                  <w:r>
+                    <w:rPr>
+                      <w:rFonts w:ascii="Arial" w:cs="Arial" w:eastAsia="Arial" w:hAnsi="Arial"/>
+                      <w:b/>
+                      <w:bCs/>
+                      <w:color w:val="000000"/>
+                      <w:sz w:val="32"/>
+                      <w:szCs w:val="32"/>
+                    </w:rPr>
+                    <w:t xml:space="preserve"/>
+                  </w:r>
+                </w:p>
+              </w:tc>
+              <w:tc>
+                <w:tcPr>
+                  <w:tcW w:type="dxa" w:w="380"/>
+                  <w:tcBorders>
+                    <w:top w:val="single" w:color="000000" w:sz="6"/>
+                    <w:left w:val="single" w:color="000000" w:sz="6"/>
+                    <w:bottom w:val="single" w:color="000000" w:sz="6"/>
+                    <w:right w:val="single" w:color="000000" w:sz="6"/>
+                  </w:tcBorders>
+                  <w:shd w:fill="BFBFBF" w:color="auto" w:val="clear"/>
+                  <w:vAlign w:val="center"/>
+                </w:tcPr>
+                <w:p>
+                  <w:pPr>
+                    <w:keepNext/>
+                    <w:bidi w:val="false"/>
+                    <w:spacing w:after="0"/>
+                    <w:jc w:val="center"/>
+                  </w:pPr>
+                  <w:r>
+                    <w:rPr>
+                      <w:rFonts w:ascii="Arial" w:cs="Arial" w:eastAsia="Arial" w:hAnsi="Arial"/>
+                      <w:b/>
+                      <w:bCs/>
+                      <w:color w:val="000000"/>
+                      <w:sz w:val="32"/>
+                      <w:szCs w:val="32"/>
+                    </w:rPr>
+                    <w:t xml:space="preserve"/>
+                  </w:r>
+                </w:p>
+              </w:tc>
+              <w:tc>
+                <w:tcPr>
+                  <w:tcW w:type="dxa" w:w="380"/>
+                  <w:tcBorders>
+                    <w:top w:val="single" w:color="000000" w:sz="6"/>
+                    <w:left w:val="single" w:color="000000" w:sz="6"/>
+                    <w:bottom w:val="single" w:color="000000" w:sz="6"/>
+                    <w:right w:val="single" w:color="000000" w:sz="6"/>
+                  </w:tcBorders>
+                  <w:shd w:fill="BFBFBF" w:color="auto" w:val="clear"/>
+                  <w:vAlign w:val="center"/>
+                </w:tcPr>
+                <w:p>
+                  <w:pPr>
+                    <w:keepNext/>
+                    <w:bidi w:val="false"/>
+                    <w:spacing w:after="0"/>
+                    <w:jc w:val="center"/>
+                  </w:pPr>
+                  <w:r>
+                    <w:rPr>
+                      <w:rFonts w:ascii="Arial" w:cs="Arial" w:eastAsia="Arial" w:hAnsi="Arial"/>
+                      <w:b/>
+                      <w:bCs/>
+                      <w:color w:val="000000"/>
+                      <w:sz w:val="32"/>
+                      <w:szCs w:val="32"/>
+                    </w:rPr>
+                    <w:t xml:space="preserve"/>
+                  </w:r>
+                </w:p>
+              </w:tc>
+              <w:tc>
+                <w:tcPr>
+                  <w:tcW w:type="dxa" w:w="380"/>
+                  <w:tcBorders>
+                    <w:top w:val="single" w:color="000000" w:sz="6"/>
+                    <w:left w:val="single" w:color="000000" w:sz="6"/>
+                    <w:bottom w:val="single" w:color="000000" w:sz="6"/>
+                    <w:right w:val="single" w:color="000000" w:sz="6"/>
+                  </w:tcBorders>
+                  <w:shd w:fill="BFBFBF" w:color="auto" w:val="clear"/>
+                  <w:vAlign w:val="center"/>
+                </w:tcPr>
+                <w:p>
+                  <w:pPr>
+                    <w:keepNext/>
+                    <w:bidi w:val="false"/>
+                    <w:spacing w:after="0"/>
+                    <w:jc w:val="center"/>
+                  </w:pPr>
+                  <w:r>
+                    <w:rPr>
+                      <w:rFonts w:ascii="Arial" w:cs="Arial" w:eastAsia="Arial" w:hAnsi="Arial"/>
+                      <w:b/>
+                      <w:bCs/>
+                      <w:color w:val="000000"/>
+                      <w:sz w:val="32"/>
+                      <w:szCs w:val="32"/>
+                    </w:rPr>
+                    <w:t xml:space="preserve">←</w:t>
+                  </w:r>
+                </w:p>
+              </w:tc>
+              <w:tc>
+                <w:tcPr>
+                  <w:tcW w:type="dxa" w:w="380"/>
+                  <w:tcBorders>
+                    <w:top w:val="single" w:color="000000" w:sz="6"/>
+                    <w:left w:val="single" w:color="000000" w:sz="6"/>
+                    <w:bottom w:val="single" w:color="000000" w:sz="6"/>
+                    <w:right w:val="single" w:color="000000" w:sz="6"/>
+                  </w:tcBorders>
+                  <w:vAlign w:val="center"/>
+                </w:tcPr>
+                <w:p>
+                  <w:pPr>
+                    <w:keepNext/>
+                    <w:bidi w:val="false"/>
+                    <w:spacing w:after="0"/>
+                    <w:jc w:val="center"/>
+                  </w:pPr>
+                  <w:r>
+                    <w:rPr>
+                      <w:rFonts w:ascii="Arial" w:cs="Arial" w:eastAsia="Arial" w:hAnsi="Arial"/>
+                      <w:b/>
+                      <w:bCs/>
+                      <w:color w:val="000000"/>
+                      <w:sz w:val="32"/>
+                      <w:szCs w:val="32"/>
+                    </w:rPr>
+                    <w:t xml:space="preserve"/>
+                  </w:r>
+                </w:p>
+              </w:tc>
+            </w:tr>
+            <w:tr>
+              <w:trPr>
+                <w:cantSplit/>
+                <w:trHeight w:val="380" w:hRule="exact"/>
+              </w:trPr>
+              <w:tc>
+                <w:tcPr>
+                  <w:tcW w:type="dxa" w:w="380"/>
+                  <w:tcBorders>
+                    <w:top w:val="single" w:color="000000" w:sz="6"/>
+                    <w:left w:val="single" w:color="000000" w:sz="6"/>
+                    <w:bottom w:val="single" w:color="000000" w:sz="6"/>
+                    <w:right w:val="single" w:color="000000" w:sz="6"/>
+                  </w:tcBorders>
+                  <w:vAlign w:val="center"/>
+                </w:tcPr>
+                <w:p>
+                  <w:pPr>
+                    <w:keepNext/>
+                    <w:bidi w:val="false"/>
+                    <w:spacing w:after="0"/>
+                    <w:jc w:val="center"/>
+                  </w:pPr>
+                  <w:r>
+                    <w:rPr>
+                      <w:rFonts w:ascii="Arial" w:cs="Arial" w:eastAsia="Arial" w:hAnsi="Arial"/>
+                      <w:b/>
+                      <w:bCs/>
+                      <w:color w:val="000000"/>
+                      <w:sz w:val="32"/>
+                      <w:szCs w:val="32"/>
+                    </w:rPr>
+                    <w:t xml:space="preserve"/>
+                  </w:r>
+                </w:p>
+              </w:tc>
+              <w:tc>
+                <w:tcPr>
+                  <w:tcW w:type="dxa" w:w="380"/>
+                  <w:tcBorders>
+                    <w:top w:val="single" w:color="000000" w:sz="6"/>
+                    <w:left w:val="single" w:color="000000" w:sz="6"/>
+                    <w:bottom w:val="single" w:color="000000" w:sz="6"/>
+                    <w:right w:val="single" w:color="000000" w:sz="6"/>
+                  </w:tcBorders>
+                  <w:vAlign w:val="center"/>
+                </w:tcPr>
+                <w:p>
+                  <w:pPr>
+                    <w:keepNext/>
+                    <w:bidi w:val="false"/>
+                    <w:spacing w:after="0"/>
+                    <w:jc w:val="center"/>
+                  </w:pPr>
+                  <w:r>
+                    <w:rPr>
+                      <w:rFonts w:ascii="Arial" w:cs="Arial" w:eastAsia="Arial" w:hAnsi="Arial"/>
+                      <w:b/>
+                      <w:bCs/>
+                      <w:color w:val="000000"/>
+                      <w:sz w:val="32"/>
+                      <w:szCs w:val="32"/>
+                    </w:rPr>
+                    <w:t xml:space="preserve"/>
+                  </w:r>
+                </w:p>
+              </w:tc>
+              <w:tc>
+                <w:tcPr>
+                  <w:tcW w:type="dxa" w:w="380"/>
+                  <w:tcBorders>
+                    <w:top w:val="single" w:color="000000" w:sz="6"/>
+                    <w:left w:val="single" w:color="000000" w:sz="6"/>
+                    <w:bottom w:val="single" w:color="000000" w:sz="6"/>
+                    <w:right w:val="single" w:color="000000" w:sz="6"/>
+                  </w:tcBorders>
+                  <w:shd w:fill="BFBFBF" w:color="auto" w:val="clear"/>
+                  <w:vAlign w:val="center"/>
+                </w:tcPr>
+                <w:p>
+                  <w:pPr>
+                    <w:keepNext/>
+                    <w:bidi w:val="false"/>
+                    <w:spacing w:after="0"/>
+                    <w:jc w:val="center"/>
+                  </w:pPr>
+                  <w:r>
+                    <w:rPr>
+                      <w:rFonts w:ascii="Arial" w:cs="Arial" w:eastAsia="Arial" w:hAnsi="Arial"/>
+                      <w:b/>
+                      <w:bCs/>
+                      <w:color w:val="000000"/>
+                      <w:sz w:val="32"/>
+                      <w:szCs w:val="32"/>
+                    </w:rPr>
+                    <w:t xml:space="preserve"/>
+                  </w:r>
+                </w:p>
+              </w:tc>
+              <w:tc>
+                <w:tcPr>
+                  <w:tcW w:type="dxa" w:w="380"/>
+                  <w:tcBorders>
+                    <w:top w:val="single" w:color="000000" w:sz="6"/>
+                    <w:left w:val="single" w:color="000000" w:sz="6"/>
+                    <w:bottom w:val="single" w:color="000000" w:sz="6"/>
+                    <w:right w:val="single" w:color="000000" w:sz="6"/>
+                  </w:tcBorders>
+                  <w:vAlign w:val="center"/>
+                </w:tcPr>
+                <w:p>
+                  <w:pPr>
+                    <w:keepNext/>
+                    <w:bidi w:val="false"/>
+                    <w:spacing w:after="0"/>
+                    <w:jc w:val="center"/>
+                  </w:pPr>
+                  <w:r>
+                    <w:rPr>
+                      <w:rFonts w:ascii="Arial" w:cs="Arial" w:eastAsia="Arial" w:hAnsi="Arial"/>
+                      <w:b/>
+                      <w:bCs/>
+                      <w:color w:val="000000"/>
+                      <w:sz w:val="32"/>
+                      <w:szCs w:val="32"/>
+                    </w:rPr>
+                    <w:t xml:space="preserve"/>
+                  </w:r>
+                </w:p>
+              </w:tc>
+              <w:tc>
+                <w:tcPr>
+                  <w:tcW w:type="dxa" w:w="380"/>
+                  <w:tcBorders>
+                    <w:top w:val="single" w:color="000000" w:sz="6"/>
+                    <w:left w:val="single" w:color="000000" w:sz="6"/>
+                    <w:bottom w:val="single" w:color="000000" w:sz="6"/>
+                    <w:right w:val="single" w:color="000000" w:sz="6"/>
+                  </w:tcBorders>
+                  <w:vAlign w:val="center"/>
+                </w:tcPr>
+                <w:p>
+                  <w:pPr>
+                    <w:keepNext/>
+                    <w:bidi w:val="false"/>
+                    <w:spacing w:after="0"/>
+                    <w:jc w:val="center"/>
+                  </w:pPr>
+                  <w:r>
+                    <w:rPr>
+                      <w:rFonts w:ascii="Arial" w:cs="Arial" w:eastAsia="Arial" w:hAnsi="Arial"/>
+                      <w:b/>
+                      <w:bCs/>
+                      <w:color w:val="000000"/>
+                      <w:sz w:val="32"/>
+                      <w:szCs w:val="32"/>
+                    </w:rPr>
+                    <w:t xml:space="preserve"/>
+                  </w:r>
+                </w:p>
+              </w:tc>
+              <w:tc>
+                <w:tcPr>
+                  <w:tcW w:type="dxa" w:w="380"/>
+                  <w:tcBorders>
+                    <w:top w:val="single" w:color="000000" w:sz="6"/>
+                    <w:left w:val="single" w:color="000000" w:sz="6"/>
+                    <w:bottom w:val="single" w:color="000000" w:sz="6"/>
+                    <w:right w:val="single" w:color="000000" w:sz="6"/>
+                  </w:tcBorders>
+                  <w:vAlign w:val="center"/>
+                </w:tcPr>
+                <w:p>
+                  <w:pPr>
+                    <w:keepNext/>
+                    <w:bidi w:val="false"/>
+                    <w:spacing w:after="0"/>
+                    <w:jc w:val="center"/>
+                  </w:pPr>
+                  <w:r>
+                    <w:rPr>
+                      <w:rFonts w:ascii="Arial" w:cs="Arial" w:eastAsia="Arial" w:hAnsi="Arial"/>
+                      <w:b/>
+                      <w:bCs/>
+                      <w:color w:val="000000"/>
+                      <w:sz w:val="32"/>
+                      <w:szCs w:val="32"/>
+                    </w:rPr>
+                    <w:t xml:space="preserve"/>
+                  </w:r>
+                </w:p>
+              </w:tc>
+              <w:tc>
+                <w:tcPr>
+                  <w:tcW w:type="dxa" w:w="380"/>
+                  <w:tcBorders>
+                    <w:top w:val="single" w:color="000000" w:sz="6"/>
+                    <w:left w:val="single" w:color="000000" w:sz="6"/>
+                    <w:bottom w:val="single" w:color="000000" w:sz="6"/>
+                    <w:right w:val="single" w:color="000000" w:sz="6"/>
+                  </w:tcBorders>
+                  <w:vAlign w:val="center"/>
+                </w:tcPr>
+                <w:p>
+                  <w:pPr>
+                    <w:keepNext/>
+                    <w:bidi w:val="false"/>
+                    <w:spacing w:after="0"/>
+                    <w:jc w:val="center"/>
+                  </w:pPr>
+                  <w:r>
+                    <w:rPr>
+                      <w:rFonts w:ascii="Arial" w:cs="Arial" w:eastAsia="Arial" w:hAnsi="Arial"/>
+                      <w:b/>
+                      <w:bCs/>
+                      <w:color w:val="000000"/>
+                      <w:sz w:val="32"/>
+                      <w:szCs w:val="32"/>
+                    </w:rPr>
+                    <w:t xml:space="preserve"/>
+                  </w:r>
+                </w:p>
+              </w:tc>
+              <w:tc>
+                <w:tcPr>
+                  <w:tcW w:type="dxa" w:w="380"/>
+                  <w:tcBorders>
+                    <w:top w:val="single" w:color="000000" w:sz="6"/>
+                    <w:left w:val="single" w:color="000000" w:sz="6"/>
+                    <w:bottom w:val="single" w:color="000000" w:sz="6"/>
+                    <w:right w:val="single" w:color="000000" w:sz="6"/>
+                  </w:tcBorders>
+                  <w:vAlign w:val="center"/>
+                </w:tcPr>
+                <w:p>
+                  <w:pPr>
+                    <w:keepNext/>
+                    <w:bidi w:val="false"/>
+                    <w:spacing w:after="0"/>
+                    <w:jc w:val="center"/>
+                  </w:pPr>
+                  <w:r>
+                    <w:rPr>
+                      <w:rFonts w:ascii="Arial" w:cs="Arial" w:eastAsia="Arial" w:hAnsi="Arial"/>
+                      <w:b/>
+                      <w:bCs/>
+                      <w:color w:val="000000"/>
+                      <w:sz w:val="32"/>
+                      <w:szCs w:val="32"/>
+                    </w:rPr>
+                    <w:t xml:space="preserve"/>
+                  </w:r>
+                </w:p>
+              </w:tc>
+            </w:tr>
+            <w:tr>
+              <w:trPr>
+                <w:cantSplit/>
+                <w:trHeight w:val="380" w:hRule="exact"/>
+              </w:trPr>
+              <w:tc>
+                <w:tcPr>
+                  <w:tcW w:type="dxa" w:w="380"/>
+                  <w:tcBorders>
+                    <w:top w:val="single" w:color="000000" w:sz="6"/>
+                    <w:left w:val="single" w:color="000000" w:sz="6"/>
+                    <w:bottom w:val="single" w:color="000000" w:sz="6"/>
+                    <w:right w:val="single" w:color="000000" w:sz="6"/>
+                  </w:tcBorders>
+                  <w:vAlign w:val="center"/>
+                </w:tcPr>
+                <w:p>
+                  <w:pPr>
+                    <w:keepNext/>
+                    <w:bidi w:val="false"/>
+                    <w:spacing w:after="0"/>
+                    <w:jc w:val="center"/>
+                  </w:pPr>
+                  <w:r>
+                    <w:rPr>
+                      <w:rFonts w:ascii="Arial" w:cs="Arial" w:eastAsia="Arial" w:hAnsi="Arial"/>
+                      <w:b/>
+                      <w:bCs/>
+                      <w:color w:val="000000"/>
+                      <w:sz w:val="32"/>
+                      <w:szCs w:val="32"/>
+                    </w:rPr>
+                    <w:t xml:space="preserve"/>
+                  </w:r>
+                </w:p>
+              </w:tc>
+              <w:tc>
+                <w:tcPr>
+                  <w:tcW w:type="dxa" w:w="380"/>
+                  <w:tcBorders>
+                    <w:top w:val="single" w:color="000000" w:sz="6"/>
+                    <w:left w:val="single" w:color="000000" w:sz="6"/>
+                    <w:bottom w:val="single" w:color="000000" w:sz="6"/>
+                    <w:right w:val="single" w:color="000000" w:sz="6"/>
+                  </w:tcBorders>
+                  <w:vAlign w:val="center"/>
+                </w:tcPr>
+                <w:p>
+                  <w:pPr>
+                    <w:keepNext/>
+                    <w:bidi w:val="false"/>
+                    <w:spacing w:after="0"/>
+                    <w:jc w:val="center"/>
+                  </w:pPr>
+                  <w:r>
+                    <w:rPr>
+                      <w:rFonts w:ascii="Arial" w:cs="Arial" w:eastAsia="Arial" w:hAnsi="Arial"/>
+                      <w:b/>
+                      <w:bCs/>
+                      <w:color w:val="000000"/>
+                      <w:sz w:val="32"/>
+                      <w:szCs w:val="32"/>
+                    </w:rPr>
+                    <w:t xml:space="preserve"/>
+                  </w:r>
+                </w:p>
+              </w:tc>
+              <w:tc>
+                <w:tcPr>
+                  <w:tcW w:type="dxa" w:w="380"/>
+                  <w:tcBorders>
+                    <w:top w:val="single" w:color="000000" w:sz="6"/>
+                    <w:left w:val="single" w:color="000000" w:sz="6"/>
+                    <w:bottom w:val="single" w:color="000000" w:sz="6"/>
+                    <w:right w:val="single" w:color="000000" w:sz="6"/>
+                  </w:tcBorders>
+                  <w:shd w:fill="BFBFBF" w:color="auto" w:val="clear"/>
+                  <w:vAlign w:val="center"/>
+                </w:tcPr>
+                <w:p>
+                  <w:pPr>
+                    <w:keepNext/>
+                    <w:bidi w:val="false"/>
+                    <w:spacing w:after="0"/>
+                    <w:jc w:val="center"/>
+                  </w:pPr>
+                  <w:r>
+                    <w:rPr>
+                      <w:rFonts w:ascii="Arial" w:cs="Arial" w:eastAsia="Arial" w:hAnsi="Arial"/>
+                      <w:b/>
+                      <w:bCs/>
+                      <w:color w:val="000000"/>
+                      <w:sz w:val="32"/>
+                      <w:szCs w:val="32"/>
+                    </w:rPr>
+                    <w:t xml:space="preserve"/>
+                  </w:r>
+                </w:p>
+              </w:tc>
+              <w:tc>
+                <w:tcPr>
+                  <w:tcW w:type="dxa" w:w="380"/>
+                  <w:tcBorders>
+                    <w:top w:val="single" w:color="000000" w:sz="6"/>
+                    <w:left w:val="single" w:color="000000" w:sz="6"/>
+                    <w:bottom w:val="single" w:color="000000" w:sz="6"/>
+                    <w:right w:val="single" w:color="000000" w:sz="6"/>
+                  </w:tcBorders>
+                  <w:shd w:fill="BFBFBF" w:color="auto" w:val="clear"/>
+                  <w:vAlign w:val="center"/>
+                </w:tcPr>
+                <w:p>
+                  <w:pPr>
+                    <w:keepNext/>
+                    <w:bidi w:val="false"/>
+                    <w:spacing w:after="0"/>
+                    <w:jc w:val="center"/>
+                  </w:pPr>
+                  <w:r>
+                    <w:rPr>
+                      <w:rFonts w:ascii="Arial" w:cs="Arial" w:eastAsia="Arial" w:hAnsi="Arial"/>
+                      <w:b/>
+                      <w:bCs/>
+                      <w:color w:val="000000"/>
+                      <w:sz w:val="32"/>
+                      <w:szCs w:val="32"/>
+                    </w:rPr>
+                    <w:t xml:space="preserve"/>
+                  </w:r>
+                </w:p>
+              </w:tc>
+              <w:tc>
+                <w:tcPr>
+                  <w:tcW w:type="dxa" w:w="380"/>
+                  <w:tcBorders>
+                    <w:top w:val="single" w:color="000000" w:sz="6"/>
+                    <w:left w:val="single" w:color="000000" w:sz="6"/>
+                    <w:bottom w:val="single" w:color="000000" w:sz="6"/>
+                    <w:right w:val="single" w:color="000000" w:sz="6"/>
+                  </w:tcBorders>
+                  <w:shd w:fill="BFBFBF" w:color="auto" w:val="clear"/>
+                  <w:vAlign w:val="center"/>
+                </w:tcPr>
+                <w:p>
+                  <w:pPr>
+                    <w:keepNext/>
+                    <w:bidi w:val="false"/>
+                    <w:spacing w:after="0"/>
+                    <w:jc w:val="center"/>
+                  </w:pPr>
+                  <w:r>
+                    <w:rPr>
+                      <w:rFonts w:ascii="Arial" w:cs="Arial" w:eastAsia="Arial" w:hAnsi="Arial"/>
+                      <w:b/>
+                      <w:bCs/>
+                      <w:color w:val="000000"/>
+                      <w:sz w:val="32"/>
+                      <w:szCs w:val="32"/>
+                    </w:rPr>
+                    <w:t xml:space="preserve">●</w:t>
+                  </w:r>
+                </w:p>
+              </w:tc>
+              <w:tc>
+                <w:tcPr>
+                  <w:tcW w:type="dxa" w:w="380"/>
+                  <w:tcBorders>
+                    <w:top w:val="single" w:color="000000" w:sz="6"/>
+                    <w:left w:val="single" w:color="000000" w:sz="6"/>
+                    <w:bottom w:val="single" w:color="000000" w:sz="6"/>
+                    <w:right w:val="single" w:color="000000" w:sz="6"/>
+                  </w:tcBorders>
+                  <w:vAlign w:val="center"/>
+                </w:tcPr>
+                <w:p>
+                  <w:pPr>
+                    <w:keepNext/>
+                    <w:bidi w:val="false"/>
+                    <w:spacing w:after="0"/>
+                    <w:jc w:val="center"/>
+                  </w:pPr>
+                  <w:r>
+                    <w:rPr>
+                      <w:rFonts w:ascii="Arial" w:cs="Arial" w:eastAsia="Arial" w:hAnsi="Arial"/>
+                      <w:b/>
+                      <w:bCs/>
+                      <w:color w:val="000000"/>
+                      <w:sz w:val="32"/>
+                      <w:szCs w:val="32"/>
+                    </w:rPr>
+                    <w:t xml:space="preserve"/>
+                  </w:r>
+                </w:p>
+              </w:tc>
+              <w:tc>
+                <w:tcPr>
+                  <w:tcW w:type="dxa" w:w="380"/>
+                  <w:tcBorders>
+                    <w:top w:val="single" w:color="000000" w:sz="6"/>
+                    <w:left w:val="single" w:color="000000" w:sz="6"/>
+                    <w:bottom w:val="single" w:color="000000" w:sz="6"/>
+                    <w:right w:val="single" w:color="000000" w:sz="6"/>
+                  </w:tcBorders>
+                  <w:vAlign w:val="center"/>
+                </w:tcPr>
+                <w:p>
+                  <w:pPr>
+                    <w:keepNext/>
+                    <w:bidi w:val="false"/>
+                    <w:spacing w:after="0"/>
+                    <w:jc w:val="center"/>
+                  </w:pPr>
+                  <w:r>
+                    <w:rPr>
+                      <w:rFonts w:ascii="Arial" w:cs="Arial" w:eastAsia="Arial" w:hAnsi="Arial"/>
+                      <w:b/>
+                      <w:bCs/>
+                      <w:color w:val="000000"/>
+                      <w:sz w:val="32"/>
+                      <w:szCs w:val="32"/>
+                    </w:rPr>
+                    <w:t xml:space="preserve"/>
+                  </w:r>
+                </w:p>
+              </w:tc>
+              <w:tc>
+                <w:tcPr>
+                  <w:tcW w:type="dxa" w:w="380"/>
+                  <w:tcBorders>
+                    <w:top w:val="single" w:color="000000" w:sz="6"/>
+                    <w:left w:val="single" w:color="000000" w:sz="6"/>
+                    <w:bottom w:val="single" w:color="000000" w:sz="6"/>
+                    <w:right w:val="single" w:color="000000" w:sz="6"/>
+                  </w:tcBorders>
+                  <w:vAlign w:val="center"/>
+                </w:tcPr>
+                <w:p>
+                  <w:pPr>
+                    <w:keepNext/>
+                    <w:bidi w:val="false"/>
+                    <w:spacing w:after="0"/>
+                    <w:jc w:val="center"/>
+                  </w:pPr>
+                  <w:r>
+                    <w:rPr>
+                      <w:rFonts w:ascii="Arial" w:cs="Arial" w:eastAsia="Arial" w:hAnsi="Arial"/>
+                      <w:b/>
+                      <w:bCs/>
+                      <w:color w:val="000000"/>
+                      <w:sz w:val="32"/>
+                      <w:szCs w:val="32"/>
+                    </w:rPr>
+                    <w:t xml:space="preserve"/>
+                  </w:r>
+                </w:p>
+              </w:tc>
+            </w:tr>
+            <w:tr>
+              <w:trPr>
+                <w:cantSplit/>
+                <w:trHeight w:val="380" w:hRule="exact"/>
+              </w:trPr>
+              <w:tc>
+                <w:tcPr>
+                  <w:tcW w:type="dxa" w:w="380"/>
+                  <w:tcBorders>
+                    <w:top w:val="single" w:color="000000" w:sz="6"/>
+                    <w:left w:val="single" w:color="000000" w:sz="6"/>
+                    <w:bottom w:val="single" w:color="000000" w:sz="6"/>
+                    <w:right w:val="single" w:color="000000" w:sz="6"/>
+                  </w:tcBorders>
+                  <w:vAlign w:val="center"/>
+                </w:tcPr>
+                <w:p>
+                  <w:pPr>
+                    <w:keepNext w:val="false"/>
+                    <w:bidi w:val="false"/>
+                    <w:spacing w:after="0"/>
+                    <w:jc w:val="center"/>
+                  </w:pPr>
+                  <w:r>
+                    <w:rPr>
+                      <w:rFonts w:ascii="Arial" w:cs="Arial" w:eastAsia="Arial" w:hAnsi="Arial"/>
+                      <w:b/>
+                      <w:bCs/>
+                      <w:color w:val="000000"/>
+                      <w:sz w:val="32"/>
+                      <w:szCs w:val="32"/>
+                    </w:rPr>
+                    <w:t xml:space="preserve"/>
+                  </w:r>
+                </w:p>
+              </w:tc>
+              <w:tc>
+                <w:tcPr>
+                  <w:tcW w:type="dxa" w:w="380"/>
+                  <w:tcBorders>
+                    <w:top w:val="single" w:color="000000" w:sz="6"/>
+                    <w:left w:val="single" w:color="000000" w:sz="6"/>
+                    <w:bottom w:val="single" w:color="000000" w:sz="6"/>
+                    <w:right w:val="single" w:color="000000" w:sz="6"/>
+                  </w:tcBorders>
+                  <w:vAlign w:val="center"/>
+                </w:tcPr>
+                <w:p>
+                  <w:pPr>
+                    <w:keepNext w:val="false"/>
+                    <w:bidi w:val="false"/>
+                    <w:spacing w:after="0"/>
+                    <w:jc w:val="center"/>
+                  </w:pPr>
+                  <w:r>
+                    <w:rPr>
+                      <w:rFonts w:ascii="Arial" w:cs="Arial" w:eastAsia="Arial" w:hAnsi="Arial"/>
+                      <w:b/>
+                      <w:bCs/>
+                      <w:color w:val="000000"/>
+                      <w:sz w:val="32"/>
+                      <w:szCs w:val="32"/>
+                    </w:rPr>
+                    <w:t xml:space="preserve"/>
+                  </w:r>
+                </w:p>
+              </w:tc>
+              <w:tc>
+                <w:tcPr>
+                  <w:tcW w:type="dxa" w:w="380"/>
+                  <w:tcBorders>
+                    <w:top w:val="single" w:color="000000" w:sz="6"/>
+                    <w:left w:val="single" w:color="000000" w:sz="6"/>
+                    <w:bottom w:val="single" w:color="000000" w:sz="6"/>
+                    <w:right w:val="single" w:color="000000" w:sz="6"/>
+                  </w:tcBorders>
+                  <w:vAlign w:val="center"/>
+                </w:tcPr>
+                <w:p>
+                  <w:pPr>
+                    <w:keepNext w:val="false"/>
+                    <w:bidi w:val="false"/>
+                    <w:spacing w:after="0"/>
+                    <w:jc w:val="center"/>
+                  </w:pPr>
+                  <w:r>
+                    <w:rPr>
+                      <w:rFonts w:ascii="Arial" w:cs="Arial" w:eastAsia="Arial" w:hAnsi="Arial"/>
+                      <w:b/>
+                      <w:bCs/>
+                      <w:color w:val="000000"/>
+                      <w:sz w:val="32"/>
+                      <w:szCs w:val="32"/>
+                    </w:rPr>
+                    <w:t xml:space="preserve"/>
+                  </w:r>
+                </w:p>
+              </w:tc>
+              <w:tc>
+                <w:tcPr>
+                  <w:tcW w:type="dxa" w:w="380"/>
+                  <w:tcBorders>
+                    <w:top w:val="single" w:color="000000" w:sz="6"/>
+                    <w:left w:val="single" w:color="000000" w:sz="6"/>
+                    <w:bottom w:val="single" w:color="000000" w:sz="6"/>
+                    <w:right w:val="single" w:color="000000" w:sz="6"/>
+                  </w:tcBorders>
+                  <w:vAlign w:val="center"/>
+                </w:tcPr>
+                <w:p>
+                  <w:pPr>
+                    <w:keepNext w:val="false"/>
+                    <w:bidi w:val="false"/>
+                    <w:spacing w:after="0"/>
+                    <w:jc w:val="center"/>
+                  </w:pPr>
+                  <w:r>
+                    <w:rPr>
+                      <w:rFonts w:ascii="Arial" w:cs="Arial" w:eastAsia="Arial" w:hAnsi="Arial"/>
+                      <w:b/>
+                      <w:bCs/>
+                      <w:color w:val="000000"/>
+                      <w:sz w:val="32"/>
+                      <w:szCs w:val="32"/>
+                    </w:rPr>
+                    <w:t xml:space="preserve"/>
+                  </w:r>
+                </w:p>
+              </w:tc>
+              <w:tc>
+                <w:tcPr>
+                  <w:tcW w:type="dxa" w:w="380"/>
+                  <w:tcBorders>
+                    <w:top w:val="single" w:color="000000" w:sz="6"/>
+                    <w:left w:val="single" w:color="000000" w:sz="6"/>
+                    <w:bottom w:val="single" w:color="000000" w:sz="6"/>
+                    <w:right w:val="single" w:color="000000" w:sz="6"/>
+                  </w:tcBorders>
+                  <w:vAlign w:val="center"/>
+                </w:tcPr>
+                <w:p>
+                  <w:pPr>
+                    <w:keepNext w:val="false"/>
+                    <w:bidi w:val="false"/>
+                    <w:spacing w:after="0"/>
+                    <w:jc w:val="center"/>
+                  </w:pPr>
+                  <w:r>
+                    <w:rPr>
+                      <w:rFonts w:ascii="Arial" w:cs="Arial" w:eastAsia="Arial" w:hAnsi="Arial"/>
+                      <w:b/>
+                      <w:bCs/>
+                      <w:color w:val="000000"/>
+                      <w:sz w:val="32"/>
+                      <w:szCs w:val="32"/>
+                    </w:rPr>
+                    <w:t xml:space="preserve"/>
+                  </w:r>
+                </w:p>
+              </w:tc>
+              <w:tc>
+                <w:tcPr>
+                  <w:tcW w:type="dxa" w:w="380"/>
+                  <w:tcBorders>
+                    <w:top w:val="single" w:color="000000" w:sz="6"/>
+                    <w:left w:val="single" w:color="000000" w:sz="6"/>
+                    <w:bottom w:val="single" w:color="000000" w:sz="6"/>
+                    <w:right w:val="single" w:color="000000" w:sz="6"/>
+                  </w:tcBorders>
+                  <w:vAlign w:val="center"/>
+                </w:tcPr>
+                <w:p>
+                  <w:pPr>
+                    <w:keepNext w:val="false"/>
+                    <w:bidi w:val="false"/>
+                    <w:spacing w:after="0"/>
+                    <w:jc w:val="center"/>
+                  </w:pPr>
+                  <w:r>
+                    <w:rPr>
+                      <w:rFonts w:ascii="Arial" w:cs="Arial" w:eastAsia="Arial" w:hAnsi="Arial"/>
+                      <w:b/>
+                      <w:bCs/>
+                      <w:color w:val="000000"/>
+                      <w:sz w:val="32"/>
+                      <w:szCs w:val="32"/>
+                    </w:rPr>
+                    <w:t xml:space="preserve"/>
+                  </w:r>
+                </w:p>
+              </w:tc>
+              <w:tc>
+                <w:tcPr>
+                  <w:tcW w:type="dxa" w:w="380"/>
+                  <w:tcBorders>
+                    <w:top w:val="single" w:color="000000" w:sz="6"/>
+                    <w:left w:val="single" w:color="000000" w:sz="6"/>
+                    <w:bottom w:val="single" w:color="000000" w:sz="6"/>
+                    <w:right w:val="single" w:color="000000" w:sz="6"/>
+                  </w:tcBorders>
+                  <w:vAlign w:val="center"/>
+                </w:tcPr>
+                <w:p>
+                  <w:pPr>
+                    <w:keepNext w:val="false"/>
+                    <w:bidi w:val="false"/>
+                    <w:spacing w:after="0"/>
+                    <w:jc w:val="center"/>
+                  </w:pPr>
+                  <w:r>
+                    <w:rPr>
+                      <w:rFonts w:ascii="Arial" w:cs="Arial" w:eastAsia="Arial" w:hAnsi="Arial"/>
+                      <w:b/>
+                      <w:bCs/>
+                      <w:color w:val="000000"/>
+                      <w:sz w:val="32"/>
+                      <w:szCs w:val="32"/>
+                    </w:rPr>
+                    <w:t xml:space="preserve"/>
+                  </w:r>
+                </w:p>
+              </w:tc>
+              <w:tc>
+                <w:tcPr>
+                  <w:tcW w:type="dxa" w:w="380"/>
+                  <w:tcBorders>
+                    <w:top w:val="single" w:color="000000" w:sz="6"/>
+                    <w:left w:val="single" w:color="000000" w:sz="6"/>
+                    <w:bottom w:val="single" w:color="000000" w:sz="6"/>
+                    <w:right w:val="single" w:color="000000" w:sz="6"/>
+                  </w:tcBorders>
+                  <w:vAlign w:val="center"/>
+                </w:tcPr>
+                <w:p>
+                  <w:pPr>
+                    <w:keepNext w:val="false"/>
+                    <w:bidi w:val="false"/>
+                    <w:spacing w:after="0"/>
+                    <w:jc w:val="center"/>
+                  </w:pPr>
+                  <w:r>
+                    <w:rPr>
+                      <w:rFonts w:ascii="Arial" w:cs="Arial" w:eastAsia="Arial" w:hAnsi="Arial"/>
+                      <w:b/>
+                      <w:bCs/>
+                      <w:color w:val="000000"/>
+                      <w:sz w:val="32"/>
+                      <w:szCs w:val="32"/>
+                    </w:rPr>
+                    <w:t xml:space="preserve"/>
+                  </w:r>
+                </w:p>
+              </w:tc>
+            </w:tr>
+          </w:tbl>
+          <w:p/>
+        </w:tc>
+      </w:tr>
+    </w:tbl>
+    <w:p>
+      <w:pPr>
+        <w:keepNext/>
+        <w:keepLines/>
+        <w:bidi/>
+        <w:spacing w:after="100" w:before="200"/>
+        <w:jc w:val="start"/>
+      </w:pPr>
+      <w:r>
+        <w:rPr>
+          <w:rFonts w:ascii="Arial" w:cs="Arial" w:eastAsia="Arial" w:hAnsi="Arial"/>
+          <w:b/>
+          <w:bCs/>
+          <w:color w:val="000000"/>
           <w:sz w:val="28"/>
           <w:szCs w:val="28"/>
           <w:rtl/>
@@ -6871,10 +11788,9 @@
         <w:keepNext/>
         <w:keepLines/>
         <w:pBdr>
-          <w:top w:val="single" w:color="CCCCCC" w:sz="4" w:space="2"/>
-          <w:left w:val="single" w:color="999999" w:sz="6" w:space="4"/>
+          <w:top w:val="single" w:color="000000" w:sz="6" w:space="2"/>
+          <w:left w:val="single" w:color="000000" w:sz="12" w:space="4"/>
         </w:pBdr>
-        <w:shd w:fill="F2F2F2" w:color="auto" w:val="clear"/>
         <w:bidi w:val="false"/>
         <w:spacing w:after="0" w:before="0"/>
         <w:ind w:left="300" w:right="2400"/>
@@ -6894,10 +11810,9 @@
         <w:keepNext/>
         <w:keepLines/>
         <w:pBdr>
-          <w:left w:val="single" w:color="999999" w:sz="6" w:space="4"/>
-          <w:bottom w:val="single" w:color="CCCCCC" w:sz="4" w:space="2"/>
+          <w:left w:val="single" w:color="000000" w:sz="12" w:space="4"/>
+          <w:bottom w:val="single" w:color="000000" w:sz="6" w:space="2"/>
         </w:pBdr>
-        <w:shd w:fill="F2F2F2" w:color="auto" w:val="clear"/>
         <w:bidi w:val="false"/>
         <w:spacing w:after="0" w:before="0"/>
         <w:ind w:left="300" w:right="2400"/>
@@ -6937,10 +11852,9 @@
         <w:keepNext/>
         <w:keepLines/>
         <w:pBdr>
-          <w:top w:val="single" w:color="CCCCCC" w:sz="4" w:space="2"/>
-          <w:left w:val="single" w:color="999999" w:sz="6" w:space="4"/>
+          <w:top w:val="single" w:color="000000" w:sz="6" w:space="2"/>
+          <w:left w:val="single" w:color="000000" w:sz="12" w:space="4"/>
         </w:pBdr>
-        <w:shd w:fill="F2F2F2" w:color="auto" w:val="clear"/>
         <w:bidi w:val="false"/>
         <w:spacing w:after="0" w:before="0"/>
         <w:ind w:left="300" w:right="2400"/>
@@ -6960,9 +11874,8 @@
         <w:keepNext/>
         <w:keepLines/>
         <w:pBdr>
-          <w:left w:val="single" w:color="999999" w:sz="6" w:space="4"/>
+          <w:left w:val="single" w:color="000000" w:sz="12" w:space="4"/>
         </w:pBdr>
-        <w:shd w:fill="F2F2F2" w:color="auto" w:val="clear"/>
         <w:bidi w:val="false"/>
         <w:spacing w:after="0" w:before="0"/>
         <w:ind w:left="300" w:right="2400"/>
@@ -6982,9 +11895,8 @@
         <w:keepNext/>
         <w:keepLines/>
         <w:pBdr>
-          <w:left w:val="single" w:color="999999" w:sz="6" w:space="4"/>
+          <w:left w:val="single" w:color="000000" w:sz="12" w:space="4"/>
         </w:pBdr>
-        <w:shd w:fill="F2F2F2" w:color="auto" w:val="clear"/>
         <w:bidi w:val="false"/>
         <w:spacing w:after="0" w:before="0"/>
         <w:ind w:left="300" w:right="2400"/>
@@ -7004,9 +11916,8 @@
         <w:keepNext/>
         <w:keepLines/>
         <w:pBdr>
-          <w:left w:val="single" w:color="999999" w:sz="6" w:space="4"/>
+          <w:left w:val="single" w:color="000000" w:sz="12" w:space="4"/>
         </w:pBdr>
-        <w:shd w:fill="F2F2F2" w:color="auto" w:val="clear"/>
         <w:bidi w:val="false"/>
         <w:spacing w:after="0" w:before="0"/>
         <w:ind w:left="300" w:right="2400"/>
@@ -7026,9 +11937,8 @@
         <w:keepNext/>
         <w:keepLines/>
         <w:pBdr>
-          <w:left w:val="single" w:color="999999" w:sz="6" w:space="4"/>
+          <w:left w:val="single" w:color="000000" w:sz="12" w:space="4"/>
         </w:pBdr>
-        <w:shd w:fill="F2F2F2" w:color="auto" w:val="clear"/>
         <w:bidi w:val="false"/>
         <w:spacing w:after="0" w:before="0"/>
         <w:ind w:left="300" w:right="2400"/>
@@ -7048,9 +11958,8 @@
         <w:keepNext/>
         <w:keepLines/>
         <w:pBdr>
-          <w:left w:val="single" w:color="999999" w:sz="6" w:space="4"/>
+          <w:left w:val="single" w:color="000000" w:sz="12" w:space="4"/>
         </w:pBdr>
-        <w:shd w:fill="F2F2F2" w:color="auto" w:val="clear"/>
         <w:bidi w:val="false"/>
         <w:spacing w:after="0" w:before="0"/>
         <w:ind w:left="300" w:right="2400"/>
@@ -7070,9 +11979,8 @@
         <w:keepNext/>
         <w:keepLines/>
         <w:pBdr>
-          <w:left w:val="single" w:color="999999" w:sz="6" w:space="4"/>
+          <w:left w:val="single" w:color="000000" w:sz="12" w:space="4"/>
         </w:pBdr>
-        <w:shd w:fill="F2F2F2" w:color="auto" w:val="clear"/>
         <w:bidi w:val="false"/>
         <w:spacing w:after="0" w:before="0"/>
         <w:ind w:left="300" w:right="2400"/>
@@ -7092,10 +12000,9 @@
         <w:keepNext/>
         <w:keepLines/>
         <w:pBdr>
-          <w:left w:val="single" w:color="999999" w:sz="6" w:space="4"/>
-          <w:bottom w:val="single" w:color="CCCCCC" w:sz="4" w:space="2"/>
+          <w:left w:val="single" w:color="000000" w:sz="12" w:space="4"/>
+          <w:bottom w:val="single" w:color="000000" w:sz="6" w:space="2"/>
         </w:pBdr>
-        <w:shd w:fill="F2F2F2" w:color="auto" w:val="clear"/>
         <w:bidi w:val="false"/>
         <w:spacing w:after="0" w:before="0"/>
         <w:ind w:left="300" w:right="2400"/>
@@ -7135,10 +12042,9 @@
         <w:keepNext/>
         <w:keepLines/>
         <w:pBdr>
-          <w:top w:val="single" w:color="CCCCCC" w:sz="4" w:space="2"/>
-          <w:left w:val="single" w:color="999999" w:sz="6" w:space="4"/>
+          <w:top w:val="single" w:color="000000" w:sz="6" w:space="2"/>
+          <w:left w:val="single" w:color="000000" w:sz="12" w:space="4"/>
         </w:pBdr>
-        <w:shd w:fill="F2F2F2" w:color="auto" w:val="clear"/>
         <w:bidi w:val="false"/>
         <w:spacing w:after="0" w:before="0"/>
         <w:ind w:left="300" w:right="2400"/>
@@ -7158,9 +12064,8 @@
         <w:keepNext/>
         <w:keepLines/>
         <w:pBdr>
-          <w:left w:val="single" w:color="999999" w:sz="6" w:space="4"/>
+          <w:left w:val="single" w:color="000000" w:sz="12" w:space="4"/>
         </w:pBdr>
-        <w:shd w:fill="F2F2F2" w:color="auto" w:val="clear"/>
         <w:bidi w:val="false"/>
         <w:spacing w:after="0" w:before="0"/>
         <w:ind w:left="300" w:right="2400"/>
@@ -7180,9 +12085,8 @@
         <w:keepNext/>
         <w:keepLines/>
         <w:pBdr>
-          <w:left w:val="single" w:color="999999" w:sz="6" w:space="4"/>
+          <w:left w:val="single" w:color="000000" w:sz="12" w:space="4"/>
         </w:pBdr>
-        <w:shd w:fill="F2F2F2" w:color="auto" w:val="clear"/>
         <w:bidi w:val="false"/>
         <w:spacing w:after="0" w:before="0"/>
         <w:ind w:left="300" w:right="2400"/>
@@ -7202,9 +12106,8 @@
         <w:keepNext/>
         <w:keepLines/>
         <w:pBdr>
-          <w:left w:val="single" w:color="999999" w:sz="6" w:space="4"/>
+          <w:left w:val="single" w:color="000000" w:sz="12" w:space="4"/>
         </w:pBdr>
-        <w:shd w:fill="F2F2F2" w:color="auto" w:val="clear"/>
         <w:bidi w:val="false"/>
         <w:spacing w:after="0" w:before="0"/>
         <w:ind w:left="300" w:right="2400"/>
@@ -7224,10 +12127,9 @@
         <w:keepNext/>
         <w:keepLines/>
         <w:pBdr>
-          <w:left w:val="single" w:color="999999" w:sz="6" w:space="4"/>
-          <w:bottom w:val="single" w:color="CCCCCC" w:sz="4" w:space="2"/>
+          <w:left w:val="single" w:color="000000" w:sz="12" w:space="4"/>
+          <w:bottom w:val="single" w:color="000000" w:sz="6" w:space="2"/>
         </w:pBdr>
-        <w:shd w:fill="F2F2F2" w:color="auto" w:val="clear"/>
         <w:bidi w:val="false"/>
         <w:spacing w:after="0" w:before="0"/>
         <w:ind w:left="300" w:right="2400"/>
@@ -7267,10 +12169,9 @@
         <w:keepNext/>
         <w:keepLines/>
         <w:pBdr>
-          <w:top w:val="single" w:color="CCCCCC" w:sz="4" w:space="2"/>
-          <w:left w:val="single" w:color="999999" w:sz="6" w:space="4"/>
+          <w:top w:val="single" w:color="000000" w:sz="6" w:space="2"/>
+          <w:left w:val="single" w:color="000000" w:sz="12" w:space="4"/>
         </w:pBdr>
-        <w:shd w:fill="F2F2F2" w:color="auto" w:val="clear"/>
         <w:bidi w:val="false"/>
         <w:spacing w:after="0" w:before="0"/>
         <w:ind w:left="300" w:right="2400"/>
@@ -7290,9 +12191,8 @@
         <w:keepNext/>
         <w:keepLines/>
         <w:pBdr>
-          <w:left w:val="single" w:color="999999" w:sz="6" w:space="4"/>
+          <w:left w:val="single" w:color="000000" w:sz="12" w:space="4"/>
         </w:pBdr>
-        <w:shd w:fill="F2F2F2" w:color="auto" w:val="clear"/>
         <w:bidi w:val="false"/>
         <w:spacing w:after="0" w:before="0"/>
         <w:ind w:left="300" w:right="2400"/>
@@ -7312,9 +12212,8 @@
         <w:keepNext/>
         <w:keepLines/>
         <w:pBdr>
-          <w:left w:val="single" w:color="999999" w:sz="6" w:space="4"/>
+          <w:left w:val="single" w:color="000000" w:sz="12" w:space="4"/>
         </w:pBdr>
-        <w:shd w:fill="F2F2F2" w:color="auto" w:val="clear"/>
         <w:bidi w:val="false"/>
         <w:spacing w:after="0" w:before="0"/>
         <w:ind w:left="300" w:right="2400"/>
@@ -7334,10 +12233,9 @@
         <w:keepNext/>
         <w:keepLines/>
         <w:pBdr>
-          <w:left w:val="single" w:color="999999" w:sz="6" w:space="4"/>
-          <w:bottom w:val="single" w:color="CCCCCC" w:sz="4" w:space="2"/>
+          <w:left w:val="single" w:color="000000" w:sz="12" w:space="4"/>
+          <w:bottom w:val="single" w:color="000000" w:sz="6" w:space="2"/>
         </w:pBdr>
-        <w:shd w:fill="F2F2F2" w:color="auto" w:val="clear"/>
         <w:bidi w:val="false"/>
         <w:spacing w:after="0" w:before="0"/>
         <w:ind w:left="300" w:right="2400"/>
@@ -7377,10 +12275,9 @@
         <w:keepNext/>
         <w:keepLines/>
         <w:pBdr>
-          <w:top w:val="single" w:color="CCCCCC" w:sz="4" w:space="2"/>
-          <w:left w:val="single" w:color="999999" w:sz="6" w:space="4"/>
+          <w:top w:val="single" w:color="000000" w:sz="6" w:space="2"/>
+          <w:left w:val="single" w:color="000000" w:sz="12" w:space="4"/>
         </w:pBdr>
-        <w:shd w:fill="F2F2F2" w:color="auto" w:val="clear"/>
         <w:bidi w:val="false"/>
         <w:spacing w:after="0" w:before="0"/>
         <w:ind w:left="300" w:right="2400"/>
@@ -7400,9 +12297,8 @@
         <w:keepNext/>
         <w:keepLines/>
         <w:pBdr>
-          <w:left w:val="single" w:color="999999" w:sz="6" w:space="4"/>
+          <w:left w:val="single" w:color="000000" w:sz="12" w:space="4"/>
         </w:pBdr>
-        <w:shd w:fill="F2F2F2" w:color="auto" w:val="clear"/>
         <w:bidi w:val="false"/>
         <w:spacing w:after="0" w:before="0"/>
         <w:ind w:left="300" w:right="2400"/>
@@ -7422,9 +12318,8 @@
         <w:keepNext/>
         <w:keepLines/>
         <w:pBdr>
-          <w:left w:val="single" w:color="999999" w:sz="6" w:space="4"/>
+          <w:left w:val="single" w:color="000000" w:sz="12" w:space="4"/>
         </w:pBdr>
-        <w:shd w:fill="F2F2F2" w:color="auto" w:val="clear"/>
         <w:bidi w:val="false"/>
         <w:spacing w:after="0" w:before="0"/>
         <w:ind w:left="300" w:right="2400"/>
@@ -7444,9 +12339,8 @@
         <w:keepNext/>
         <w:keepLines/>
         <w:pBdr>
-          <w:left w:val="single" w:color="999999" w:sz="6" w:space="4"/>
+          <w:left w:val="single" w:color="000000" w:sz="12" w:space="4"/>
         </w:pBdr>
-        <w:shd w:fill="F2F2F2" w:color="auto" w:val="clear"/>
         <w:bidi w:val="false"/>
         <w:spacing w:after="0" w:before="0"/>
         <w:ind w:left="300" w:right="2400"/>
@@ -7466,10 +12360,9 @@
         <w:keepNext/>
         <w:keepLines/>
         <w:pBdr>
-          <w:left w:val="single" w:color="999999" w:sz="6" w:space="4"/>
-          <w:bottom w:val="single" w:color="CCCCCC" w:sz="4" w:space="2"/>
+          <w:left w:val="single" w:color="000000" w:sz="12" w:space="4"/>
+          <w:bottom w:val="single" w:color="000000" w:sz="6" w:space="2"/>
         </w:pBdr>
-        <w:shd w:fill="F2F2F2" w:color="auto" w:val="clear"/>
         <w:bidi w:val="false"/>
         <w:spacing w:after="0" w:before="0"/>
         <w:ind w:left="300" w:right="2400"/>
@@ -7509,10 +12402,9 @@
         <w:keepNext/>
         <w:keepLines/>
         <w:pBdr>
-          <w:top w:val="single" w:color="CCCCCC" w:sz="4" w:space="2"/>
-          <w:left w:val="single" w:color="999999" w:sz="6" w:space="4"/>
+          <w:top w:val="single" w:color="000000" w:sz="6" w:space="2"/>
+          <w:left w:val="single" w:color="000000" w:sz="12" w:space="4"/>
         </w:pBdr>
-        <w:shd w:fill="F2F2F2" w:color="auto" w:val="clear"/>
         <w:bidi w:val="false"/>
         <w:spacing w:after="0" w:before="0"/>
         <w:ind w:left="300" w:right="2400"/>
@@ -7532,9 +12424,8 @@
         <w:keepNext/>
         <w:keepLines/>
         <w:pBdr>
-          <w:left w:val="single" w:color="999999" w:sz="6" w:space="4"/>
+          <w:left w:val="single" w:color="000000" w:sz="12" w:space="4"/>
         </w:pBdr>
-        <w:shd w:fill="F2F2F2" w:color="auto" w:val="clear"/>
         <w:bidi w:val="false"/>
         <w:spacing w:after="0" w:before="0"/>
         <w:ind w:left="300" w:right="2400"/>
@@ -7554,9 +12445,8 @@
         <w:keepNext/>
         <w:keepLines/>
         <w:pBdr>
-          <w:left w:val="single" w:color="999999" w:sz="6" w:space="4"/>
+          <w:left w:val="single" w:color="000000" w:sz="12" w:space="4"/>
         </w:pBdr>
-        <w:shd w:fill="F2F2F2" w:color="auto" w:val="clear"/>
         <w:bidi w:val="false"/>
         <w:spacing w:after="0" w:before="0"/>
         <w:ind w:left="300" w:right="2400"/>
@@ -7576,9 +12466,8 @@
         <w:keepNext/>
         <w:keepLines/>
         <w:pBdr>
-          <w:left w:val="single" w:color="999999" w:sz="6" w:space="4"/>
+          <w:left w:val="single" w:color="000000" w:sz="12" w:space="4"/>
         </w:pBdr>
-        <w:shd w:fill="F2F2F2" w:color="auto" w:val="clear"/>
         <w:bidi w:val="false"/>
         <w:spacing w:after="0" w:before="0"/>
         <w:ind w:left="300" w:right="2400"/>
@@ -7598,9 +12487,8 @@
         <w:keepNext/>
         <w:keepLines/>
         <w:pBdr>
-          <w:left w:val="single" w:color="999999" w:sz="6" w:space="4"/>
+          <w:left w:val="single" w:color="000000" w:sz="12" w:space="4"/>
         </w:pBdr>
-        <w:shd w:fill="F2F2F2" w:color="auto" w:val="clear"/>
         <w:bidi w:val="false"/>
         <w:spacing w:after="0" w:before="0"/>
         <w:ind w:left="300" w:right="2400"/>
@@ -7620,9 +12508,8 @@
         <w:keepNext/>
         <w:keepLines/>
         <w:pBdr>
-          <w:left w:val="single" w:color="999999" w:sz="6" w:space="4"/>
+          <w:left w:val="single" w:color="000000" w:sz="12" w:space="4"/>
         </w:pBdr>
-        <w:shd w:fill="F2F2F2" w:color="auto" w:val="clear"/>
         <w:bidi w:val="false"/>
         <w:spacing w:after="0" w:before="0"/>
         <w:ind w:left="300" w:right="2400"/>
@@ -7642,10 +12529,9 @@
         <w:keepNext/>
         <w:keepLines/>
         <w:pBdr>
-          <w:left w:val="single" w:color="999999" w:sz="6" w:space="4"/>
-          <w:bottom w:val="single" w:color="CCCCCC" w:sz="4" w:space="2"/>
+          <w:left w:val="single" w:color="000000" w:sz="12" w:space="4"/>
+          <w:bottom w:val="single" w:color="000000" w:sz="6" w:space="2"/>
         </w:pBdr>
-        <w:shd w:fill="F2F2F2" w:color="auto" w:val="clear"/>
         <w:bidi w:val="false"/>
         <w:spacing w:after="0" w:before="0"/>
         <w:ind w:left="300" w:right="2400"/>
